--- a/memoire_M2_saoud.docx
+++ b/memoire_M2_saoud.docx
@@ -1022,13 +1022,13 @@
         <w:t xml:space="preserve"> </w:t>
       </w:r>
       <w:r>
-        <w:t xml:space="preserve">d’assistance opérationnelle vers des missions d’ingénierie plus techniques, au cœur de</w:t>
-      </w:r>
-      <w:r>
-        <w:t xml:space="preserve"> </w:t>
-      </w:r>
-      <w:r>
-        <w:t xml:space="preserve">l’interopérabilité des systèmes.</w:t>
+        <w:t xml:space="preserve">d’assistance opérationnelle vers des missions d’ingénierie plus techniques. Le cœur du</w:t>
+      </w:r>
+      <w:r>
+        <w:t xml:space="preserve"> </w:t>
+      </w:r>
+      <w:r>
+        <w:t xml:space="preserve">travail s’est déplacé vers l’interopérabilité des systèmes.</w:t>
       </w:r>
     </w:p>
     <w:p>
@@ -1060,25 +1060,31 @@
         <w:t xml:space="preserve"> </w:t>
       </w:r>
       <w:r>
-        <w:t xml:space="preserve">reconstituées. En effet, avant de pouvoir modéliser ou prédire, il est impératif de</w:t>
-      </w:r>
-      <w:r>
-        <w:t xml:space="preserve"> </w:t>
-      </w:r>
-      <w:r>
-        <w:t xml:space="preserve">construire une architecture de données robuste et cohérente. J’ai ainsi été confrontée à des</w:t>
-      </w:r>
-      <w:r>
-        <w:t xml:space="preserve"> </w:t>
-      </w:r>
-      <w:r>
-        <w:t xml:space="preserve">défis techniques majeurs, impliquant l’automatisation de flux complexes, la gestion de règles</w:t>
-      </w:r>
-      <w:r>
-        <w:t xml:space="preserve"> </w:t>
-      </w:r>
-      <w:r>
-        <w:t xml:space="preserve">de gestion dynamiques et l’industrialisation des processus de reprise.</w:t>
+        <w:t xml:space="preserve">reconstituées. L’ordre compte. Avant de pouvoir modéliser ou prédire, il est impératif de</w:t>
+      </w:r>
+      <w:r>
+        <w:t xml:space="preserve"> </w:t>
+      </w:r>
+      <w:r>
+        <w:t xml:space="preserve">construire une</w:t>
+      </w:r>
+      <w:r>
+        <w:t xml:space="preserve"> </w:t>
+      </w:r>
+      <w:r>
+        <w:t xml:space="preserve">architecture de données robuste et cohérente. J’ai ainsi été confrontée à des défis</w:t>
+      </w:r>
+      <w:r>
+        <w:t xml:space="preserve"> </w:t>
+      </w:r>
+      <w:r>
+        <w:t xml:space="preserve">techniques majeurs, impliquant l’automatisation de flux complexes, la gestion de règles de</w:t>
+      </w:r>
+      <w:r>
+        <w:t xml:space="preserve"> </w:t>
+      </w:r>
+      <w:r>
+        <w:t xml:space="preserve">gestion dynamiques et l’industrialisation des processus de reprise.</w:t>
       </w:r>
     </w:p>
     <w:p>
@@ -1119,13 +1125,19 @@
         <w:t xml:space="preserve">donnée commande ce que la modélisation peut en tirer</w:t>
       </w:r>
       <w:r>
-        <w:t xml:space="preserve">. Ce n’est pas une position théorique,</w:t>
-      </w:r>
-      <w:r>
-        <w:t xml:space="preserve"> </w:t>
-      </w:r>
-      <w:r>
-        <w:t xml:space="preserve">c’est un constat que l’année a produit deux fois. La première, en creux, lorsque la charge de</w:t>
+        <w:t xml:space="preserve">. Ce n’est pas une position théorique.</w:t>
+      </w:r>
+      <w:r>
+        <w:t xml:space="preserve"> </w:t>
+      </w:r>
+      <w:r>
+        <w:t xml:space="preserve">C’est un constat que l’année a produit deux fois. La première, en creux, lorsque la charge</w:t>
+      </w:r>
+      <w:r>
+        <w:t xml:space="preserve"> </w:t>
+      </w:r>
+      <w:r>
+        <w:t xml:space="preserve">de</w:t>
       </w:r>
       <w:r>
         <w:t xml:space="preserve"> </w:t>
@@ -9164,7 +9176,13 @@
         <w:t xml:space="preserve"> </w:t>
       </w:r>
       <w:r>
-        <w:t xml:space="preserve">en parallèle mes activités de gestionnaire d’information, assurant la continuité des missions</w:t>
+        <w:t xml:space="preserve">en parallèle mes activités de gestionnaire d’information, assurant la continuité des</w:t>
+      </w:r>
+      <w:r>
+        <w:t xml:space="preserve"> </w:t>
+      </w:r>
+      <w:r>
+        <w:t xml:space="preserve">missions</w:t>
       </w:r>
       <w:r>
         <w:t xml:space="preserve"> </w:t>
@@ -9196,7 +9214,13 @@
         <w:t xml:space="preserve"> </w:t>
       </w:r>
       <w:r>
-        <w:t xml:space="preserve">d’exhaustivité. C’est en les menant que j’ai rencontré, sous une forme miniature, le problème</w:t>
+        <w:t xml:space="preserve">d’exhaustivité. C’est en les menant que j’ai rencontré, sous une forme miniature, le</w:t>
+      </w:r>
+      <w:r>
+        <w:t xml:space="preserve"> </w:t>
+      </w:r>
+      <w:r>
+        <w:t xml:space="preserve">problème</w:t>
       </w:r>
       <w:r>
         <w:t xml:space="preserve"> </w:t>
@@ -9246,7 +9270,13 @@
         <w:t xml:space="preserve"> </w:t>
       </w:r>
       <w:r>
-        <w:t xml:space="preserve">consiste à traduire des besoins métiers parfois abstraits en indicateurs visuels exploitables</w:t>
+        <w:t xml:space="preserve">consiste à traduire des besoins métiers parfois abstraits en indicateurs visuels</w:t>
+      </w:r>
+      <w:r>
+        <w:t xml:space="preserve"> </w:t>
+      </w:r>
+      <w:r>
+        <w:t xml:space="preserve">exploitables</w:t>
       </w:r>
       <w:r>
         <w:t xml:space="preserve"> </w:t>
@@ -9352,7 +9382,13 @@
         <w:t xml:space="preserve"> </w:t>
       </w:r>
       <w:r>
-        <w:t xml:space="preserve">de suite. Cette logique, simple à énoncer pour un humain, devient un véritable défi lorsqu’il</w:t>
+        <w:t xml:space="preserve">de suite. Cette logique, simple à énoncer pour un humain, devient un véritable défi</w:t>
+      </w:r>
+      <w:r>
+        <w:t xml:space="preserve"> </w:t>
+      </w:r>
+      <w:r>
+        <w:t xml:space="preserve">lorsqu’il</w:t>
       </w:r>
       <w:r>
         <w:t xml:space="preserve"> </w:t>
@@ -9402,7 +9438,13 @@
         <w:pStyle w:val="FirstParagraph"/>
       </w:pPr>
       <w:r>
-        <w:t xml:space="preserve">Mon travail a consisté à trouver la manière la plus optimale d’implémenter cette logique avec</w:t>
+        <w:t xml:space="preserve">Mon travail a consisté à trouver la manière la plus optimale d’implémenter cette logique</w:t>
+      </w:r>
+      <w:r>
+        <w:t xml:space="preserve"> </w:t>
+      </w:r>
+      <w:r>
+        <w:t xml:space="preserve">avec</w:t>
       </w:r>
       <w:r>
         <w:t xml:space="preserve"> </w:t>
@@ -9530,7 +9572,13 @@
         <w:t xml:space="preserve"> </w:t>
       </w:r>
       <w:r>
-        <w:t xml:space="preserve">les lots, puis classer leurs commandes par ordre chronologique. Il attribue ensuite un rang à</w:t>
+        <w:t xml:space="preserve">les lots, puis classer leurs commandes par ordre chronologique. Il attribue ensuite un</w:t>
+      </w:r>
+      <w:r>
+        <w:t xml:space="preserve"> </w:t>
+      </w:r>
+      <w:r>
+        <w:t xml:space="preserve">rang à</w:t>
       </w:r>
       <w:r>
         <w:t xml:space="preserve"> </w:t>
@@ -9733,7 +9781,13 @@
         <w:t xml:space="preserve"> </w:t>
       </w:r>
       <w:r>
-        <w:t xml:space="preserve">l’expérience utilisateur en réduisant le nombre de mots de passe à mémoriser, et renforcer la</w:t>
+        <w:t xml:space="preserve">l’expérience utilisateur en réduisant le nombre de mots de passe à mémoriser, et renforcer</w:t>
+      </w:r>
+      <w:r>
+        <w:t xml:space="preserve"> </w:t>
+      </w:r>
+      <w:r>
+        <w:t xml:space="preserve">la</w:t>
       </w:r>
       <w:r>
         <w:t xml:space="preserve"> </w:t>
@@ -9765,7 +9819,13 @@
         <w:t xml:space="preserve"> </w:t>
       </w:r>
       <w:r>
-        <w:t xml:space="preserve">interventions avec les plannings des collaborateurs pour minimiser l’impact sur leur travail.</w:t>
+        <w:t xml:space="preserve">interventions avec les plannings des collaborateurs pour minimiser l’impact sur leur</w:t>
+      </w:r>
+      <w:r>
+        <w:t xml:space="preserve"> </w:t>
+      </w:r>
+      <w:r>
+        <w:t xml:space="preserve">travail.</w:t>
       </w:r>
       <w:r>
         <w:t xml:space="preserve"> </w:t>
@@ -9783,7 +9843,25 @@
         <w:t xml:space="preserve"> </w:t>
       </w:r>
       <w:r>
-        <w:t xml:space="preserve">première connexion pour m’assurer de la bonne prise en main de l’outil.</w:t>
+        <w:t xml:space="preserve">première connexion pour m’assurer de la bonne prise en main de l’outil. Nous avons</w:t>
+      </w:r>
+      <w:r>
+        <w:t xml:space="preserve"> </w:t>
+      </w:r>
+      <w:r>
+        <w:t xml:space="preserve">volontairement</w:t>
+      </w:r>
+      <w:r>
+        <w:t xml:space="preserve"> </w:t>
+      </w:r>
+      <w:r>
+        <w:t xml:space="preserve">commencé par ces deux périmètres avant d’envisager une généralisation, afin de mesurer les</w:t>
+      </w:r>
+      <w:r>
+        <w:t xml:space="preserve"> </w:t>
+      </w:r>
+      <w:r>
+        <w:t xml:space="preserve">difficultés réelles sur un échantillon restreint.</w:t>
       </w:r>
     </w:p>
     <w:bookmarkEnd w:id="100"/>
@@ -9889,7 +9967,13 @@
         <w:t xml:space="preserve"> </w:t>
       </w:r>
       <w:r>
-        <w:t xml:space="preserve">d’authentification, s’est retrouvé mot pour mot au moment de livrer l’application d’aide à la</w:t>
+        <w:t xml:space="preserve">d’authentification, s’est retrouvé mot pour mot au moment de livrer l’application d’aide à</w:t>
+      </w:r>
+      <w:r>
+        <w:t xml:space="preserve"> </w:t>
+      </w:r>
+      <w:r>
+        <w:t xml:space="preserve">la</w:t>
       </w:r>
       <w:r>
         <w:t xml:space="preserve"> </w:t>
@@ -9970,7 +10054,13 @@
         <w:t xml:space="preserve"> </w:t>
       </w:r>
       <w:r>
-        <w:t xml:space="preserve">que la seule fréquentation des bases de données</w:t>
+        <w:t xml:space="preserve">que la seule fréquentation des bases de</w:t>
+      </w:r>
+      <w:r>
+        <w:t xml:space="preserve"> </w:t>
+      </w:r>
+      <w:r>
+        <w:t xml:space="preserve">données</w:t>
       </w:r>
       <w:r>
         <w:t xml:space="preserve"> </w:t>
@@ -10042,7 +10132,13 @@
         <w:t xml:space="preserve"> </w:t>
       </w:r>
       <w:r>
-        <w:t xml:space="preserve">du système d’information dans son ensemble,</w:t>
+        <w:t xml:space="preserve">du système d’information dans son</w:t>
+      </w:r>
+      <w:r>
+        <w:t xml:space="preserve"> </w:t>
+      </w:r>
+      <w:r>
+        <w:t xml:space="preserve">ensemble,</w:t>
       </w:r>
       <w:r>
         <w:t xml:space="preserve"> </w:t>
@@ -10155,7 +10251,13 @@
         <w:t xml:space="preserve"> </w:t>
       </w:r>
       <w:r>
-        <w:t xml:space="preserve">faire. Il expose le projet de Data Science mené au second semestre, le Copilote Financier, et</w:t>
+        <w:t xml:space="preserve">faire. Il expose le projet de Data Science mené au second semestre, le Copilote Financier,</w:t>
+      </w:r>
+      <w:r>
+        <w:t xml:space="preserve"> </w:t>
+      </w:r>
+      <w:r>
+        <w:t xml:space="preserve">et</w:t>
       </w:r>
       <w:r>
         <w:t xml:space="preserve"> </w:t>
@@ -18213,7 +18315,7 @@
         <w:t xml:space="preserve"> </w:t>
       </w:r>
       <w:r>
-        <w:t xml:space="preserve">Grimmo vers l’ERP SPO m’a confrontée à la réalité rugueuse du terrain : il ne s’agissait pas</w:t>
+        <w:t xml:space="preserve">Grimmo vers l’ERP SPO m’a confrontée à la réalité rugueuse du terrain. Il ne s’agissait pas</w:t>
       </w:r>
       <w:r>
         <w:t xml:space="preserve"> </w:t>
@@ -18225,7 +18327,13 @@
         <w:t xml:space="preserve"> </w:t>
       </w:r>
       <w:r>
-        <w:t xml:space="preserve">n’étaient pas documentées, de résoudre des problèmes d’intégrité référentielle complexes avec</w:t>
+        <w:t xml:space="preserve">n’étaient pas documentées, de résoudre des problèmes d’intégrité référentielle complexes</w:t>
+      </w:r>
+      <w:r>
+        <w:t xml:space="preserve"> </w:t>
+      </w:r>
+      <w:r>
+        <w:t xml:space="preserve">avec</w:t>
       </w:r>
       <w:r>
         <w:t xml:space="preserve"> </w:t>
@@ -18255,7 +18363,13 @@
         <w:t xml:space="preserve"> </w:t>
       </w:r>
       <w:r>
-        <w:t xml:space="preserve">œuvre d’une règle de gestion juridique complexe malgré les contraintes de nos outils, tout en</w:t>
+        <w:t xml:space="preserve">œuvre d’une règle de gestion juridique complexe malgré les contraintes de nos outils, tout</w:t>
+      </w:r>
+      <w:r>
+        <w:t xml:space="preserve"> </w:t>
+      </w:r>
+      <w:r>
+        <w:t xml:space="preserve">en</w:t>
       </w:r>
       <w:r>
         <w:t xml:space="preserve"> </w:t>
@@ -18269,7 +18383,13 @@
         <w:pStyle w:val="BodyText"/>
       </w:pPr>
       <w:r>
-        <w:t xml:space="preserve">Le second semestre a prolongé ce travail, puis l’a valorisé. La reprise des tiers a achevé de</w:t>
+        <w:t xml:space="preserve">Le second semestre a prolongé ce travail, puis l’a valorisé. La reprise des tiers a achevé</w:t>
+      </w:r>
+      <w:r>
+        <w:t xml:space="preserve"> </w:t>
+      </w:r>
+      <w:r>
+        <w:t xml:space="preserve">de</w:t>
       </w:r>
       <w:r>
         <w:t xml:space="preserve"> </w:t>
@@ -18307,13 +18427,19 @@
         <w:pStyle w:val="BodyText"/>
       </w:pPr>
       <w:r>
-        <w:t xml:space="preserve">Ce parcours en deux temps aura démontré la thèse annoncée en introduction, et il l’aura fait</w:t>
-      </w:r>
-      <w:r>
-        <w:t xml:space="preserve"> </w:t>
-      </w:r>
-      <w:r>
-        <w:t xml:space="preserve">deux fois plutôt qu’une. Une première fois en creux, lorsque la charge de la migration a</w:t>
+        <w:t xml:space="preserve">Ce parcours en deux temps aura démontré la thèse annoncée en introduction. Il l’aura même</w:t>
+      </w:r>
+      <w:r>
+        <w:t xml:space="preserve"> </w:t>
+      </w:r>
+      <w:r>
+        <w:t xml:space="preserve">fait deux fois plutôt qu’une. Une première fois en creux, lorsque la charge de la</w:t>
+      </w:r>
+      <w:r>
+        <w:t xml:space="preserve"> </w:t>
+      </w:r>
+      <w:r>
+        <w:t xml:space="preserve">migration a</w:t>
       </w:r>
       <w:r>
         <w:t xml:space="preserve"> </w:t>
@@ -18349,7 +18475,13 @@
         <w:t xml:space="preserve"> </w:t>
       </w:r>
       <w:r>
-        <w:t xml:space="preserve">qu’une photographie à date. La structure de la donnée commande ce que la modélisation peut en</w:t>
+        <w:t xml:space="preserve">qu’une photographie à date. La structure de la donnée commande ce que la modélisation peut</w:t>
+      </w:r>
+      <w:r>
+        <w:t xml:space="preserve"> </w:t>
+      </w:r>
+      <w:r>
+        <w:t xml:space="preserve">en</w:t>
       </w:r>
       <w:r>
         <w:t xml:space="preserve"> </w:t>
@@ -18381,19 +18513,25 @@
         <w:t xml:space="preserve"> </w:t>
       </w:r>
       <w:r>
-        <w:t xml:space="preserve">été historisés sur une durée suffisante. Ce que cette année aura établi ne dépend pourtant</w:t>
-      </w:r>
-      <w:r>
-        <w:t xml:space="preserve"> </w:t>
-      </w:r>
-      <w:r>
-        <w:t xml:space="preserve">pas de ces échéances. Un projet de données ne se joue pas au moment du choix de l’algorithme</w:t>
-      </w:r>
-      <w:r>
-        <w:t xml:space="preserve"> </w:t>
-      </w:r>
-      <w:r>
-        <w:t xml:space="preserve">mais bien avant, lorsqu’on décide ce qu’est un client, ce qu’est une marge, ou ce que contient</w:t>
+        <w:t xml:space="preserve">été historisés sur une durée suffisante. Ce que cette année aura établi n’en dépend pas.</w:t>
+      </w:r>
+      <w:r>
+        <w:t xml:space="preserve"> </w:t>
+      </w:r>
+      <w:r>
+        <w:t xml:space="preserve">Un projet de données ne se joue pas au moment du choix de l’algorithme</w:t>
+      </w:r>
+      <w:r>
+        <w:t xml:space="preserve"> </w:t>
+      </w:r>
+      <w:r>
+        <w:t xml:space="preserve">mais bien avant, lorsqu’on décide ce qu’est un client, ce qu’est une marge, ou ce que</w:t>
+      </w:r>
+      <w:r>
+        <w:t xml:space="preserve"> </w:t>
+      </w:r>
+      <w:r>
+        <w:t xml:space="preserve">contient</w:t>
       </w:r>
       <w:r>
         <w:t xml:space="preserve"> </w:t>

--- a/memoire_M2_saoud.docx
+++ b/memoire_M2_saoud.docx
@@ -978,13 +978,13 @@
         <w:t xml:space="preserve"> </w:t>
       </w:r>
       <w:r>
-        <w:t xml:space="preserve">Angelotti, acteur de l’aménagement et de la promotion immobilière en Occitanie et en région</w:t>
-      </w:r>
-      <w:r>
-        <w:t xml:space="preserve"> </w:t>
-      </w:r>
-      <w:r>
-        <w:t xml:space="preserve">PACA, qui poursuit sa stratégie de modernisation de son système d’information.</w:t>
+        <w:t xml:space="preserve">Angelotti, acteur de l’aménagement et de la promotion immobilière en Occitanie et en</w:t>
+      </w:r>
+      <w:r>
+        <w:t xml:space="preserve"> </w:t>
+      </w:r>
+      <w:r>
+        <w:t xml:space="preserve">région PACA, qui poursuit sa stratégie de modernisation de son système d’information.</w:t>
       </w:r>
     </w:p>
     <w:p>
@@ -1004,31 +1004,31 @@
         <w:t xml:space="preserve"> </w:t>
       </w:r>
       <w:r>
-        <w:t xml:space="preserve">SPA marque une nouvelle étape. La transition numérique du groupe s’est accélérée cette année</w:t>
-      </w:r>
-      <w:r>
-        <w:t xml:space="preserve"> </w:t>
-      </w:r>
-      <w:r>
-        <w:t xml:space="preserve">avec la refonte complète de son ERP métier, passant de l’outil historique Grimmo à la</w:t>
-      </w:r>
-      <w:r>
-        <w:t xml:space="preserve"> </w:t>
-      </w:r>
-      <w:r>
-        <w:t xml:space="preserve">solution SPO éditée par Salvia. Ce changement d’échelle m’a conduite à évoluer d’un rôle</w:t>
-      </w:r>
-      <w:r>
-        <w:t xml:space="preserve"> </w:t>
-      </w:r>
-      <w:r>
-        <w:t xml:space="preserve">d’assistance opérationnelle vers des missions d’ingénierie plus techniques. Le cœur du</w:t>
-      </w:r>
-      <w:r>
-        <w:t xml:space="preserve"> </w:t>
-      </w:r>
-      <w:r>
-        <w:t xml:space="preserve">travail s’est déplacé vers l’interopérabilité des systèmes.</w:t>
+        <w:t xml:space="preserve">SPA marque une nouvelle étape. La transition numérique du groupe s’est accélérée cette</w:t>
+      </w:r>
+      <w:r>
+        <w:t xml:space="preserve"> </w:t>
+      </w:r>
+      <w:r>
+        <w:t xml:space="preserve">année avec la refonte complète de son ERP métier, passant de l’outil historique Grimmo à</w:t>
+      </w:r>
+      <w:r>
+        <w:t xml:space="preserve"> </w:t>
+      </w:r>
+      <w:r>
+        <w:t xml:space="preserve">la solution SPO éditée par Salvia. Ce changement d’échelle m’a conduite à évoluer d’un</w:t>
+      </w:r>
+      <w:r>
+        <w:t xml:space="preserve"> </w:t>
+      </w:r>
+      <w:r>
+        <w:t xml:space="preserve">rôle d’assistance opérationnelle vers des missions d’ingénierie plus techniques. Le cœur</w:t>
+      </w:r>
+      <w:r>
+        <w:t xml:space="preserve"> </w:t>
+      </w:r>
+      <w:r>
+        <w:t xml:space="preserve">du travail s’est déplacé vers l’interopérabilité des systèmes.</w:t>
       </w:r>
     </w:p>
     <w:p>
@@ -1066,25 +1066,19 @@
         <w:t xml:space="preserve"> </w:t>
       </w:r>
       <w:r>
-        <w:t xml:space="preserve">construire une</w:t>
-      </w:r>
-      <w:r>
-        <w:t xml:space="preserve"> </w:t>
-      </w:r>
-      <w:r>
-        <w:t xml:space="preserve">architecture de données robuste et cohérente. J’ai ainsi été confrontée à des défis</w:t>
-      </w:r>
-      <w:r>
-        <w:t xml:space="preserve"> </w:t>
-      </w:r>
-      <w:r>
-        <w:t xml:space="preserve">techniques majeurs, impliquant l’automatisation de flux complexes, la gestion de règles de</w:t>
-      </w:r>
-      <w:r>
-        <w:t xml:space="preserve"> </w:t>
-      </w:r>
-      <w:r>
-        <w:t xml:space="preserve">gestion dynamiques et l’industrialisation des processus de reprise.</w:t>
+        <w:t xml:space="preserve">construire une architecture de données robuste et cohérente. J’ai ainsi été confrontée à</w:t>
+      </w:r>
+      <w:r>
+        <w:t xml:space="preserve"> </w:t>
+      </w:r>
+      <w:r>
+        <w:t xml:space="preserve">des défis techniques majeurs, impliquant l’automatisation de flux complexes, la gestion de</w:t>
+      </w:r>
+      <w:r>
+        <w:t xml:space="preserve"> </w:t>
+      </w:r>
+      <w:r>
+        <w:t xml:space="preserve">règles de gestion dynamiques et l’industrialisation des processus de reprise.</w:t>
       </w:r>
     </w:p>
     <w:p>
@@ -1125,43 +1119,37 @@
         <w:t xml:space="preserve">donnée commande ce que la modélisation peut en tirer</w:t>
       </w:r>
       <w:r>
-        <w:t xml:space="preserve">. Ce n’est pas une position théorique.</w:t>
-      </w:r>
-      <w:r>
-        <w:t xml:space="preserve"> </w:t>
-      </w:r>
-      <w:r>
-        <w:t xml:space="preserve">C’est un constat que l’année a produit deux fois. La première, en creux, lorsque la charge</w:t>
-      </w:r>
-      <w:r>
-        <w:t xml:space="preserve"> </w:t>
-      </w:r>
-      <w:r>
-        <w:t xml:space="preserve">de</w:t>
-      </w:r>
-      <w:r>
-        <w:t xml:space="preserve"> </w:t>
-      </w:r>
-      <w:r>
-        <w:t xml:space="preserve">la migration a repoussé le projet de Machine Learning au second semestre. La seconde, en</w:t>
-      </w:r>
-      <w:r>
-        <w:t xml:space="preserve"> </w:t>
-      </w:r>
-      <w:r>
-        <w:t xml:space="preserve">plein, lorsque le projet de Data Science a donné des résultats solides là où les données</w:t>
-      </w:r>
-      <w:r>
-        <w:t xml:space="preserve"> </w:t>
-      </w:r>
-      <w:r>
-        <w:t xml:space="preserve">avaient une profondeur temporelle, et des résultats modestes là où elles n’étaient qu’une</w:t>
-      </w:r>
-      <w:r>
-        <w:t xml:space="preserve"> </w:t>
-      </w:r>
-      <w:r>
-        <w:t xml:space="preserve">photographie à date.</w:t>
+        <w:t xml:space="preserve">. Ce n’est pas une position</w:t>
+      </w:r>
+      <w:r>
+        <w:t xml:space="preserve"> </w:t>
+      </w:r>
+      <w:r>
+        <w:t xml:space="preserve">théorique. C’est un constat que l’année a produit deux fois. La première, en creux,</w:t>
+      </w:r>
+      <w:r>
+        <w:t xml:space="preserve"> </w:t>
+      </w:r>
+      <w:r>
+        <w:t xml:space="preserve">lorsque la charge de la migration a repoussé le projet de Machine Learning au second</w:t>
+      </w:r>
+      <w:r>
+        <w:t xml:space="preserve"> </w:t>
+      </w:r>
+      <w:r>
+        <w:t xml:space="preserve">semestre. La seconde, en plein, lorsque le projet de Data Science a donné des résultats</w:t>
+      </w:r>
+      <w:r>
+        <w:t xml:space="preserve"> </w:t>
+      </w:r>
+      <w:r>
+        <w:t xml:space="preserve">solides là où les données avaient une profondeur temporelle, et des résultats modestes là</w:t>
+      </w:r>
+      <w:r>
+        <w:t xml:space="preserve"> </w:t>
+      </w:r>
+      <w:r>
+        <w:t xml:space="preserve">où elles n’étaient qu’une photographie à date.</w:t>
       </w:r>
     </w:p>
     <w:p>
@@ -9170,37 +9158,31 @@
         <w:pStyle w:val="FirstParagraph"/>
       </w:pPr>
       <w:r>
-        <w:t xml:space="preserve">Si les deux chantiers de reprise ont constitué la majeure partie de mon année, j’ai maintenu</w:t>
-      </w:r>
-      <w:r>
-        <w:t xml:space="preserve"> </w:t>
-      </w:r>
-      <w:r>
-        <w:t xml:space="preserve">en parallèle mes activités de gestionnaire d’information, assurant la continuité des</w:t>
-      </w:r>
-      <w:r>
-        <w:t xml:space="preserve"> </w:t>
-      </w:r>
-      <w:r>
-        <w:t xml:space="preserve">missions</w:t>
-      </w:r>
-      <w:r>
-        <w:t xml:space="preserve"> </w:t>
-      </w:r>
-      <w:r>
-        <w:t xml:space="preserve">de reporting initiées en Master 1, tout en prenant part à des projets d’infrastructure</w:t>
-      </w:r>
-      <w:r>
-        <w:t xml:space="preserve"> </w:t>
-      </w:r>
-      <w:r>
-        <w:t xml:space="preserve">système. Ce chapitre détaille ces activités filées, qui sont essentielles au bon</w:t>
-      </w:r>
-      <w:r>
-        <w:t xml:space="preserve"> </w:t>
-      </w:r>
-      <w:r>
-        <w:t xml:space="preserve">fonctionnement quotidien des services et qui ont couru sur les deux semestres.</w:t>
+        <w:t xml:space="preserve">Si les deux chantiers de reprise ont constitué la majeure partie de mon année, j’ai</w:t>
+      </w:r>
+      <w:r>
+        <w:t xml:space="preserve"> </w:t>
+      </w:r>
+      <w:r>
+        <w:t xml:space="preserve">maintenu en parallèle mes activités de gestionnaire d’information, assurant la continuité</w:t>
+      </w:r>
+      <w:r>
+        <w:t xml:space="preserve"> </w:t>
+      </w:r>
+      <w:r>
+        <w:t xml:space="preserve">des missions de reporting initiées en Master 1, tout en prenant part à des projets</w:t>
+      </w:r>
+      <w:r>
+        <w:t xml:space="preserve"> </w:t>
+      </w:r>
+      <w:r>
+        <w:t xml:space="preserve">d’infrastructure système. Ce chapitre détaille ces activités filées, qui sont essentielles</w:t>
+      </w:r>
+      <w:r>
+        <w:t xml:space="preserve"> </w:t>
+      </w:r>
+      <w:r>
+        <w:t xml:space="preserve">au bon fonctionnement quotidien des services et qui ont couru sur les deux semestres.</w:t>
       </w:r>
     </w:p>
     <w:p>
@@ -9220,19 +9202,19 @@
         <w:t xml:space="preserve"> </w:t>
       </w:r>
       <w:r>
-        <w:t xml:space="preserve">problème</w:t>
-      </w:r>
-      <w:r>
-        <w:t xml:space="preserve"> </w:t>
-      </w:r>
-      <w:r>
-        <w:t xml:space="preserve">qui commande tout le projet de Data Science exposé au chapitre 5 : lorsqu’une règle de</w:t>
-      </w:r>
-      <w:r>
-        <w:t xml:space="preserve"> </w:t>
-      </w:r>
-      <w:r>
-        <w:t xml:space="preserve">gestion n’a nulle part où être écrite, elle finit par être recalculée partout, différemment.</w:t>
+        <w:t xml:space="preserve">problème qui commande tout le projet de Data Science exposé au chapitre 5 : lorsqu’une</w:t>
+      </w:r>
+      <w:r>
+        <w:t xml:space="preserve"> </w:t>
+      </w:r>
+      <w:r>
+        <w:t xml:space="preserve">règle de gestion n’a nulle part où être écrite, elle finit par être recalculée partout,</w:t>
+      </w:r>
+      <w:r>
+        <w:t xml:space="preserve"> </w:t>
+      </w:r>
+      <w:r>
+        <w:t xml:space="preserve">différemment.</w:t>
       </w:r>
     </w:p>
     <w:bookmarkStart w:id="99" w:name="le-maintien-opérationnel-du-reporting"/>
@@ -9264,39 +9246,33 @@
         <w:t xml:space="preserve"> </w:t>
       </w:r>
       <w:r>
-        <w:t xml:space="preserve">réalisation des demandes de reporting pour les différents services du groupe. Cette mission</w:t>
-      </w:r>
-      <w:r>
-        <w:t xml:space="preserve"> </w:t>
-      </w:r>
-      <w:r>
-        <w:t xml:space="preserve">consiste à traduire des besoins métiers parfois abstraits en indicateurs visuels</w:t>
-      </w:r>
-      <w:r>
-        <w:t xml:space="preserve"> </w:t>
-      </w:r>
-      <w:r>
-        <w:t xml:space="preserve">exploitables</w:t>
-      </w:r>
-      <w:r>
-        <w:t xml:space="preserve"> </w:t>
-      </w:r>
-      <w:r>
-        <w:t xml:space="preserve">et fiables.</w:t>
-      </w:r>
-    </w:p>
-    <w:p>
-      <w:pPr>
-        <w:pStyle w:val="BodyText"/>
-      </w:pPr>
-      <w:r>
-        <w:t xml:space="preserve">Le travail commence rarement par une spécification. Il commence par une phrase du type « on</w:t>
-      </w:r>
-      <w:r>
-        <w:t xml:space="preserve"> </w:t>
-      </w:r>
-      <w:r>
-        <w:t xml:space="preserve">n’arrive pas à savoir combien on a facturé sur cette opération », ou par un tableau que</w:t>
+        <w:t xml:space="preserve">réalisation des demandes de reporting pour les différents services du groupe. Cette</w:t>
+      </w:r>
+      <w:r>
+        <w:t xml:space="preserve"> </w:t>
+      </w:r>
+      <w:r>
+        <w:t xml:space="preserve">mission consiste à traduire des besoins métiers parfois abstraits en indicateurs visuels</w:t>
+      </w:r>
+      <w:r>
+        <w:t xml:space="preserve"> </w:t>
+      </w:r>
+      <w:r>
+        <w:t xml:space="preserve">exploitables et fiables.</w:t>
+      </w:r>
+    </w:p>
+    <w:p>
+      <w:pPr>
+        <w:pStyle w:val="BodyText"/>
+      </w:pPr>
+      <w:r>
+        <w:t xml:space="preserve">Le travail commence rarement par une spécification. Il commence par une phrase du type «</w:t>
+      </w:r>
+      <w:r>
+        <w:t xml:space="preserve"> </w:t>
+      </w:r>
+      <w:r>
+        <w:t xml:space="preserve">on n’arrive pas à savoir combien on a facturé sur cette opération », ou par un tableau que</w:t>
       </w:r>
       <w:r>
         <w:t xml:space="preserve"> </w:t>
@@ -9314,13 +9290,13 @@
         <w:t xml:space="preserve"> </w:t>
       </w:r>
       <w:r>
-        <w:t xml:space="preserve">exactement, sur quelle période, et que fait-on des cas limites ? Cette reformulation est la</w:t>
-      </w:r>
-      <w:r>
-        <w:t xml:space="preserve"> </w:t>
-      </w:r>
-      <w:r>
-        <w:t xml:space="preserve">partie du reporting que je sous-estimais en arrivant, et c’est celle qui décide de</w:t>
+        <w:t xml:space="preserve">exactement, sur quelle période, et que fait-on des cas limites ? Cette reformulation est</w:t>
+      </w:r>
+      <w:r>
+        <w:t xml:space="preserve"> </w:t>
+      </w:r>
+      <w:r>
+        <w:t xml:space="preserve">la partie du reporting que je sous-estimais en arrivant, et c’est celle qui décide de</w:t>
       </w:r>
       <w:r>
         <w:t xml:space="preserve"> </w:t>
@@ -9344,19 +9320,19 @@
         <w:pStyle w:val="FirstParagraph"/>
       </w:pPr>
       <w:r>
-        <w:t xml:space="preserve">Un exemple significatif de ce travail est la demande du service juridique. Le besoin portait</w:t>
-      </w:r>
-      <w:r>
-        <w:t xml:space="preserve"> </w:t>
-      </w:r>
-      <w:r>
-        <w:t xml:space="preserve">sur la visualisation et le suivi des commandes clients, afin de déterminer avec précision ce</w:t>
-      </w:r>
-      <w:r>
-        <w:t xml:space="preserve"> </w:t>
-      </w:r>
-      <w:r>
-        <w:t xml:space="preserve">qui doit être facturé ou non.</w:t>
+        <w:t xml:space="preserve">Un exemple significatif de ce travail est la demande du service juridique. Le besoin</w:t>
+      </w:r>
+      <w:r>
+        <w:t xml:space="preserve"> </w:t>
+      </w:r>
+      <w:r>
+        <w:t xml:space="preserve">portait sur la visualisation et le suivi des commandes clients, afin de déterminer avec</w:t>
+      </w:r>
+      <w:r>
+        <w:t xml:space="preserve"> </w:t>
+      </w:r>
+      <w:r>
+        <w:t xml:space="preserve">précision ce qui doit être facturé ou non.</w:t>
       </w:r>
     </w:p>
     <w:p>
@@ -9376,45 +9352,45 @@
         <w:t xml:space="preserve"> </w:t>
       </w:r>
       <w:r>
-        <w:t xml:space="preserve">première commande est payante, la deuxième est gratuite, la troisième est payante, et ainsi</w:t>
-      </w:r>
-      <w:r>
-        <w:t xml:space="preserve"> </w:t>
-      </w:r>
-      <w:r>
-        <w:t xml:space="preserve">de suite. Cette logique, simple à énoncer pour un humain, devient un véritable défi</w:t>
-      </w:r>
-      <w:r>
-        <w:t xml:space="preserve"> </w:t>
-      </w:r>
-      <w:r>
-        <w:t xml:space="preserve">lorsqu’il</w:t>
-      </w:r>
-      <w:r>
-        <w:t xml:space="preserve"> </w:t>
-      </w:r>
-      <w:r>
-        <w:t xml:space="preserve">faut l’automatiser dans un outil décisionnel sans modifier l’architecture des données.</w:t>
-      </w:r>
-    </w:p>
-    <w:p>
-      <w:pPr>
-        <w:pStyle w:val="BodyText"/>
-      </w:pPr>
-      <w:r>
-        <w:t xml:space="preserve">La difficulté tient à ce que la règle ne porte pas sur une ligne, mais sur la position d’une</w:t>
-      </w:r>
-      <w:r>
-        <w:t xml:space="preserve"> </w:t>
-      </w:r>
-      <w:r>
-        <w:t xml:space="preserve">ligne dans une séquence. Aucune colonne de la base ne contient l’information « c’est la</w:t>
-      </w:r>
-      <w:r>
-        <w:t xml:space="preserve"> </w:t>
-      </w:r>
-      <w:r>
-        <w:t xml:space="preserve">deuxième commande de ce client sur ce lot » : cette information n’existe que si on la</w:t>
+        <w:t xml:space="preserve">première commande est payante, la deuxième est gratuite, la troisième est payante, et</w:t>
+      </w:r>
+      <w:r>
+        <w:t xml:space="preserve"> </w:t>
+      </w:r>
+      <w:r>
+        <w:t xml:space="preserve">ainsi de suite. Cette logique, simple à énoncer pour un humain, devient un véritable défi</w:t>
+      </w:r>
+      <w:r>
+        <w:t xml:space="preserve"> </w:t>
+      </w:r>
+      <w:r>
+        <w:t xml:space="preserve">lorsqu’il faut l’automatiser dans un outil décisionnel sans modifier l’architecture des</w:t>
+      </w:r>
+      <w:r>
+        <w:t xml:space="preserve"> </w:t>
+      </w:r>
+      <w:r>
+        <w:t xml:space="preserve">données.</w:t>
+      </w:r>
+    </w:p>
+    <w:p>
+      <w:pPr>
+        <w:pStyle w:val="BodyText"/>
+      </w:pPr>
+      <w:r>
+        <w:t xml:space="preserve">La difficulté tient à ce que la règle ne porte pas sur une ligne, mais sur la position</w:t>
+      </w:r>
+      <w:r>
+        <w:t xml:space="preserve"> </w:t>
+      </w:r>
+      <w:r>
+        <w:t xml:space="preserve">d’une ligne dans une séquence. Aucune colonne de la base ne contient l’information « c’est</w:t>
+      </w:r>
+      <w:r>
+        <w:t xml:space="preserve"> </w:t>
+      </w:r>
+      <w:r>
+        <w:t xml:space="preserve">la deuxième commande de ce client sur ce lot » : cette information n’existe que si on la</w:t>
       </w:r>
       <w:r>
         <w:t xml:space="preserve"> </w:t>
@@ -9444,19 +9420,13 @@
         <w:t xml:space="preserve"> </w:t>
       </w:r>
       <w:r>
-        <w:t xml:space="preserve">avec</w:t>
-      </w:r>
-      <w:r>
-        <w:t xml:space="preserve"> </w:t>
-      </w:r>
-      <w:r>
-        <w:t xml:space="preserve">nos logiciels existants. En effet, je faisais face à des contraintes techniques fortes qui</w:t>
-      </w:r>
-      <w:r>
-        <w:t xml:space="preserve"> </w:t>
-      </w:r>
-      <w:r>
-        <w:t xml:space="preserve">limitaient mes options :</w:t>
+        <w:t xml:space="preserve">avec nos logiciels existants. En effet, je faisais face à des contraintes techniques</w:t>
+      </w:r>
+      <w:r>
+        <w:t xml:space="preserve"> </w:t>
+      </w:r>
+      <w:r>
+        <w:t xml:space="preserve">fortes qui limitaient mes options :</w:t>
       </w:r>
     </w:p>
     <w:p>
@@ -9554,49 +9524,43 @@
         <w:t xml:space="preserve"> </w:t>
       </w:r>
       <w:r>
-        <w:t xml:space="preserve">le résultat. Il fallait donc concevoir une méthode de calcul dynamique. L’objectif</w:t>
-      </w:r>
-      <w:r>
-        <w:t xml:space="preserve"> </w:t>
-      </w:r>
-      <w:r>
-        <w:t xml:space="preserve">était de créer un algorithme au sein de MyReport qui, lors de la génération du tableau,</w:t>
-      </w:r>
-      <w:r>
-        <w:t xml:space="preserve"> </w:t>
-      </w:r>
-      <w:r>
-        <w:t xml:space="preserve">effectue un traitement en temps réel. Le système doit d’abord identifier les opérations et</w:t>
-      </w:r>
-      <w:r>
-        <w:t xml:space="preserve"> </w:t>
-      </w:r>
-      <w:r>
-        <w:t xml:space="preserve">les lots, puis classer leurs commandes par ordre chronologique. Il attribue ensuite un</w:t>
-      </w:r>
-      <w:r>
-        <w:t xml:space="preserve"> </w:t>
-      </w:r>
-      <w:r>
-        <w:t xml:space="preserve">rang à</w:t>
-      </w:r>
-      <w:r>
-        <w:t xml:space="preserve"> </w:t>
-      </w:r>
-      <w:r>
-        <w:t xml:space="preserve">chaque commande et applique une condition logique : si le rang est impair, le statut est</w:t>
-      </w:r>
-      <w:r>
-        <w:t xml:space="preserve"> </w:t>
-      </w:r>
-      <w:r>
-        <w:t xml:space="preserve">défini comme « Payant », et s’il est pair, il devient « Gratuit ». La Figure 4.1 représente</w:t>
-      </w:r>
-      <w:r>
-        <w:t xml:space="preserve"> </w:t>
-      </w:r>
-      <w:r>
-        <w:t xml:space="preserve">cette chaîne de calcul.</w:t>
+        <w:t xml:space="preserve">le résultat. Il fallait donc concevoir une méthode de calcul dynamique.</w:t>
+      </w:r>
+      <w:r>
+        <w:t xml:space="preserve"> </w:t>
+      </w:r>
+      <w:r>
+        <w:t xml:space="preserve">L’objectif était de créer un algorithme au sein de MyReport qui, lors de la génération du</w:t>
+      </w:r>
+      <w:r>
+        <w:t xml:space="preserve"> </w:t>
+      </w:r>
+      <w:r>
+        <w:t xml:space="preserve">tableau, effectue un traitement en temps réel. Le système doit d’abord identifier les</w:t>
+      </w:r>
+      <w:r>
+        <w:t xml:space="preserve"> </w:t>
+      </w:r>
+      <w:r>
+        <w:t xml:space="preserve">opérations et les lots, puis classer leurs commandes par ordre chronologique. Il attribue</w:t>
+      </w:r>
+      <w:r>
+        <w:t xml:space="preserve"> </w:t>
+      </w:r>
+      <w:r>
+        <w:t xml:space="preserve">ensuite un rang à chaque commande et applique une condition logique : si le rang est</w:t>
+      </w:r>
+      <w:r>
+        <w:t xml:space="preserve"> </w:t>
+      </w:r>
+      <w:r>
+        <w:t xml:space="preserve">impair, le statut est défini comme « Payant », et s’il est pair, il devient « Gratuit ».</w:t>
+      </w:r>
+      <w:r>
+        <w:t xml:space="preserve"> </w:t>
+      </w:r>
+      <w:r>
+        <w:t xml:space="preserve">La Figure 4.1 représente cette chaîne de calcul.</w:t>
       </w:r>
     </w:p>
     <w:p>
@@ -9665,31 +9629,31 @@
         <w:t xml:space="preserve"> </w:t>
       </w:r>
       <w:r>
-        <w:t xml:space="preserve">sources, garantissant ainsi l’intégrité du système tout en offrant la flexibilité demandée.</w:t>
-      </w:r>
-      <w:r>
-        <w:t xml:space="preserve"> </w:t>
-      </w:r>
-      <w:r>
-        <w:t xml:space="preserve">Elle a cependant un coût qu’il faut assumer : la règle est recalculée à chaque affichage, et</w:t>
-      </w:r>
-      <w:r>
-        <w:t xml:space="preserve"> </w:t>
-      </w:r>
-      <w:r>
-        <w:t xml:space="preserve">elle n’existe nulle part ailleurs que dans la définition du tableau. Si un autre service a</w:t>
-      </w:r>
-      <w:r>
-        <w:t xml:space="preserve"> </w:t>
-      </w:r>
-      <w:r>
-        <w:t xml:space="preserve">besoin de la même notion, il devra la redemander, et rien ne garantit qu’elle sera implantée</w:t>
-      </w:r>
-      <w:r>
-        <w:t xml:space="preserve"> </w:t>
-      </w:r>
-      <w:r>
-        <w:t xml:space="preserve">à l’identique.</w:t>
+        <w:t xml:space="preserve">sources, garantissant ainsi l’intégrité du système tout en offrant la flexibilité</w:t>
+      </w:r>
+      <w:r>
+        <w:t xml:space="preserve"> </w:t>
+      </w:r>
+      <w:r>
+        <w:t xml:space="preserve">demandée. Elle a cependant un coût qu’il faut assumer : la règle est recalculée à chaque</w:t>
+      </w:r>
+      <w:r>
+        <w:t xml:space="preserve"> </w:t>
+      </w:r>
+      <w:r>
+        <w:t xml:space="preserve">affichage, et elle n’existe nulle part ailleurs que dans la définition du tableau. Si un</w:t>
+      </w:r>
+      <w:r>
+        <w:t xml:space="preserve"> </w:t>
+      </w:r>
+      <w:r>
+        <w:t xml:space="preserve">autre service a besoin de la même notion, il devra la redemander, et rien ne garantit</w:t>
+      </w:r>
+      <w:r>
+        <w:t xml:space="preserve"> </w:t>
+      </w:r>
+      <w:r>
+        <w:t xml:space="preserve">qu’elle sera implantée à l’identique.</w:t>
       </w:r>
     </w:p>
     <w:p>
@@ -9775,93 +9739,75 @@
         <w:t xml:space="preserve"> </w:t>
       </w:r>
       <w:r>
-        <w:t xml:space="preserve">avec une seule authentification. Pour le groupe Angelotti, l’enjeu était double : simplifier</w:t>
-      </w:r>
-      <w:r>
-        <w:t xml:space="preserve"> </w:t>
-      </w:r>
-      <w:r>
-        <w:t xml:space="preserve">l’expérience utilisateur en réduisant le nombre de mots de passe à mémoriser, et renforcer</w:t>
-      </w:r>
-      <w:r>
-        <w:t xml:space="preserve"> </w:t>
-      </w:r>
-      <w:r>
-        <w:t xml:space="preserve">la</w:t>
-      </w:r>
-      <w:r>
-        <w:t xml:space="preserve"> </w:t>
-      </w:r>
-      <w:r>
-        <w:t xml:space="preserve">sécurité des accès aux outils sensibles.</w:t>
-      </w:r>
-    </w:p>
-    <w:p>
-      <w:pPr>
-        <w:pStyle w:val="BodyText"/>
-      </w:pPr>
-      <w:r>
-        <w:t xml:space="preserve">Mon rôle a été à la fois opérationnel et pédagogique. J’ai pris en charge le déploiement de</w:t>
-      </w:r>
-      <w:r>
-        <w:t xml:space="preserve"> </w:t>
-      </w:r>
-      <w:r>
-        <w:t xml:space="preserve">la solution logicielle sur les postes de travail, en ciblant deux périmètres clés : l’agence</w:t>
-      </w:r>
-      <w:r>
-        <w:t xml:space="preserve"> </w:t>
-      </w:r>
-      <w:r>
-        <w:t xml:space="preserve">de Perpignan et le service financier du siège. Cette mission m’a demandé de coordonner mes</w:t>
-      </w:r>
-      <w:r>
-        <w:t xml:space="preserve"> </w:t>
-      </w:r>
-      <w:r>
-        <w:t xml:space="preserve">interventions avec les plannings des collaborateurs pour minimiser l’impact sur leur</w:t>
-      </w:r>
-      <w:r>
-        <w:t xml:space="preserve"> </w:t>
-      </w:r>
-      <w:r>
-        <w:t xml:space="preserve">travail.</w:t>
-      </w:r>
-      <w:r>
-        <w:t xml:space="preserve"> </w:t>
-      </w:r>
-      <w:r>
-        <w:t xml:space="preserve">Concrètement, j’ai procédé à l’installation du connecteur sur chaque poste, vérifié la bonne</w:t>
-      </w:r>
-      <w:r>
-        <w:t xml:space="preserve"> </w:t>
-      </w:r>
-      <w:r>
-        <w:t xml:space="preserve">synchronisation avec l’annuaire de l’entreprise, et accompagné les utilisateurs lors de leur</w:t>
-      </w:r>
-      <w:r>
-        <w:t xml:space="preserve"> </w:t>
-      </w:r>
-      <w:r>
-        <w:t xml:space="preserve">première connexion pour m’assurer de la bonne prise en main de l’outil. Nous avons</w:t>
-      </w:r>
-      <w:r>
-        <w:t xml:space="preserve"> </w:t>
-      </w:r>
-      <w:r>
-        <w:t xml:space="preserve">volontairement</w:t>
-      </w:r>
-      <w:r>
-        <w:t xml:space="preserve"> </w:t>
-      </w:r>
-      <w:r>
-        <w:t xml:space="preserve">commencé par ces deux périmètres avant d’envisager une généralisation, afin de mesurer les</w:t>
-      </w:r>
-      <w:r>
-        <w:t xml:space="preserve"> </w:t>
-      </w:r>
-      <w:r>
-        <w:t xml:space="preserve">difficultés réelles sur un échantillon restreint.</w:t>
+        <w:t xml:space="preserve">avec une seule authentification. Pour le groupe Angelotti, l’enjeu était double :</w:t>
+      </w:r>
+      <w:r>
+        <w:t xml:space="preserve"> </w:t>
+      </w:r>
+      <w:r>
+        <w:t xml:space="preserve">simplifier l’expérience utilisateur en réduisant le nombre de mots de passe à mémoriser,</w:t>
+      </w:r>
+      <w:r>
+        <w:t xml:space="preserve"> </w:t>
+      </w:r>
+      <w:r>
+        <w:t xml:space="preserve">et renforcer la sécurité des accès aux outils sensibles.</w:t>
+      </w:r>
+    </w:p>
+    <w:p>
+      <w:pPr>
+        <w:pStyle w:val="BodyText"/>
+      </w:pPr>
+      <w:r>
+        <w:t xml:space="preserve">Mon rôle a été à la fois opérationnel et pédagogique. J’ai pris en charge le déploiement</w:t>
+      </w:r>
+      <w:r>
+        <w:t xml:space="preserve"> </w:t>
+      </w:r>
+      <w:r>
+        <w:t xml:space="preserve">de la solution logicielle sur les postes de travail, en ciblant deux périmètres clés :</w:t>
+      </w:r>
+      <w:r>
+        <w:t xml:space="preserve"> </w:t>
+      </w:r>
+      <w:r>
+        <w:t xml:space="preserve">l’agence de Perpignan et le service financier du siège. Cette mission m’a demandé de</w:t>
+      </w:r>
+      <w:r>
+        <w:t xml:space="preserve"> </w:t>
+      </w:r>
+      <w:r>
+        <w:t xml:space="preserve">coordonner mes interventions avec les plannings des collaborateurs pour minimiser l’impact</w:t>
+      </w:r>
+      <w:r>
+        <w:t xml:space="preserve"> </w:t>
+      </w:r>
+      <w:r>
+        <w:t xml:space="preserve">sur leur travail. Concrètement, j’ai procédé à l’installation du connecteur sur chaque</w:t>
+      </w:r>
+      <w:r>
+        <w:t xml:space="preserve"> </w:t>
+      </w:r>
+      <w:r>
+        <w:t xml:space="preserve">poste, vérifié la bonne synchronisation avec l’annuaire de l’entreprise, et accompagné les</w:t>
+      </w:r>
+      <w:r>
+        <w:t xml:space="preserve"> </w:t>
+      </w:r>
+      <w:r>
+        <w:t xml:space="preserve">utilisateurs lors de leur première connexion pour m’assurer de la bonne prise en main de</w:t>
+      </w:r>
+      <w:r>
+        <w:t xml:space="preserve"> </w:t>
+      </w:r>
+      <w:r>
+        <w:t xml:space="preserve">l’outil. Nous avons volontairement commencé par ces deux périmètres avant d’envisager une</w:t>
+      </w:r>
+      <w:r>
+        <w:t xml:space="preserve"> </w:t>
+      </w:r>
+      <w:r>
+        <w:t xml:space="preserve">généralisation, afin de mesurer les difficultés réelles sur un échantillon restreint.</w:t>
       </w:r>
     </w:p>
     <w:bookmarkEnd w:id="100"/>
@@ -9885,13 +9831,13 @@
         <w:t xml:space="preserve"> </w:t>
       </w:r>
       <w:r>
-        <w:t xml:space="preserve">informatique et de gouvernance des accès, des aspects souvent invisibles mais cruciaux pour</w:t>
-      </w:r>
-      <w:r>
-        <w:t xml:space="preserve"> </w:t>
-      </w:r>
-      <w:r>
-        <w:t xml:space="preserve">la cohérence du Système d’Information.</w:t>
+        <w:t xml:space="preserve">informatique et de gouvernance des accès, des aspects souvent invisibles mais cruciaux</w:t>
+      </w:r>
+      <w:r>
+        <w:t xml:space="preserve"> </w:t>
+      </w:r>
+      <w:r>
+        <w:t xml:space="preserve">pour la cohérence du Système d’Information.</w:t>
       </w:r>
     </w:p>
     <w:p>
@@ -9949,19 +9895,19 @@
         <w:pStyle w:val="BodyText"/>
       </w:pPr>
       <w:r>
-        <w:t xml:space="preserve">Enfin, l’accompagnement des utilisateurs lors de leur première connexion a été instructif à</w:t>
-      </w:r>
-      <w:r>
-        <w:t xml:space="preserve"> </w:t>
-      </w:r>
-      <w:r>
-        <w:t xml:space="preserve">sa manière. Une solution techniquement correcte qui déroute l’utilisateur au moment de s’en</w:t>
-      </w:r>
-      <w:r>
-        <w:t xml:space="preserve"> </w:t>
-      </w:r>
-      <w:r>
-        <w:t xml:space="preserve">servir n’est pas une solution livrée. Ce constat, fait ici sur une fenêtre</w:t>
+        <w:t xml:space="preserve">Enfin, l’accompagnement des utilisateurs lors de leur première connexion a été instructif</w:t>
+      </w:r>
+      <w:r>
+        <w:t xml:space="preserve"> </w:t>
+      </w:r>
+      <w:r>
+        <w:t xml:space="preserve">à sa manière. Une solution techniquement correcte qui déroute l’utilisateur au moment de</w:t>
+      </w:r>
+      <w:r>
+        <w:t xml:space="preserve"> </w:t>
+      </w:r>
+      <w:r>
+        <w:t xml:space="preserve">s’en servir n’est pas une solution livrée. Ce constat, fait ici sur une fenêtre</w:t>
       </w:r>
       <w:r>
         <w:t xml:space="preserve"> </w:t>
@@ -9973,13 +9919,7 @@
         <w:t xml:space="preserve"> </w:t>
       </w:r>
       <w:r>
-        <w:t xml:space="preserve">la</w:t>
-      </w:r>
-      <w:r>
-        <w:t xml:space="preserve"> </w:t>
-      </w:r>
-      <w:r>
-        <w:t xml:space="preserve">décision.</w:t>
+        <w:t xml:space="preserve">la décision.</w:t>
       </w:r>
     </w:p>
     <w:bookmarkEnd w:id="101"/>
@@ -9998,31 +9938,31 @@
         <w:pStyle w:val="FirstParagraph"/>
       </w:pPr>
       <w:r>
-        <w:t xml:space="preserve">Ces missions transverses, bien que chronophages, sont complémentaires au travail de fond sur</w:t>
-      </w:r>
-      <w:r>
-        <w:t xml:space="preserve"> </w:t>
-      </w:r>
-      <w:r>
-        <w:t xml:space="preserve">la donnée et participent à ma compréhension des enjeux stratégiques du groupe. Il serait</w:t>
-      </w:r>
-      <w:r>
-        <w:t xml:space="preserve"> </w:t>
-      </w:r>
-      <w:r>
-        <w:t xml:space="preserve">malhonnête de ne pas dire ce qu’elles ont coûté : elles fragmentent le temps, et un chantier</w:t>
-      </w:r>
-      <w:r>
-        <w:t xml:space="preserve"> </w:t>
-      </w:r>
-      <w:r>
-        <w:t xml:space="preserve">de reprise interrompu trois fois dans la journée pour une demande de tableau de bord avance</w:t>
-      </w:r>
-      <w:r>
-        <w:t xml:space="preserve"> </w:t>
-      </w:r>
-      <w:r>
-        <w:t xml:space="preserve">moins vite qu’un chantier mené d’un trait.</w:t>
+        <w:t xml:space="preserve">Ces missions transverses, bien que chronophages, sont complémentaires au travail de fond</w:t>
+      </w:r>
+      <w:r>
+        <w:t xml:space="preserve"> </w:t>
+      </w:r>
+      <w:r>
+        <w:t xml:space="preserve">sur la donnée et participent à ma compréhension des enjeux stratégiques du groupe. Il</w:t>
+      </w:r>
+      <w:r>
+        <w:t xml:space="preserve"> </w:t>
+      </w:r>
+      <w:r>
+        <w:t xml:space="preserve">serait malhonnête de ne pas dire ce qu’elles ont coûté : elles fragmentent le temps, et un</w:t>
+      </w:r>
+      <w:r>
+        <w:t xml:space="preserve"> </w:t>
+      </w:r>
+      <w:r>
+        <w:t xml:space="preserve">chantier de reprise interrompu trois fois dans la journée pour une demande de tableau de</w:t>
+      </w:r>
+      <w:r>
+        <w:t xml:space="preserve"> </w:t>
+      </w:r>
+      <w:r>
+        <w:t xml:space="preserve">bord avance moins vite qu’un chantier mené d’un trait.</w:t>
       </w:r>
     </w:p>
     <w:p>
@@ -10060,19 +10000,19 @@
         <w:t xml:space="preserve"> </w:t>
       </w:r>
       <w:r>
-        <w:t xml:space="preserve">données</w:t>
-      </w:r>
-      <w:r>
-        <w:t xml:space="preserve"> </w:t>
-      </w:r>
-      <w:r>
-        <w:t xml:space="preserve">ne donne pas. On ne comprend pas ce qu’est une commande gratuite en lisant une table ; on le</w:t>
-      </w:r>
-      <w:r>
-        <w:t xml:space="preserve"> </w:t>
-      </w:r>
-      <w:r>
-        <w:t xml:space="preserve">comprend en écoutant le service juridique expliquer pourquoi la règle existe.</w:t>
+        <w:t xml:space="preserve">données ne donne pas. On ne comprend pas ce qu’est une commande gratuite en lisant une</w:t>
+      </w:r>
+      <w:r>
+        <w:t xml:space="preserve"> </w:t>
+      </w:r>
+      <w:r>
+        <w:t xml:space="preserve">table ; on le comprend en écoutant le service juridique expliquer pourquoi la règle</w:t>
+      </w:r>
+      <w:r>
+        <w:t xml:space="preserve"> </w:t>
+      </w:r>
+      <w:r>
+        <w:t xml:space="preserve">existe.</w:t>
       </w:r>
     </w:p>
     <w:p>
@@ -10138,31 +10078,25 @@
         <w:t xml:space="preserve"> </w:t>
       </w:r>
       <w:r>
-        <w:t xml:space="preserve">ensemble,</w:t>
-      </w:r>
-      <w:r>
-        <w:t xml:space="preserve"> </w:t>
-      </w:r>
-      <w:r>
-        <w:t xml:space="preserve">depuis l’authentification des postes jusqu’aux tableaux de bord, en passant par les bases de</w:t>
-      </w:r>
-      <w:r>
-        <w:t xml:space="preserve"> </w:t>
-      </w:r>
-      <w:r>
-        <w:t xml:space="preserve">gestion. Cette vision d’ensemble est précisément ce qui manque le plus souvent à un profil</w:t>
-      </w:r>
-      <w:r>
-        <w:t xml:space="preserve"> </w:t>
-      </w:r>
-      <w:r>
-        <w:t xml:space="preserve">purement analytique, et c’est elle qui m’a permis de concevoir le projet du second semestre</w:t>
-      </w:r>
-      <w:r>
-        <w:t xml:space="preserve"> </w:t>
-      </w:r>
-      <w:r>
-        <w:t xml:space="preserve">comme une chaîne complète plutôt que comme une suite de modèles.</w:t>
+        <w:t xml:space="preserve">ensemble, depuis l’authentification des postes jusqu’aux tableaux de bord, en passant par</w:t>
+      </w:r>
+      <w:r>
+        <w:t xml:space="preserve"> </w:t>
+      </w:r>
+      <w:r>
+        <w:t xml:space="preserve">les bases de gestion. Cette vision d’ensemble est précisément ce qui manque le plus</w:t>
+      </w:r>
+      <w:r>
+        <w:t xml:space="preserve"> </w:t>
+      </w:r>
+      <w:r>
+        <w:t xml:space="preserve">souvent à un profil purement analytique, et c’est elle qui m’a permis de concevoir le</w:t>
+      </w:r>
+      <w:r>
+        <w:t xml:space="preserve"> </w:t>
+      </w:r>
+      <w:r>
+        <w:t xml:space="preserve">projet du second semestre comme une chaîne complète plutôt que comme une suite de modèles.</w:t>
       </w:r>
     </w:p>
     <w:p>
@@ -10219,25 +10153,31 @@
         <w:t xml:space="preserve"> </w:t>
       </w:r>
       <w:r>
-        <w:t xml:space="preserve">recalculée à chaque affichage tient tant que personne d’autre n’en a besoin ; un tableau de</w:t>
-      </w:r>
-      <w:r>
-        <w:t xml:space="preserve"> </w:t>
-      </w:r>
-      <w:r>
-        <w:t xml:space="preserve">bord construit sur un fichier écrasé chaque nuit tient tant que le format ne change pas.</w:t>
-      </w:r>
-      <w:r>
-        <w:t xml:space="preserve"> </w:t>
-      </w:r>
-      <w:r>
-        <w:t xml:space="preserve">Cependant, ces contournements auront rendu un service précis : ils ont maintenu le système</w:t>
-      </w:r>
-      <w:r>
-        <w:t xml:space="preserve"> </w:t>
-      </w:r>
-      <w:r>
-        <w:t xml:space="preserve">décisionnel en état de marche pendant les douze mois qu’a duré la reconstruction du socle.</w:t>
+        <w:t xml:space="preserve">recalculée à chaque affichage tient tant que personne d’autre n’en a besoin ; un tableau</w:t>
+      </w:r>
+      <w:r>
+        <w:t xml:space="preserve"> </w:t>
+      </w:r>
+      <w:r>
+        <w:t xml:space="preserve">de bord construit sur un fichier écrasé chaque nuit tient tant que le format ne change</w:t>
+      </w:r>
+      <w:r>
+        <w:t xml:space="preserve"> </w:t>
+      </w:r>
+      <w:r>
+        <w:t xml:space="preserve">pas. Cependant, ces contournements auront rendu un service précis : ils ont maintenu le</w:t>
+      </w:r>
+      <w:r>
+        <w:t xml:space="preserve"> </w:t>
+      </w:r>
+      <w:r>
+        <w:t xml:space="preserve">système décisionnel en état de marche pendant les douze mois qu’a duré la reconstruction</w:t>
+      </w:r>
+      <w:r>
+        <w:t xml:space="preserve"> </w:t>
+      </w:r>
+      <w:r>
+        <w:t xml:space="preserve">du socle.</w:t>
       </w:r>
     </w:p>
     <w:p>
@@ -18277,31 +18217,31 @@
         <w:t xml:space="preserve"> </w:t>
       </w:r>
       <w:r>
-        <w:t xml:space="preserve">Angelotti. Contrairement à mon année de Master 1, qui m’avait permis de découvrir l’analyse</w:t>
-      </w:r>
-      <w:r>
-        <w:t xml:space="preserve"> </w:t>
-      </w:r>
-      <w:r>
-        <w:t xml:space="preserve">exploratoire des données dans un cadre relativement stable, cette deuxième année a été</w:t>
-      </w:r>
-      <w:r>
-        <w:t xml:space="preserve"> </w:t>
-      </w:r>
-      <w:r>
-        <w:t xml:space="preserve">marquée par la complexité et l’urgence d’une transformation numérique de fond. Elle a été</w:t>
-      </w:r>
-      <w:r>
-        <w:t xml:space="preserve"> </w:t>
-      </w:r>
-      <w:r>
-        <w:t xml:space="preserve">dominée par des enjeux d’ingénierie des données et d’architecture système, avant de revenir,</w:t>
-      </w:r>
-      <w:r>
-        <w:t xml:space="preserve"> </w:t>
-      </w:r>
-      <w:r>
-        <w:t xml:space="preserve">au second semestre, à la modélisation statistique.</w:t>
+        <w:t xml:space="preserve">Angelotti. Contrairement à mon année de Master 1, qui m’avait permis de découvrir</w:t>
+      </w:r>
+      <w:r>
+        <w:t xml:space="preserve"> </w:t>
+      </w:r>
+      <w:r>
+        <w:t xml:space="preserve">l’analyse exploratoire des données dans un cadre relativement stable, cette deuxième année</w:t>
+      </w:r>
+      <w:r>
+        <w:t xml:space="preserve"> </w:t>
+      </w:r>
+      <w:r>
+        <w:t xml:space="preserve">a été marquée par la complexité et l’urgence d’une transformation numérique de fond. Elle</w:t>
+      </w:r>
+      <w:r>
+        <w:t xml:space="preserve"> </w:t>
+      </w:r>
+      <w:r>
+        <w:t xml:space="preserve">a été dominée par des enjeux d’ingénierie des données et d’architecture système, avant de</w:t>
+      </w:r>
+      <w:r>
+        <w:t xml:space="preserve"> </w:t>
+      </w:r>
+      <w:r>
+        <w:t xml:space="preserve">revenir, au second semestre, à la modélisation statistique.</w:t>
       </w:r>
     </w:p>
     <w:p>
@@ -18315,67 +18255,61 @@
         <w:t xml:space="preserve"> </w:t>
       </w:r>
       <w:r>
-        <w:t xml:space="preserve">Grimmo vers l’ERP SPO m’a confrontée à la réalité rugueuse du terrain. Il ne s’agissait pas</w:t>
-      </w:r>
-      <w:r>
-        <w:t xml:space="preserve"> </w:t>
-      </w:r>
-      <w:r>
-        <w:t xml:space="preserve">simplement de transférer des données, mais de rétro-concevoir un modèle dont les règles</w:t>
-      </w:r>
-      <w:r>
-        <w:t xml:space="preserve"> </w:t>
-      </w:r>
-      <w:r>
-        <w:t xml:space="preserve">n’étaient pas documentées, de résoudre des problèmes d’intégrité référentielle complexes</w:t>
-      </w:r>
-      <w:r>
-        <w:t xml:space="preserve"> </w:t>
-      </w:r>
-      <w:r>
-        <w:t xml:space="preserve">avec</w:t>
-      </w:r>
-      <w:r>
-        <w:t xml:space="preserve"> </w:t>
-      </w:r>
-      <w:r>
-        <w:t xml:space="preserve">la gestion des identifiants dynamiques et du versionnement, et de faire preuve d’agilité</w:t>
-      </w:r>
-      <w:r>
-        <w:t xml:space="preserve"> </w:t>
-      </w:r>
-      <w:r>
-        <w:t xml:space="preserve">stratégique. L’adoption de la méthode des « coquilles vides » pour sécuriser le démarrage de</w:t>
-      </w:r>
-      <w:r>
-        <w:t xml:space="preserve"> </w:t>
-      </w:r>
-      <w:r>
-        <w:t xml:space="preserve">la facturation illustre cette capacité à adapter la technique aux impératifs métiers. En</w:t>
-      </w:r>
-      <w:r>
-        <w:t xml:space="preserve"> </w:t>
-      </w:r>
-      <w:r>
-        <w:t xml:space="preserve">parallèle, j’ai maintenu un haut niveau de service sur le reporting, illustré par la mise en</w:t>
-      </w:r>
-      <w:r>
-        <w:t xml:space="preserve"> </w:t>
-      </w:r>
-      <w:r>
-        <w:t xml:space="preserve">œuvre d’une règle de gestion juridique complexe malgré les contraintes de nos outils, tout</w:t>
-      </w:r>
-      <w:r>
-        <w:t xml:space="preserve"> </w:t>
-      </w:r>
-      <w:r>
-        <w:t xml:space="preserve">en</w:t>
-      </w:r>
-      <w:r>
-        <w:t xml:space="preserve"> </w:t>
-      </w:r>
-      <w:r>
-        <w:t xml:space="preserve">participant à la sécurisation du système d’information via le déploiement du SSO.</w:t>
+        <w:t xml:space="preserve">Grimmo vers l’ERP SPO m’a confrontée à la réalité rugueuse du terrain. Il ne s’agissait</w:t>
+      </w:r>
+      <w:r>
+        <w:t xml:space="preserve"> </w:t>
+      </w:r>
+      <w:r>
+        <w:t xml:space="preserve">pas simplement de transférer des données, mais de rétro-concevoir un modèle dont les</w:t>
+      </w:r>
+      <w:r>
+        <w:t xml:space="preserve"> </w:t>
+      </w:r>
+      <w:r>
+        <w:t xml:space="preserve">règles n’étaient pas documentées, de résoudre des problèmes d’intégrité référentielle</w:t>
+      </w:r>
+      <w:r>
+        <w:t xml:space="preserve"> </w:t>
+      </w:r>
+      <w:r>
+        <w:t xml:space="preserve">complexes avec la gestion des identifiants dynamiques et du versionnement, et de faire</w:t>
+      </w:r>
+      <w:r>
+        <w:t xml:space="preserve"> </w:t>
+      </w:r>
+      <w:r>
+        <w:t xml:space="preserve">preuve d’agilité stratégique. L’adoption de la méthode des « coquilles vides » pour</w:t>
+      </w:r>
+      <w:r>
+        <w:t xml:space="preserve"> </w:t>
+      </w:r>
+      <w:r>
+        <w:t xml:space="preserve">sécuriser le démarrage de la facturation illustre cette capacité à adapter la technique</w:t>
+      </w:r>
+      <w:r>
+        <w:t xml:space="preserve"> </w:t>
+      </w:r>
+      <w:r>
+        <w:t xml:space="preserve">aux impératifs métiers. En parallèle, j’ai maintenu un haut niveau de service sur le</w:t>
+      </w:r>
+      <w:r>
+        <w:t xml:space="preserve"> </w:t>
+      </w:r>
+      <w:r>
+        <w:t xml:space="preserve">reporting, illustré par la mise en œuvre d’une règle de gestion juridique complexe malgré</w:t>
+      </w:r>
+      <w:r>
+        <w:t xml:space="preserve"> </w:t>
+      </w:r>
+      <w:r>
+        <w:t xml:space="preserve">les contraintes de nos outils, tout en participant à la sécurisation du système</w:t>
+      </w:r>
+      <w:r>
+        <w:t xml:space="preserve"> </w:t>
+      </w:r>
+      <w:r>
+        <w:t xml:space="preserve">d’information via le déploiement du SSO.</w:t>
       </w:r>
     </w:p>
     <w:p>
@@ -18389,37 +18323,31 @@
         <w:t xml:space="preserve"> </w:t>
       </w:r>
       <w:r>
-        <w:t xml:space="preserve">de</w:t>
-      </w:r>
-      <w:r>
-        <w:t xml:space="preserve"> </w:t>
-      </w:r>
-      <w:r>
-        <w:t xml:space="preserve">constituer le socle commercial du nouvel ERP, en créant 1 434 clients acquéreurs sans</w:t>
-      </w:r>
-      <w:r>
-        <w:t xml:space="preserve"> </w:t>
-      </w:r>
-      <w:r>
-        <w:t xml:space="preserve">doublon, et elle a réalisé l’interopérabilité entre l’ERP et le CRM qui restait à faire. Le</w:t>
-      </w:r>
-      <w:r>
-        <w:t xml:space="preserve"> </w:t>
-      </w:r>
-      <w:r>
-        <w:t xml:space="preserve">Copilote Financier a ensuite exploité ce socle pour outiller la direction financière sur</w:t>
-      </w:r>
-      <w:r>
-        <w:t xml:space="preserve"> </w:t>
-      </w:r>
-      <w:r>
-        <w:t xml:space="preserve">trois questions de gestion, et il l’a fait de bout en bout, de la compréhension des exports</w:t>
-      </w:r>
-      <w:r>
-        <w:t xml:space="preserve"> </w:t>
-      </w:r>
-      <w:r>
-        <w:t xml:space="preserve">jusqu’à une application que les contrôleurs de gestion ouvrent eux-mêmes.</w:t>
+        <w:t xml:space="preserve">de constituer le socle commercial du nouvel ERP, en créant 1 434 clients acquéreurs sans</w:t>
+      </w:r>
+      <w:r>
+        <w:t xml:space="preserve"> </w:t>
+      </w:r>
+      <w:r>
+        <w:t xml:space="preserve">doublon, et elle a réalisé l’interopérabilité entre l’ERP et le CRM qui restait à faire.</w:t>
+      </w:r>
+      <w:r>
+        <w:t xml:space="preserve"> </w:t>
+      </w:r>
+      <w:r>
+        <w:t xml:space="preserve">Le Copilote Financier a ensuite exploité ce socle pour outiller la direction financière</w:t>
+      </w:r>
+      <w:r>
+        <w:t xml:space="preserve"> </w:t>
+      </w:r>
+      <w:r>
+        <w:t xml:space="preserve">sur trois questions de gestion, et il l’a fait de bout en bout, de la compréhension des</w:t>
+      </w:r>
+      <w:r>
+        <w:t xml:space="preserve"> </w:t>
+      </w:r>
+      <w:r>
+        <w:t xml:space="preserve">exports jusqu’à une application que les contrôleurs de gestion ouvrent eux-mêmes.</w:t>
       </w:r>
     </w:p>
     <w:p>
@@ -18439,87 +18367,81 @@
         <w:t xml:space="preserve"> </w:t>
       </w:r>
       <w:r>
-        <w:t xml:space="preserve">migration a</w:t>
-      </w:r>
-      <w:r>
-        <w:t xml:space="preserve"> </w:t>
-      </w:r>
-      <w:r>
-        <w:t xml:space="preserve">repoussé le projet de modélisation au second semestre : tenter de modéliser des phénomènes</w:t>
-      </w:r>
-      <w:r>
-        <w:t xml:space="preserve"> </w:t>
-      </w:r>
-      <w:r>
-        <w:t xml:space="preserve">financiers sur une base fragmentée entre l’ancien et le nouveau système aurait conduit à des</w:t>
-      </w:r>
-      <w:r>
-        <w:t xml:space="preserve"> </w:t>
-      </w:r>
-      <w:r>
-        <w:t xml:space="preserve">résultats biaisés et non pérennes. Une seconde fois en plein, lorsque le projet de Data</w:t>
-      </w:r>
-      <w:r>
-        <w:t xml:space="preserve"> </w:t>
-      </w:r>
-      <w:r>
-        <w:t xml:space="preserve">Science a donné des résultats solides sur le rythme d’écoulement, où les données avaient une</w:t>
-      </w:r>
-      <w:r>
-        <w:t xml:space="preserve"> </w:t>
-      </w:r>
-      <w:r>
-        <w:t xml:space="preserve">profondeur temporelle, et des résultats modestes sur le risque de marge, où elles n’étaient</w:t>
-      </w:r>
-      <w:r>
-        <w:t xml:space="preserve"> </w:t>
-      </w:r>
-      <w:r>
-        <w:t xml:space="preserve">qu’une photographie à date. La structure de la donnée commande ce que la modélisation peut</w:t>
-      </w:r>
-      <w:r>
-        <w:t xml:space="preserve"> </w:t>
-      </w:r>
-      <w:r>
-        <w:t xml:space="preserve">en</w:t>
-      </w:r>
-      <w:r>
-        <w:t xml:space="preserve"> </w:t>
-      </w:r>
-      <w:r>
-        <w:t xml:space="preserve">tirer : c’est le même énoncé dans les deux cas, obtenu par deux chemins indépendants.</w:t>
-      </w:r>
-    </w:p>
-    <w:p>
-      <w:pPr>
-        <w:pStyle w:val="BodyText"/>
-      </w:pPr>
-      <w:r>
-        <w:t xml:space="preserve">Il reste évidemment beaucoup à faire. La migration vers SPO n’est pas achevée, l’historique</w:t>
-      </w:r>
-      <w:r>
-        <w:t xml:space="preserve"> </w:t>
-      </w:r>
-      <w:r>
-        <w:t xml:space="preserve">budgétaire reste à reprendre, l’intégration à l’infrastructure Nexity s’annonce, et le</w:t>
-      </w:r>
-      <w:r>
-        <w:t xml:space="preserve"> </w:t>
-      </w:r>
-      <w:r>
-        <w:t xml:space="preserve">Copilote Financier ne deviendra un véritable outil de suivi que lorsque les exports auront</w:t>
-      </w:r>
-      <w:r>
-        <w:t xml:space="preserve"> </w:t>
-      </w:r>
-      <w:r>
-        <w:t xml:space="preserve">été historisés sur une durée suffisante. Ce que cette année aura établi n’en dépend pas.</w:t>
-      </w:r>
-      <w:r>
-        <w:t xml:space="preserve"> </w:t>
-      </w:r>
-      <w:r>
-        <w:t xml:space="preserve">Un projet de données ne se joue pas au moment du choix de l’algorithme</w:t>
+        <w:t xml:space="preserve">migration a repoussé le projet de modélisation au second semestre : tenter de modéliser</w:t>
+      </w:r>
+      <w:r>
+        <w:t xml:space="preserve"> </w:t>
+      </w:r>
+      <w:r>
+        <w:t xml:space="preserve">des phénomènes financiers sur une base fragmentée entre l’ancien et le nouveau système</w:t>
+      </w:r>
+      <w:r>
+        <w:t xml:space="preserve"> </w:t>
+      </w:r>
+      <w:r>
+        <w:t xml:space="preserve">aurait conduit à des résultats biaisés et non pérennes. Une seconde fois en plein, lorsque</w:t>
+      </w:r>
+      <w:r>
+        <w:t xml:space="preserve"> </w:t>
+      </w:r>
+      <w:r>
+        <w:t xml:space="preserve">le projet de Data Science a donné des résultats solides sur le rythme d’écoulement, où les</w:t>
+      </w:r>
+      <w:r>
+        <w:t xml:space="preserve"> </w:t>
+      </w:r>
+      <w:r>
+        <w:t xml:space="preserve">données avaient une profondeur temporelle, et des résultats modestes sur le risque de</w:t>
+      </w:r>
+      <w:r>
+        <w:t xml:space="preserve"> </w:t>
+      </w:r>
+      <w:r>
+        <w:t xml:space="preserve">marge, où elles n’étaient qu’une photographie à date. La structure de la donnée commande</w:t>
+      </w:r>
+      <w:r>
+        <w:t xml:space="preserve"> </w:t>
+      </w:r>
+      <w:r>
+        <w:t xml:space="preserve">ce que la modélisation peut en tirer : c’est le même énoncé dans les deux cas, obtenu par</w:t>
+      </w:r>
+      <w:r>
+        <w:t xml:space="preserve"> </w:t>
+      </w:r>
+      <w:r>
+        <w:t xml:space="preserve">deux chemins indépendants.</w:t>
+      </w:r>
+    </w:p>
+    <w:p>
+      <w:pPr>
+        <w:pStyle w:val="BodyText"/>
+      </w:pPr>
+      <w:r>
+        <w:t xml:space="preserve">Il reste évidemment beaucoup à faire. La migration vers SPO n’est pas achevée,</w:t>
+      </w:r>
+      <w:r>
+        <w:t xml:space="preserve"> </w:t>
+      </w:r>
+      <w:r>
+        <w:t xml:space="preserve">l’historique budgétaire reste à reprendre, l’intégration à l’infrastructure Nexity</w:t>
+      </w:r>
+      <w:r>
+        <w:t xml:space="preserve"> </w:t>
+      </w:r>
+      <w:r>
+        <w:t xml:space="preserve">s’annonce, et le Copilote Financier ne deviendra un véritable outil de suivi que lorsque</w:t>
+      </w:r>
+      <w:r>
+        <w:t xml:space="preserve"> </w:t>
+      </w:r>
+      <w:r>
+        <w:t xml:space="preserve">les exports auront été historisés sur une durée suffisante. Ce que cette année aura établi</w:t>
+      </w:r>
+      <w:r>
+        <w:t xml:space="preserve"> </w:t>
+      </w:r>
+      <w:r>
+        <w:t xml:space="preserve">n’en dépend pas. Un projet de données ne se joue pas au moment du choix de l’algorithme</w:t>
       </w:r>
       <w:r>
         <w:t xml:space="preserve"> </w:t>
@@ -18531,39 +18453,39 @@
         <w:t xml:space="preserve"> </w:t>
       </w:r>
       <w:r>
-        <w:t xml:space="preserve">contient</w:t>
-      </w:r>
-      <w:r>
-        <w:t xml:space="preserve"> </w:t>
-      </w:r>
-      <w:r>
-        <w:t xml:space="preserve">réellement un fichier dont le nom annonce autre chose. Structurer une donnée et la modéliser</w:t>
-      </w:r>
-      <w:r>
-        <w:t xml:space="preserve"> </w:t>
-      </w:r>
-      <w:r>
-        <w:t xml:space="preserve">ne sont pas deux métiers successifs, mais deux moments du même travail, et c’est le premier</w:t>
-      </w:r>
-      <w:r>
-        <w:t xml:space="preserve"> </w:t>
-      </w:r>
-      <w:r>
-        <w:t xml:space="preserve">qui décide de ce que le second pourra en tirer.</w:t>
-      </w:r>
-    </w:p>
-    <w:p>
-      <w:pPr>
-        <w:pStyle w:val="BodyText"/>
-      </w:pPr>
-      <w:r>
-        <w:t xml:space="preserve">C’est cette conviction, forgée sur le terrain plutôt qu’en cours, que j’emporte de ces deux</w:t>
-      </w:r>
-      <w:r>
-        <w:t xml:space="preserve"> </w:t>
-      </w:r>
-      <w:r>
-        <w:t xml:space="preserve">années d’alternance, et c’est elle qui oriente le projet professionnel exposé au chapitre 7.</w:t>
+        <w:t xml:space="preserve">contient réellement un fichier dont le nom annonce autre chose. Structurer une donnée et</w:t>
+      </w:r>
+      <w:r>
+        <w:t xml:space="preserve"> </w:t>
+      </w:r>
+      <w:r>
+        <w:t xml:space="preserve">la modéliser ne sont pas deux métiers successifs, mais deux moments du même travail, et</w:t>
+      </w:r>
+      <w:r>
+        <w:t xml:space="preserve"> </w:t>
+      </w:r>
+      <w:r>
+        <w:t xml:space="preserve">c’est le premier qui décide de ce que le second pourra en tirer.</w:t>
+      </w:r>
+    </w:p>
+    <w:p>
+      <w:pPr>
+        <w:pStyle w:val="BodyText"/>
+      </w:pPr>
+      <w:r>
+        <w:t xml:space="preserve">C’est cette conviction, forgée sur le terrain plutôt qu’en cours, que j’emporte de ces</w:t>
+      </w:r>
+      <w:r>
+        <w:t xml:space="preserve"> </w:t>
+      </w:r>
+      <w:r>
+        <w:t xml:space="preserve">deux années d’alternance, et c’est elle qui oriente le projet professionnel exposé au</w:t>
+      </w:r>
+      <w:r>
+        <w:t xml:space="preserve"> </w:t>
+      </w:r>
+      <w:r>
+        <w:t xml:space="preserve">chapitre 7.</w:t>
       </w:r>
     </w:p>
     <w:bookmarkEnd w:id="185"/>

--- a/memoire_M2_saoud.docx
+++ b/memoire_M2_saoud.docx
@@ -3435,7 +3435,7 @@
         <w:pStyle w:val="ImageCaption"/>
       </w:pPr>
       <w:r>
-        <w:t xml:space="preserve">Figure 1.3 – L’interface de SPO sur le dossier d’une opération : l’arborescence de gauche donne le modèle de données cible</w:t>
+        <w:t xml:space="preserve">Figure 2.1 – L’interface de SPO sur le dossier d’une opération : l’arborescence de gauche donne le modèle de données cible</w:t>
       </w:r>
     </w:p>
     <w:p>
@@ -3590,7 +3590,7 @@
         <w:pStyle w:val="ImageCaption"/>
       </w:pPr>
       <w:r>
-        <w:t xml:space="preserve">Figure 1.4 – L’interface utilisateur du module DirectAPI, ici sur la ressource « Tiers »</w:t>
+        <w:t xml:space="preserve">Figure 2.2 – L’interface utilisateur du module DirectAPI, ici sur la ressource « Tiers »</w:t>
       </w:r>
     </w:p>
     <w:p>
@@ -3941,7 +3941,7 @@
         <w:pStyle w:val="ImageCaption"/>
       </w:pPr>
       <w:r>
-        <w:t xml:space="preserve">Figure 1.5 – La séquence d’injection imposée par l’intégrité référentielle de l’ERP</w:t>
+        <w:t xml:space="preserve">Figure 2.3 – La séquence d’injection imposée par l’intégrité référentielle de l’ERP</w:t>
       </w:r>
     </w:p>
     <w:p>
@@ -4200,7 +4200,7 @@
         <w:pStyle w:val="ImageCaption"/>
       </w:pPr>
       <w:r>
-        <w:t xml:space="preserve">Figure 1.6 – Le requêtage dynamique imposé par le versionnement des budgets</w:t>
+        <w:t xml:space="preserve">Figure 2.4 – Le requêtage dynamique imposé par le versionnement des budgets</w:t>
       </w:r>
     </w:p>
     <w:p>
@@ -5730,7 +5730,7 @@
         <w:pStyle w:val="ImageCaption"/>
       </w:pPr>
       <w:r>
-        <w:t xml:space="preserve">Figure 1.7 – La chaîne de traitement à trois étages du fichier de travail</w:t>
+        <w:t xml:space="preserve">Figure 3.1 – La chaîne de traitement à trois étages du fichier de travail</w:t>
       </w:r>
     </w:p>
     <w:p>
@@ -6719,7 +6719,7 @@
         <w:pStyle w:val="ImageCaption"/>
       </w:pPr>
       <w:r>
-        <w:t xml:space="preserve">Figure 1.8 – De 1 602 lignes de départ à 1 434 tiers créés : l’effet des deux filtres successifs</w:t>
+        <w:t xml:space="preserve">Figure 3.2 – De 1 602 lignes de départ à 1 434 tiers créés : l’effet des deux filtres successifs</w:t>
       </w:r>
     </w:p>
     <w:bookmarkEnd w:id="78"/>
@@ -7023,7 +7023,7 @@
         <w:pStyle w:val="ImageCaption"/>
       </w:pPr>
       <w:r>
-        <w:t xml:space="preserve">Figure 1.9 – Les six fichiers d’import produits par la feuille pivot</w:t>
+        <w:t xml:space="preserve">Figure 3.3 – Les six fichiers d’import produits par la feuille pivot</w:t>
       </w:r>
     </w:p>
     <w:p>
@@ -8486,7 +8486,7 @@
         <w:pStyle w:val="ImageCaption"/>
       </w:pPr>
       <w:r>
-        <w:t xml:space="preserve">Figure 1.10 – Répartition des 1 434 tiers créés selon leur nature</w:t>
+        <w:t xml:space="preserve">Figure 3.4 – Répartition des 1 434 tiers créés selon leur nature</w:t>
       </w:r>
     </w:p>
     <w:p>
@@ -9615,7 +9615,7 @@
         <w:pStyle w:val="ImageCaption"/>
       </w:pPr>
       <w:r>
-        <w:t xml:space="preserve">Figure 1.11 – La règle de facturation juridique traduite en calcul de rang, exécuté à chaque génération du tableau</w:t>
+        <w:t xml:space="preserve">Figure 4.1 – La règle de facturation juridique traduite en calcul de rang, exécuté à chaque génération du tableau</w:t>
       </w:r>
     </w:p>
     <w:p>
@@ -11957,7 +11957,7 @@
         <w:pStyle w:val="ImageCaption"/>
       </w:pPr>
       <w:r>
-        <w:t xml:space="preserve">Figure 1.12 – Prix au mètre carré des appartements : distribution brute et après transformation logarithmique</w:t>
+        <w:t xml:space="preserve">Figure 5.1 – Prix au mètre carré des appartements : distribution brute et après transformation logarithmique</w:t>
       </w:r>
     </w:p>
     <w:p>
@@ -12088,7 +12088,7 @@
         <w:pStyle w:val="ImageCaption"/>
       </w:pPr>
       <w:r>
-        <w:t xml:space="preserve">Figure 1.13 – Intensité de vente, mesurée en réservations par opération active : l’effet de la remontée des taux apparaît une fois l’effet de portefeuille neutralisé</w:t>
+        <w:t xml:space="preserve">Figure 5.2 – Intensité de vente, mesurée en réservations par opération active : l’effet de la remontée des taux apparaît une fois l’effet de portefeuille neutralisé</w:t>
       </w:r>
     </w:p>
     <w:bookmarkEnd w:id="119"/>
@@ -12387,7 +12387,7 @@
         <w:pStyle w:val="ImageCaption"/>
       </w:pPr>
       <w:r>
-        <w:t xml:space="preserve">Figure 1.14 – Distribution de la variation de marge « committée » sur les 123 opérations du périmètre, et seuil de dérive matérielle à -2 %</w:t>
+        <w:t xml:space="preserve">Figure 5.3 – Distribution de la variation de marge « committée » sur les 123 opérations du périmètre, et seuil de dérive matérielle à -2 %</w:t>
       </w:r>
     </w:p>
     <w:p>
@@ -12828,7 +12828,7 @@
         <w:pStyle w:val="ImageCaption"/>
       </w:pPr>
       <w:r>
-        <w:t xml:space="preserve">Figure 1.15 – Prévision d’intensité de vente à douze mois sous trois scénarios de taux 2026, avec intervalle à 80 %</w:t>
+        <w:t xml:space="preserve">Figure 5.4 – Prévision d’intensité de vente à douze mois sous trois scénarios de taux 2026, avec intervalle à 80 %</w:t>
       </w:r>
     </w:p>
     <w:p>
@@ -12921,7 +12921,7 @@
         <w:pStyle w:val="ImageCaption"/>
       </w:pPr>
       <w:r>
-        <w:t xml:space="preserve">Figure 1.16 – Réservations cumulées et courbes logistiques ajustées sur quatre opérations terminées, avec le repère des 90 % du potentiel</w:t>
+        <w:t xml:space="preserve">Figure 5.5 – Réservations cumulées et courbes logistiques ajustées sur quatre opérations terminées, avec le repère des 90 % du potentiel</w:t>
       </w:r>
     </w:p>
     <w:p>
@@ -13094,7 +13094,7 @@
         <w:pStyle w:val="ImageCaption"/>
       </w:pPr>
       <w:r>
-        <w:t xml:space="preserve">Figure 1.17 – Effet millésime du modèle de prix : prime par année de réservation, référence 2016</w:t>
+        <w:t xml:space="preserve">Figure 5.6 – Effet millésime du modèle de prix : prime par année de réservation, référence 2016</w:t>
       </w:r>
     </w:p>
     <w:p>
@@ -13207,7 +13207,7 @@
         <w:pStyle w:val="ImageCaption"/>
       </w:pPr>
       <w:r>
-        <w:t xml:space="preserve">Figure 1.18 – Stock d’appartements : prix de grille contre prix de marché estimé, avec la bande à plus ou moins une erreur type</w:t>
+        <w:t xml:space="preserve">Figure 5.7 – Stock d’appartements : prix de grille contre prix de marché estimé, avec la bande à plus ou moins une erreur type</w:t>
       </w:r>
     </w:p>
     <w:p>
@@ -13574,7 +13574,7 @@
         <w:pStyle w:val="ImageCaption"/>
       </w:pPr>
       <w:r>
-        <w:t xml:space="preserve">Figure 1.19 – Plateforme, page « Vue d’ensemble »</w:t>
+        <w:t xml:space="preserve">Figure 5.8 – Plateforme, page « Vue d’ensemble »</w:t>
       </w:r>
     </w:p>
     <w:p>
@@ -13668,7 +13668,7 @@
         <w:pStyle w:val="ImageCaption"/>
       </w:pPr>
       <w:r>
-        <w:t xml:space="preserve">Figure 1.20 – Plateforme, page « Alertes marge » : niveaux d’alerte et dépassements engagés en euros</w:t>
+        <w:t xml:space="preserve">Figure 5.9 – Plateforme, page « Alertes marge » : niveaux d’alerte et dépassements engagés en euros</w:t>
       </w:r>
     </w:p>
     <w:p>
@@ -15485,7 +15485,7 @@
         <w:pStyle w:val="ImageCaption"/>
       </w:pPr>
       <w:r>
-        <w:t xml:space="preserve">Figure 1.21 – Les trois régimes de preuve employés selon la nature du livrable</w:t>
+        <w:t xml:space="preserve">Figure 6.1 – Les trois régimes de preuve employés selon la nature du livrable</w:t>
       </w:r>
     </w:p>
     <w:p>

--- a/memoire_M2_saoud.docx
+++ b/memoire_M2_saoud.docx
@@ -282,7 +282,7 @@
         <w:t xml:space="preserve"> </w:t>
       </w:r>
       <w:r>
-        <w:t xml:space="preserve">déploiement en « coquilles vides » adoptée pour garantir la continuité de la facturation. En</w:t>
+        <w:t xml:space="preserve">déploiement en « coquilles vides » adoptée pour garantir la continuité de la facturation. En</w:t>
       </w:r>
       <w:r>
         <w:t xml:space="preserve"> </w:t>
@@ -314,19 +314,19 @@
         <w:t xml:space="preserve"> </w:t>
       </w:r>
       <w:r>
-        <w:t xml:space="preserve">de traitement entièrement pilotée par formules qui a permis de créer 1 434 tiers dans SPO à</w:t>
-      </w:r>
-      <w:r>
-        <w:t xml:space="preserve"> </w:t>
-      </w:r>
-      <w:r>
-        <w:t xml:space="preserve">partir de 1 602 lignes brutes, sans aucun doublon. J’ai ensuite mené de bout en bout un</w:t>
-      </w:r>
-      <w:r>
-        <w:t xml:space="preserve"> </w:t>
-      </w:r>
-      <w:r>
-        <w:t xml:space="preserve">projet de Data Science, le « Copilote Financier », qui outille la direction financière sur</w:t>
+        <w:t xml:space="preserve">de traitement entièrement pilotée par formules qui a permis de créer 1 434 tiers dans SPO à</w:t>
+      </w:r>
+      <w:r>
+        <w:t xml:space="preserve"> </w:t>
+      </w:r>
+      <w:r>
+        <w:t xml:space="preserve">partir de 1 602 lignes brutes, sans doublon détecté par les trois clés d’unicité retenues. J’ai ensuite mené de bout en bout un</w:t>
+      </w:r>
+      <w:r>
+        <w:t xml:space="preserve"> </w:t>
+      </w:r>
+      <w:r>
+        <w:t xml:space="preserve">projet de Data Science, le « Copilote Financier », qui outille la direction financière sur</w:t>
       </w:r>
       <w:r>
         <w:t xml:space="preserve"> </w:t>
@@ -346,13 +346,33 @@
         <w:pStyle w:val="BodyText"/>
       </w:pPr>
       <w:r>
-        <w:t xml:space="preserve">Ce mémoire tire de cette année une thèse qu’il s’attache à démontrer plutôt qu’à énoncer :</w:t>
-      </w:r>
-      <w:r>
-        <w:t xml:space="preserve"> </w:t>
-      </w:r>
-      <w:r>
-        <w:t xml:space="preserve">la structure de la donnée commande ce que la modélisation peut en tirer. Il se termine par</w:t>
+        <w:t xml:space="preserve">Ce mémoire relit ensuite ces quatre missions transversalement, sous l’angle de la conduite de</w:t>
+      </w:r>
+      <w:r>
+        <w:t xml:space="preserve"> </w:t>
+      </w:r>
+      <w:r>
+        <w:t xml:space="preserve">projet, des technologies et des méthodes employées, des régimes de preuve mobilisés pour</w:t>
+      </w:r>
+      <w:r>
+        <w:t xml:space="preserve"> </w:t>
+      </w:r>
+      <w:r>
+        <w:t xml:space="preserve">évaluer chaque livrable et des difficultés rencontrées.</w:t>
+      </w:r>
+    </w:p>
+    <w:p>
+      <w:pPr>
+        <w:pStyle w:val="BodyText"/>
+      </w:pPr>
+      <w:r>
+        <w:t xml:space="preserve">De cette année, il tire une thèse qu’il s’attache à démontrer plutôt qu’à énoncer : la</w:t>
+      </w:r>
+      <w:r>
+        <w:t xml:space="preserve"> </w:t>
+      </w:r>
+      <w:r>
+        <w:t xml:space="preserve">structure de la donnée commande ce que la modélisation peut en tirer. Il se termine par</w:t>
       </w:r>
       <w:r>
         <w:t xml:space="preserve"> </w:t>
@@ -589,6 +609,58 @@
               <w:jc w:val="left"/>
             </w:pPr>
             <w:r>
+              <w:t xml:space="preserve">DirectAPI</w:t>
+            </w:r>
+          </w:p>
+        </w:tc>
+        <w:tc>
+          <w:tcPr/>
+          <w:p>
+            <w:pPr>
+              <w:pStyle w:val="Compact"/>
+              <w:jc w:val="left"/>
+            </w:pPr>
+            <w:r>
+              <w:t xml:space="preserve">Module de l’éditeur Salvia permettant d’injecter dans l’ERP des fichiers plats, sans passer par la saisie manuelle.</w:t>
+            </w:r>
+          </w:p>
+        </w:tc>
+      </w:tr>
+      <w:tr>
+        <w:tc>
+          <w:tcPr/>
+          <w:p>
+            <w:pPr>
+              <w:pStyle w:val="Compact"/>
+              <w:jc w:val="left"/>
+            </w:pPr>
+            <w:r>
+              <w:t xml:space="preserve">EFR</w:t>
+            </w:r>
+          </w:p>
+        </w:tc>
+        <w:tc>
+          <w:tcPr/>
+          <w:p>
+            <w:pPr>
+              <w:pStyle w:val="Compact"/>
+              <w:jc w:val="left"/>
+            </w:pPr>
+            <w:r>
+              <w:t xml:space="preserve">État Financier de Référence, l’un des exports budgétaires du système de gestion, qui donne pour chaque poste le budget, l’engagé et le facturé.</w:t>
+            </w:r>
+          </w:p>
+        </w:tc>
+      </w:tr>
+      <w:tr>
+        <w:tc>
+          <w:tcPr/>
+          <w:p>
+            <w:pPr>
+              <w:pStyle w:val="Compact"/>
+              <w:jc w:val="left"/>
+            </w:pPr>
+            <w:r>
               <w:t xml:space="preserve">ERP</w:t>
             </w:r>
           </w:p>
@@ -609,6 +681,32 @@
             </w:r>
             <w:r>
               <w:t xml:space="preserve">, progiciel de gestion intégré couvrant l’ensemble des processus de l’entreprise.</w:t>
+            </w:r>
+          </w:p>
+        </w:tc>
+      </w:tr>
+      <w:tr>
+        <w:tc>
+          <w:tcPr/>
+          <w:p>
+            <w:pPr>
+              <w:pStyle w:val="Compact"/>
+              <w:jc w:val="left"/>
+            </w:pPr>
+            <w:r>
+              <w:t xml:space="preserve">Grimmo</w:t>
+            </w:r>
+          </w:p>
+        </w:tc>
+        <w:tc>
+          <w:tcPr/>
+          <w:p>
+            <w:pPr>
+              <w:pStyle w:val="Compact"/>
+              <w:jc w:val="left"/>
+            </w:pPr>
+            <w:r>
+              <w:t xml:space="preserve">ERP métier historique du groupe, remplacé cette année par SPO.</w:t>
             </w:r>
           </w:p>
         </w:tc>
@@ -687,6 +785,32 @@
             </w:pPr>
             <w:r>
               <w:t xml:space="preserve">Terrain ou logement mis en vente, issu d’un découpage foncier ou d’un programme immobilier.</w:t>
+            </w:r>
+          </w:p>
+        </w:tc>
+      </w:tr>
+      <w:tr>
+        <w:tc>
+          <w:tcPr/>
+          <w:p>
+            <w:pPr>
+              <w:pStyle w:val="Compact"/>
+              <w:jc w:val="left"/>
+            </w:pPr>
+            <w:r>
+              <w:t xml:space="preserve">MyReport</w:t>
+            </w:r>
+          </w:p>
+        </w:tc>
+        <w:tc>
+          <w:tcPr/>
+          <w:p>
+            <w:pPr>
+              <w:pStyle w:val="Compact"/>
+              <w:jc w:val="left"/>
+            </w:pPr>
+            <w:r>
+              <w:t xml:space="preserve">Outil décisionnel du groupe, qui requête les bases de données sources et produit les tableaux de bord des services.</w:t>
             </w:r>
           </w:p>
         </w:tc>
@@ -790,7 +914,7 @@
               <w:jc w:val="left"/>
             </w:pPr>
             <w:r>
-              <w:t xml:space="preserve">Éditeur de logiciels spécialisés dans la gestion immobilière, dont SPO et GR Immo.</w:t>
+              <w:t xml:space="preserve">Éditeur de logiciels spécialisés dans la gestion immobilière, dont SPO.</w:t>
             </w:r>
           </w:p>
         </w:tc>
@@ -2119,7 +2243,25 @@
         <w:t xml:space="preserve"> </w:t>
       </w:r>
       <w:r>
-        <w:t xml:space="preserve">intervenues. On y lit le problème central : la donnée existait, en quantité, mais elle était</w:t>
+        <w:t xml:space="preserve">intervenues. Les trois outils y occupent le haut du schéma, reliés par les flèches qui</w:t>
+      </w:r>
+      <w:r>
+        <w:t xml:space="preserve"> </w:t>
+      </w:r>
+      <w:r>
+        <w:t xml:space="preserve">figurent la circulation normale de la donnée ; les tableurs y forment la bande du bas, et</w:t>
+      </w:r>
+      <w:r>
+        <w:t xml:space="preserve"> </w:t>
+      </w:r>
+      <w:r>
+        <w:t xml:space="preserve">les traits pointillés qui les rattachent aux trois outils marquent les échanges qui ne</w:t>
+      </w:r>
+      <w:r>
+        <w:t xml:space="preserve"> </w:t>
+      </w:r>
+      <w:r>
+        <w:t xml:space="preserve">passent par aucun système. On y lit le problème central : la donnée existait, en quantité, mais elle était</w:t>
       </w:r>
       <w:r>
         <w:t xml:space="preserve"> </w:t>
@@ -2153,7 +2295,7 @@
       <w:r>
         <w:drawing>
           <wp:inline>
-            <wp:extent cx="5334000" cy="2467733"/>
+            <wp:extent cx="5334000" cy="3243684"/>
             <wp:effectExtent b="0" l="0" r="0" t="0"/>
             <wp:docPr descr="Les outils du système d’information et la circulation de la donnée" title="" id="28" name="Picture"/>
             <a:graphic>
@@ -2174,7 +2316,7 @@
                   <pic:spPr bwMode="auto">
                     <a:xfrm>
                       <a:off x="0" y="0"/>
-                      <a:ext cx="5334000" cy="2467733"/>
+                      <a:ext cx="5334000" cy="3243684"/>
                     </a:xfrm>
                     <a:prstGeom prst="rect">
                       <a:avLst/>
@@ -2729,13 +2871,13 @@
         <w:t xml:space="preserve"> </w:t>
       </w:r>
       <w:r>
-        <w:t xml:space="preserve">consisté à reprendre les 283 opérations, leurs tranches et leurs budgets depuis la base</w:t>
-      </w:r>
-      <w:r>
-        <w:t xml:space="preserve"> </w:t>
-      </w:r>
-      <w:r>
-        <w:t xml:space="preserve">historique. C’est le socle : sans les opérations, rien d’autre ne peut exister dans le</w:t>
+        <w:t xml:space="preserve">consisté à reprendre les 283 opérations et leurs tranches depuis la base historique, les</w:t>
+      </w:r>
+      <w:r>
+        <w:t xml:space="preserve"> </w:t>
+      </w:r>
+      <w:r>
+        <w:t xml:space="preserve">budgets détaillés étant reportés à un second temps. C’est le socle : sans les opérations, rien d’autre ne peut exister dans le</w:t>
       </w:r>
       <w:r>
         <w:t xml:space="preserve"> </w:t>
@@ -2769,7 +2911,7 @@
         <w:t xml:space="preserve"> </w:t>
       </w:r>
       <w:r>
-        <w:t xml:space="preserve">commercial, en créant dans SPO les 1 434 clients acquéreurs du groupe.</w:t>
+        <w:t xml:space="preserve">commercial, en créant dans SPO les 1 434 clients acquéreurs du groupe.</w:t>
       </w:r>
     </w:p>
     <w:p>
@@ -3088,7 +3230,7 @@
         <w:pStyle w:val="Compact"/>
       </w:pPr>
       <w:r>
-        <w:t xml:space="preserve">2.3 Adaptation stratégique : le déploiement en « coquilles vides »</w:t>
+        <w:t xml:space="preserve">2.3 Adaptation stratégique : le déploiement en « coquilles vides »</w:t>
       </w:r>
     </w:p>
     <w:p>
@@ -3336,7 +3478,7 @@
         <w:t xml:space="preserve"> </w:t>
       </w:r>
       <w:r>
-        <w:t xml:space="preserve">documentation technique de l’API de Salvia. L’enjeu était de comprendre la structure des</w:t>
+        <w:t xml:space="preserve">documentation technique de l’API de Salvia [2]. L’enjeu était de comprendre la structure des</w:t>
       </w:r>
       <w:r>
         <w:t xml:space="preserve"> </w:t>
@@ -3356,19 +3498,19 @@
         <w:t xml:space="preserve"> </w:t>
       </w:r>
       <w:r>
-        <w:t xml:space="preserve">le modèle de données : une opération est un conteneur, auquel se rattachent son</w:t>
-      </w:r>
-      <w:r>
-        <w:t xml:space="preserve"> </w:t>
-      </w:r>
-      <w:r>
-        <w:t xml:space="preserve">identification, ses intervenants, ses versions, ses tranches, son budget, sa</w:t>
-      </w:r>
-      <w:r>
-        <w:t xml:space="preserve"> </w:t>
-      </w:r>
-      <w:r>
-        <w:t xml:space="preserve">commercialisation et sa trésorerie. Cette arborescence n’est pas une commodité d’affichage,</w:t>
+        <w:t xml:space="preserve">le modèle de données : une opération est un conteneur, auquel se rattachent notamment</w:t>
+      </w:r>
+      <w:r>
+        <w:t xml:space="preserve"> </w:t>
+      </w:r>
+      <w:r>
+        <w:t xml:space="preserve">son identification, ses indicateurs, son foncier, ses intervenants, ses versions, ses</w:t>
+      </w:r>
+      <w:r>
+        <w:t xml:space="preserve"> </w:t>
+      </w:r>
+      <w:r>
+        <w:t xml:space="preserve">tranches, son budget, son planning, sa commercialisation et sa trésorerie. Cette arborescence n’est pas une commodité d’affichage,</w:t>
       </w:r>
       <w:r>
         <w:t xml:space="preserve"> </w:t>
@@ -3475,6 +3617,44 @@
         <w:pStyle w:val="BodyText"/>
       </w:pPr>
       <w:r>
+        <w:t xml:space="preserve">Deux informations distinctes sont sorties de ces tests, et il est utile de les séparer. La</w:t>
+      </w:r>
+      <w:r>
+        <w:t xml:space="preserve"> </w:t>
+      </w:r>
+      <w:r>
+        <w:t xml:space="preserve">première tient au contenu de chaque objet : quels champs l’ERP exige pour accepter une</w:t>
+      </w:r>
+      <w:r>
+        <w:t xml:space="preserve"> </w:t>
+      </w:r>
+      <w:r>
+        <w:t xml:space="preserve">création, et lesquels il tolère vides. La documentation de l’éditeur les décrit, mais la</w:t>
+      </w:r>
+      <w:r>
+        <w:t xml:space="preserve"> </w:t>
+      </w:r>
+      <w:r>
+        <w:t xml:space="preserve">description reste théorique tant qu’on n’a pas vu le service la refuser. La seconde tient à</w:t>
+      </w:r>
+      <w:r>
+        <w:t xml:space="preserve"> </w:t>
+      </w:r>
+      <w:r>
+        <w:t xml:space="preserve">l’enchaînement des objets entre eux, c’est-à-dire à l’ordre dans lequel il faut les créer ;</w:t>
+      </w:r>
+      <w:r>
+        <w:t xml:space="preserve"> </w:t>
+      </w:r>
+      <w:r>
+        <w:t xml:space="preserve">elle n’était pas documentée du tout, et c’est elle qui a occupé la suite du travail.</w:t>
+      </w:r>
+    </w:p>
+    <w:p>
+      <w:pPr>
+        <w:pStyle w:val="BodyText"/>
+      </w:pPr>
+      <w:r>
         <w:t xml:space="preserve">Cette phase peut sembler improductive : elle ne crée aucune donnée et ne produit aucun</w:t>
       </w:r>
       <w:r>
@@ -3547,7 +3727,7 @@
           <wp:inline>
             <wp:extent cx="4160520" cy="3072186"/>
             <wp:effectExtent b="0" l="0" r="0" t="0"/>
-            <wp:docPr descr="L’interface utilisateur du module DirectAPI, ici sur la ressource « Tiers »" title="" id="47" name="Picture"/>
+            <wp:docPr descr="L’interface utilisateur du module DirectAPI, ici sur la ressource « Tiers »" title="" id="47" name="Picture"/>
             <a:graphic>
               <a:graphicData uri="http://schemas.openxmlformats.org/drawingml/2006/picture">
                 <pic:pic>
@@ -3590,7 +3770,7 @@
         <w:pStyle w:val="ImageCaption"/>
       </w:pPr>
       <w:r>
-        <w:t xml:space="preserve">Figure 2.2 – L’interface utilisateur du module DirectAPI, ici sur la ressource « Tiers »</w:t>
+        <w:t xml:space="preserve">Figure 2.2 – L’interface utilisateur du module DirectAPI, ici sur la ressource « Tiers »</w:t>
       </w:r>
     </w:p>
     <w:p>
@@ -3702,6 +3882,156 @@
         <w:pStyle w:val="FirstParagraph"/>
       </w:pPr>
       <w:r>
+        <w:t xml:space="preserve">L’étape de transformation mérite qu’on s’y arrête, car c’est celle qui a demandé le plus de</w:t>
+      </w:r>
+      <w:r>
+        <w:t xml:space="preserve"> </w:t>
+      </w:r>
+      <w:r>
+        <w:t xml:space="preserve">travail et celle dont dépendait la validité de tout le reste. Mapper un champ n’est pas le</w:t>
+      </w:r>
+      <w:r>
+        <w:t xml:space="preserve"> </w:t>
+      </w:r>
+      <w:r>
+        <w:t xml:space="preserve">renommer. Une valeur venue de Grimmo n’entre dans SPO que si elle appartient à la</w:t>
+      </w:r>
+      <w:r>
+        <w:t xml:space="preserve"> </w:t>
+      </w:r>
+      <w:r>
+        <w:t xml:space="preserve">nomenclature que le nouveau système reconnaît : un libellé de poste budgétaire, un type de</w:t>
+      </w:r>
+      <w:r>
+        <w:t xml:space="preserve"> </w:t>
+      </w:r>
+      <w:r>
+        <w:t xml:space="preserve">tranche, une nature d’opération y sont des valeurs contrôlées, et non du texte libre. Le</w:t>
+      </w:r>
+      <w:r>
+        <w:t xml:space="preserve"> </w:t>
+      </w:r>
+      <w:r>
+        <w:t xml:space="preserve">travail a donc consisté, champ par champ, à établir la correspondance entre ce que l’ancien</w:t>
+      </w:r>
+      <w:r>
+        <w:t xml:space="preserve"> </w:t>
+      </w:r>
+      <w:r>
+        <w:t xml:space="preserve">système contenait et ce que le nouveau accepte.</w:t>
+      </w:r>
+    </w:p>
+    <w:p>
+      <w:pPr>
+        <w:pStyle w:val="BodyText"/>
+      </w:pPr>
+      <w:r>
+        <w:t xml:space="preserve">Ces correspondances n’ont pas toutes la même origine, et la distinction a des conséquences</w:t>
+      </w:r>
+      <w:r>
+        <w:t xml:space="preserve"> </w:t>
+      </w:r>
+      <w:r>
+        <w:t xml:space="preserve">pratiques. Certaines proviennent de tables de paramétrage extraites de SPO : ce sont les</w:t>
+      </w:r>
+      <w:r>
+        <w:t xml:space="preserve"> </w:t>
+      </w:r>
+      <w:r>
+        <w:t xml:space="preserve">listes de valeurs que l’ERP tient lui-même, donc des références sûres, qu’il suffit</w:t>
+      </w:r>
+      <w:r>
+        <w:t xml:space="preserve"> </w:t>
+      </w:r>
+      <w:r>
+        <w:t xml:space="preserve">d’interroger. D’autres, en revanche, sont des fichiers de mapping que j’ai constitués, parce</w:t>
+      </w:r>
+      <w:r>
+        <w:t xml:space="preserve"> </w:t>
+      </w:r>
+      <w:r>
+        <w:t xml:space="preserve">qu’aucune table ne les fournissait : la mise en regard des libellés de l’ancien système avec</w:t>
+      </w:r>
+      <w:r>
+        <w:t xml:space="preserve"> </w:t>
+      </w:r>
+      <w:r>
+        <w:t xml:space="preserve">ceux du nouveau relevait alors d’un arbitrage, tranché avec les services concernés puis</w:t>
+      </w:r>
+      <w:r>
+        <w:t xml:space="preserve"> </w:t>
+      </w:r>
+      <w:r>
+        <w:t xml:space="preserve">consigné. La différence est importante au moment de rendre des comptes : dans le premier cas,</w:t>
+      </w:r>
+      <w:r>
+        <w:t xml:space="preserve"> </w:t>
+      </w:r>
+      <w:r>
+        <w:t xml:space="preserve">une divergence est une erreur de lecture ; dans le second, c’est une décision qu’il faut</w:t>
+      </w:r>
+      <w:r>
+        <w:t xml:space="preserve"> </w:t>
+      </w:r>
+      <w:r>
+        <w:t xml:space="preserve">pouvoir justifier.</w:t>
+      </w:r>
+    </w:p>
+    <w:p>
+      <w:pPr>
+        <w:pStyle w:val="BodyText"/>
+      </w:pPr>
+      <w:r>
+        <w:t xml:space="preserve">Le choix d’Excel comme moteur de transformation, plutôt qu’un script, découle de l’arbitrage</w:t>
+      </w:r>
+      <w:r>
+        <w:t xml:space="preserve"> </w:t>
+      </w:r>
+      <w:r>
+        <w:t xml:space="preserve">exposé plus haut. La fonction RechercheX y joue exactement le rôle d’une jointure : elle va</w:t>
+      </w:r>
+      <w:r>
+        <w:t xml:space="preserve"> </w:t>
+      </w:r>
+      <w:r>
+        <w:t xml:space="preserve">chercher, dans la table de correspondance, la valeur cible associée à la valeur source. Sa</w:t>
+      </w:r>
+      <w:r>
+        <w:t xml:space="preserve"> </w:t>
+      </w:r>
+      <w:r>
+        <w:t xml:space="preserve">vertu, dans ce contexte, est d’être lisible par les personnes qui connaissent le métier et</w:t>
+      </w:r>
+      <w:r>
+        <w:t xml:space="preserve"> </w:t>
+      </w:r>
+      <w:r>
+        <w:t xml:space="preserve">non le code. Lorsqu’un poste budgétaire ressortait mal traduit, la responsable concernée</w:t>
+      </w:r>
+      <w:r>
+        <w:t xml:space="preserve"> </w:t>
+      </w:r>
+      <w:r>
+        <w:t xml:space="preserve">pouvait ouvrir la maquette, voir la formule et pointer la ligne fautive de la table de</w:t>
+      </w:r>
+      <w:r>
+        <w:t xml:space="preserve"> </w:t>
+      </w:r>
+      <w:r>
+        <w:t xml:space="preserve">correspondance. Un script aurait produit le même résultat, mais aurait déplacé la</w:t>
+      </w:r>
+      <w:r>
+        <w:t xml:space="preserve"> </w:t>
+      </w:r>
+      <w:r>
+        <w:t xml:space="preserve">vérification vers moi seule.</w:t>
+      </w:r>
+    </w:p>
+    <w:p>
+      <w:pPr>
+        <w:pStyle w:val="BodyText"/>
+      </w:pPr>
+      <w:r>
         <w:t xml:space="preserve">Pour sécuriser ce processus, j’ai appliqué une méthode de validation itérative : nous avons</w:t>
       </w:r>
       <w:r>
@@ -3726,13 +4056,13 @@
         <w:t xml:space="preserve"> </w:t>
       </w:r>
       <w:r>
-        <w:t xml:space="preserve">s’analyse en quelques minutes ; sur deux cents, les messages se mélangent et il devient</w:t>
-      </w:r>
-      <w:r>
-        <w:t xml:space="preserve"> </w:t>
-      </w:r>
-      <w:r>
-        <w:t xml:space="preserve">difficile de savoir quelle règle a été violée.</w:t>
+        <w:t xml:space="preserve">s’analyse en quelques minutes ; sur plusieurs dizaines, les messages se mélangent et il</w:t>
+      </w:r>
+      <w:r>
+        <w:t xml:space="preserve"> </w:t>
+      </w:r>
+      <w:r>
+        <w:t xml:space="preserve">devient difficile de savoir quelle règle a été violée.</w:t>
       </w:r>
     </w:p>
     <w:bookmarkEnd w:id="49"/>
@@ -3830,7 +4160,7 @@
         <w:pStyle w:val="Compact"/>
       </w:pPr>
       <w:r>
-        <w:t xml:space="preserve">Création de l’Opération (le conteneur principal).</w:t>
+        <w:t xml:space="preserve">Création de l’opération, le conteneur principal.</w:t>
       </w:r>
     </w:p>
     <w:p>
@@ -3842,7 +4172,7 @@
         <w:pStyle w:val="Compact"/>
       </w:pPr>
       <w:r>
-        <w:t xml:space="preserve">Création des Tranches de Travaux.</w:t>
+        <w:t xml:space="preserve">Création des tranches de travaux.</w:t>
       </w:r>
     </w:p>
     <w:p>
@@ -3854,7 +4184,7 @@
         <w:pStyle w:val="Compact"/>
       </w:pPr>
       <w:r>
-        <w:t xml:space="preserve">Création des Tranches Commerciales.</w:t>
+        <w:t xml:space="preserve">Création des tranches commerciales.</w:t>
       </w:r>
     </w:p>
     <w:p>
@@ -3866,7 +4196,7 @@
         <w:pStyle w:val="Compact"/>
       </w:pPr>
       <w:r>
-        <w:t xml:space="preserve">Création du Budget associé.</w:t>
+        <w:t xml:space="preserve">Création du budget associé.</w:t>
       </w:r>
     </w:p>
     <w:p>
@@ -3955,31 +4285,87 @@
         <w:t xml:space="preserve"> </w:t>
       </w:r>
       <w:r>
-        <w:t xml:space="preserve">interne. Ce document, cartographiant ces étapes et les prérequis de chaque objet, sert de</w:t>
-      </w:r>
-      <w:r>
-        <w:t xml:space="preserve"> </w:t>
-      </w:r>
-      <w:r>
-        <w:t xml:space="preserve">guide de référence, permettant d’éviter les erreurs de séquencement lors des phases de</w:t>
-      </w:r>
-      <w:r>
-        <w:t xml:space="preserve"> </w:t>
-      </w:r>
-      <w:r>
-        <w:t xml:space="preserve">reprise ultérieures. C’est le premier livrable écrit de mon année qui n’était pas un fichier</w:t>
-      </w:r>
-      <w:r>
-        <w:t xml:space="preserve"> </w:t>
-      </w:r>
-      <w:r>
-        <w:t xml:space="preserve">de données, et c’est celui qui a le plus servi aux autres : la reprise des tiers, exposée au</w:t>
-      </w:r>
-      <w:r>
-        <w:t xml:space="preserve"> </w:t>
-      </w:r>
-      <w:r>
-        <w:t xml:space="preserve">chapitre 3, s’est appuyée directement dessus.</w:t>
+        <w:t xml:space="preserve">interne. Ce document cartographie les étapes de la séquence et les prérequis de chaque objet,</w:t>
+      </w:r>
+      <w:r>
+        <w:t xml:space="preserve"> </w:t>
+      </w:r>
+      <w:r>
+        <w:t xml:space="preserve">c’est-à-dire, pour chaque type de donnée à créer, ce qui doit exister avant lui. Il fixe donc</w:t>
+      </w:r>
+      <w:r>
+        <w:t xml:space="preserve"> </w:t>
+      </w:r>
+      <w:r>
+        <w:t xml:space="preserve">par écrit une connaissance qui n’existait jusque-là que sous la forme de codes d’erreur</w:t>
+      </w:r>
+      <w:r>
+        <w:t xml:space="preserve"> </w:t>
+      </w:r>
+      <w:r>
+        <w:t xml:space="preserve">interprétés, et il la rend transmissible : un guide de référence permettant d’éviter les</w:t>
+      </w:r>
+      <w:r>
+        <w:t xml:space="preserve"> </w:t>
+      </w:r>
+      <w:r>
+        <w:t xml:space="preserve">erreurs de séquencement lors des phases de reprise ultérieures.</w:t>
+      </w:r>
+    </w:p>
+    <w:p>
+      <w:pPr>
+        <w:pStyle w:val="BodyText"/>
+      </w:pPr>
+      <w:r>
+        <w:t xml:space="preserve">Rédiger cette note n’était pas prévu au départ, et je ne l’ai pas fait par goût de la</w:t>
+      </w:r>
+      <w:r>
+        <w:t xml:space="preserve"> </w:t>
+      </w:r>
+      <w:r>
+        <w:t xml:space="preserve">formalisation. Je l’ai fait parce que j’avais constaté que je redécouvrais deux fois la même</w:t>
+      </w:r>
+      <w:r>
+        <w:t xml:space="preserve"> </w:t>
+      </w:r>
+      <w:r>
+        <w:t xml:space="preserve">contrainte, à quelques jours d’intervalle, faute de l’avoir notée. C’est le premier livrable</w:t>
+      </w:r>
+      <w:r>
+        <w:t xml:space="preserve"> </w:t>
+      </w:r>
+      <w:r>
+        <w:t xml:space="preserve">écrit de mon année qui n’était pas un fichier de données, et c’est celui qui a le plus servi</w:t>
+      </w:r>
+      <w:r>
+        <w:t xml:space="preserve"> </w:t>
+      </w:r>
+      <w:r>
+        <w:t xml:space="preserve">aux autres : la reprise des tiers, exposée au chapitre 3, s’est appuyée directement dessus,</w:t>
+      </w:r>
+      <w:r>
+        <w:t xml:space="preserve"> </w:t>
+      </w:r>
+      <w:r>
+        <w:t xml:space="preserve">et n’a pas eu à refaire le travail de rétro-ingénierie. Cet épisode a modifié ma façon de</w:t>
+      </w:r>
+      <w:r>
+        <w:t xml:space="preserve"> </w:t>
+      </w:r>
+      <w:r>
+        <w:t xml:space="preserve">travailler pour le reste de l’année. Une contrainte technique découverte empiriquement n’a de</w:t>
+      </w:r>
+      <w:r>
+        <w:t xml:space="preserve"> </w:t>
+      </w:r>
+      <w:r>
+        <w:t xml:space="preserve">valeur, pour l’entreprise, que si elle est écrite quelque part ; sinon elle reste attachée à</w:t>
+      </w:r>
+      <w:r>
+        <w:t xml:space="preserve"> </w:t>
+      </w:r>
+      <w:r>
+        <w:t xml:space="preserve">la personne qui l’a trouvée, et disparaît avec elle.</w:t>
       </w:r>
     </w:p>
     <w:bookmarkEnd w:id="54"/>
@@ -4255,7 +4641,7 @@
         <w:pStyle w:val="Heading2"/>
       </w:pPr>
       <w:r>
-        <w:t xml:space="preserve">2.3 Adaptation stratégique : le déploiement en « coquilles vides »</w:t>
+        <w:t xml:space="preserve">2.3 Adaptation stratégique : le déploiement en « coquilles vides »</w:t>
       </w:r>
     </w:p>
     <w:p>
@@ -4324,7 +4710,7 @@
         <w:pStyle w:val="FirstParagraph"/>
       </w:pPr>
       <w:r>
-        <w:t xml:space="preserve">Nous avons donc décidé d’adopter une stratégie de déploiement dite en « coquilles vides ».</w:t>
+        <w:t xml:space="preserve">Nous avons donc décidé d’adopter une stratégie de déploiement dite en « coquilles vides ».</w:t>
       </w:r>
       <w:r>
         <w:t xml:space="preserve"> </w:t>
@@ -4507,13 +4893,13 @@
         <w:t xml:space="preserve"> </w:t>
       </w:r>
       <w:r>
-        <w:t xml:space="preserve">les Opérations ainsi que leurs subdivisions en Tranches Travaux, puis en Tranches</w:t>
-      </w:r>
-      <w:r>
-        <w:t xml:space="preserve"> </w:t>
-      </w:r>
-      <w:r>
-        <w:t xml:space="preserve">Commerciales. Une part conséquente du travail restait à accomplir : l’analyse et</w:t>
+        <w:t xml:space="preserve">les opérations et leurs tranches de travaux, la création des tranches commerciales étant</w:t>
+      </w:r>
+      <w:r>
+        <w:t xml:space="preserve"> </w:t>
+      </w:r>
+      <w:r>
+        <w:t xml:space="preserve">encore en cours à la fin du semestre. Une part conséquente du travail restait à accomplir : l’analyse et</w:t>
       </w:r>
       <w:r>
         <w:t xml:space="preserve"> </w:t>
@@ -4597,7 +4983,7 @@
               <w:jc w:val="left"/>
             </w:pPr>
             <w:r>
-              <w:t xml:space="preserve">Créées sur l’ensemble du périmètre</w:t>
+              <w:t xml:space="preserve">Créées, hors budgets détaillés</w:t>
             </w:r>
           </w:p>
         </w:tc>
@@ -4675,7 +5061,7 @@
               <w:jc w:val="left"/>
             </w:pPr>
             <w:r>
-              <w:t xml:space="preserve">Reportés, stratégie des « coquilles vides »</w:t>
+              <w:t xml:space="preserve">Reportés, stratégie des « coquilles vides »</w:t>
             </w:r>
           </w:p>
         </w:tc>
@@ -4813,13 +5199,13 @@
         <w:t xml:space="preserve"> </w:t>
       </w:r>
       <w:r>
-        <w:t xml:space="preserve">n’étaient pas encore dans le nouvel ERP. Cependant, reprendre des clients n’est pas</w:t>
-      </w:r>
-      <w:r>
-        <w:t xml:space="preserve"> </w:t>
-      </w:r>
-      <w:r>
-        <w:t xml:space="preserve">reprendre des structures de gestion : il s’agit de personnes, avec ce que cela implique de</w:t>
+        <w:t xml:space="preserve">n’étaient pas encore dans le nouvel ERP. Or reprendre des clients n’est pas reprendre des</w:t>
+      </w:r>
+      <w:r>
+        <w:t xml:space="preserve"> </w:t>
+      </w:r>
+      <w:r>
+        <w:t xml:space="preserve">structures de gestion : il s’agit de personnes, avec ce que cela implique de</w:t>
       </w:r>
       <w:r>
         <w:t xml:space="preserve"> </w:t>
@@ -5074,13 +5460,25 @@
         <w:t xml:space="preserve"> </w:t>
       </w:r>
       <w:r>
-        <w:t xml:space="preserve">directement le chantier exposé au chapitre précédent, et elle réalise l’interopérabilité entre</w:t>
-      </w:r>
-      <w:r>
-        <w:t xml:space="preserve"> </w:t>
-      </w:r>
-      <w:r>
-        <w:t xml:space="preserve">l’ERP et le CRM que je n’avais pu qu’annoncer à la fin du premier semestre. Elle en change</w:t>
+        <w:t xml:space="preserve">directement le chantier exposé au chapitre précédent, et elle constitue le premier pas vers</w:t>
+      </w:r>
+      <w:r>
+        <w:t xml:space="preserve"> </w:t>
+      </w:r>
+      <w:r>
+        <w:t xml:space="preserve">l’interopérabilité entre l’ERP et le CRM que je n’avais pu qu’annoncer à la fin du premier</w:t>
+      </w:r>
+      <w:r>
+        <w:t xml:space="preserve"> </w:t>
+      </w:r>
+      <w:r>
+        <w:t xml:space="preserve">semestre : elle transfère le référentiel client, la synchronisation permanente sans double</w:t>
+      </w:r>
+      <w:r>
+        <w:t xml:space="preserve"> </w:t>
+      </w:r>
+      <w:r>
+        <w:t xml:space="preserve">saisie restant à construire. Elle en change</w:t>
       </w:r>
       <w:r>
         <w:t xml:space="preserve"> </w:t>
@@ -6010,7 +6408,7 @@
         <w:t xml:space="preserve"> </w:t>
       </w:r>
       <w:r>
-        <w:t xml:space="preserve">précisément l’interface du module DirectAPI avec la ressource « Tiers » sélectionnée : on y</w:t>
+        <w:t xml:space="preserve">précisément l’interface du module DirectAPI avec la ressource « Tiers » sélectionnée : on y</w:t>
       </w:r>
       <w:r>
         <w:t xml:space="preserve"> </w:t>
@@ -6944,7 +7342,7 @@
         <w:t xml:space="preserve"> </w:t>
       </w:r>
       <w:r>
-        <w:t xml:space="preserve">maîtresse des tiers et autant pour l’attribution du rôle « Client », mais 1 871 lignes de</w:t>
+        <w:t xml:space="preserve">maîtresse des tiers et autant pour l’attribution du rôle « Client », mais 1 871 lignes de</w:t>
       </w:r>
       <w:r>
         <w:t xml:space="preserve"> </w:t>
@@ -7488,7 +7886,7 @@
         <w:t xml:space="preserve"> </w:t>
       </w:r>
       <w:r>
-        <w:t xml:space="preserve">normalisé par la RFC 6902. Ce format permet de décrire une modification non pas en</w:t>
+        <w:t xml:space="preserve">normalisé par la RFC 6902 [3]. Ce format permet de décrire une modification non pas en</w:t>
       </w:r>
       <w:r>
         <w:t xml:space="preserve"> </w:t>
@@ -7795,7 +8193,7 @@
         <w:t xml:space="preserve"> </w:t>
       </w:r>
       <w:r>
-        <w:t xml:space="preserve">Quelques acquéreurs résidaient hors de France, en Allemagne</w:t>
+        <w:t xml:space="preserve">Trois tiers avaient une adresse hors de France, en Allemagne</w:t>
       </w:r>
       <w:r>
         <w:t xml:space="preserve"> </w:t>
@@ -7813,7 +8211,7 @@
         <w:t xml:space="preserve"> </w:t>
       </w:r>
       <w:r>
-        <w:t xml:space="preserve">pour ces quelques cas, nous avons choisi de les créer avec le pays France par défaut, puis</w:t>
+        <w:t xml:space="preserve">pour ces trois cas, nous avons choisi de les créer avec le pays France par défaut, puis</w:t>
       </w:r>
       <w:r>
         <w:t xml:space="preserve"> </w:t>
@@ -8054,9 +8452,9 @@
         <w:jc w:val="start"/>
       </w:tblPr>
       <w:tblGrid>
-        <w:gridCol w:w="4800"/>
+        <w:gridCol w:w="5040"/>
         <w:gridCol w:w="960"/>
-        <w:gridCol w:w="2160"/>
+        <w:gridCol w:w="1920"/>
       </w:tblGrid>
       <w:tr>
         <w:trPr>
@@ -8070,7 +8468,7 @@
               <w:jc w:val="left"/>
             </w:pPr>
             <w:r>
-              <w:t xml:space="preserve">Objet créé</w:t>
+              <w:t xml:space="preserve">Objet créé dans SPO</w:t>
             </w:r>
           </w:p>
         </w:tc>
@@ -8184,7 +8582,7 @@
               <w:jc w:val="left"/>
             </w:pPr>
             <w:r>
-              <w:t xml:space="preserve">Courriels des personnes physiques et morales</w:t>
+              <w:t xml:space="preserve">Courriels (personnes physiques et morales)</w:t>
             </w:r>
           </w:p>
         </w:tc>
@@ -8222,7 +8620,7 @@
               <w:jc w:val="left"/>
             </w:pPr>
             <w:r>
-              <w:t xml:space="preserve">Téléphones des personnes physiques et morales</w:t>
+              <w:t xml:space="preserve">Téléphones (personnes physiques et morales)</w:t>
             </w:r>
           </w:p>
         </w:tc>
@@ -8260,7 +8658,7 @@
               <w:jc w:val="left"/>
             </w:pPr>
             <w:r>
-              <w:t xml:space="preserve">Représentants des couples et des sociétés</w:t>
+              <w:t xml:space="preserve">Représentants (couples et sociétés)</w:t>
             </w:r>
           </w:p>
         </w:tc>
@@ -8298,7 +8696,7 @@
               <w:jc w:val="left"/>
             </w:pPr>
             <w:r>
-              <w:t xml:space="preserve">Rôles « Client »</w:t>
+              <w:t xml:space="preserve">Rôles « Client »</w:t>
             </w:r>
           </w:p>
         </w:tc>
@@ -8348,7 +8746,7 @@
               <w:jc w:val="right"/>
             </w:pPr>
             <w:r>
-              <w:t xml:space="preserve">872 requêtes</w:t>
+              <w:t xml:space="preserve">872</w:t>
             </w:r>
           </w:p>
         </w:tc>
@@ -9266,19 +9664,13 @@
         <w:pStyle w:val="BodyText"/>
       </w:pPr>
       <w:r>
-        <w:t xml:space="preserve">Le travail commence rarement par une spécification. Il commence par une phrase du type «</w:t>
-      </w:r>
-      <w:r>
-        <w:t xml:space="preserve"> </w:t>
-      </w:r>
-      <w:r>
-        <w:t xml:space="preserve">on n’arrive pas à savoir combien on a facturé sur cette opération », ou par un tableau que</w:t>
-      </w:r>
-      <w:r>
-        <w:t xml:space="preserve"> </w:t>
-      </w:r>
-      <w:r>
-        <w:t xml:space="preserve">quelqu’un refait à la main tous les mois. La première partie du travail consiste donc à</w:t>
+        <w:t xml:space="preserve">Le travail commence rarement par une spécification. Il commence par une gêne exprimée en</w:t>
+      </w:r>
+      <w:r>
+        <w:t xml:space="preserve"> </w:t>
+      </w:r>
+      <w:r>
+        <w:t xml:space="preserve">réunion, ou par un tableau que quelqu’un refait à la main tous les mois. La première partie du travail consiste donc à</w:t>
       </w:r>
       <w:r>
         <w:t xml:space="preserve"> </w:t>
@@ -9384,13 +9776,13 @@
         <w:t xml:space="preserve"> </w:t>
       </w:r>
       <w:r>
-        <w:t xml:space="preserve">d’une ligne dans une séquence. Aucune colonne de la base ne contient l’information « c’est</w:t>
-      </w:r>
-      <w:r>
-        <w:t xml:space="preserve"> </w:t>
-      </w:r>
-      <w:r>
-        <w:t xml:space="preserve">la deuxième commande de ce client sur ce lot » : cette information n’existe que si on la</w:t>
+        <w:t xml:space="preserve">d’une ligne dans une séquence. Aucune colonne de la base ne contient l’information « c’est</w:t>
+      </w:r>
+      <w:r>
+        <w:t xml:space="preserve"> </w:t>
+      </w:r>
+      <w:r>
+        <w:t xml:space="preserve">la deuxième commande de ce client sur ce lot » : cette information n’existe que si on la</w:t>
       </w:r>
       <w:r>
         <w:t xml:space="preserve"> </w:t>
@@ -9414,19 +9806,19 @@
         <w:pStyle w:val="FirstParagraph"/>
       </w:pPr>
       <w:r>
-        <w:t xml:space="preserve">Mon travail a consisté à trouver la manière la plus optimale d’implémenter cette logique</w:t>
-      </w:r>
-      <w:r>
-        <w:t xml:space="preserve"> </w:t>
-      </w:r>
-      <w:r>
-        <w:t xml:space="preserve">avec nos logiciels existants. En effet, je faisais face à des contraintes techniques</w:t>
-      </w:r>
-      <w:r>
-        <w:t xml:space="preserve"> </w:t>
-      </w:r>
-      <w:r>
-        <w:t xml:space="preserve">fortes qui limitaient mes options :</w:t>
+        <w:t xml:space="preserve">Mon travail a consisté à trouver la manière la plus efficace d’implémenter cette logique</w:t>
+      </w:r>
+      <w:r>
+        <w:t xml:space="preserve"> </w:t>
+      </w:r>
+      <w:r>
+        <w:t xml:space="preserve">avec nos logiciels existants. En effet, je faisais face à des contraintes techniques fortes</w:t>
+      </w:r>
+      <w:r>
+        <w:t xml:space="preserve"> </w:t>
+      </w:r>
+      <w:r>
+        <w:t xml:space="preserve">qui limitaient mes options :</w:t>
       </w:r>
     </w:p>
     <w:p>
@@ -9448,7 +9840,7 @@
         <w:t xml:space="preserve"> </w:t>
       </w:r>
       <w:r>
-        <w:t xml:space="preserve">Je ne possède pas les droits nécessaires pour</w:t>
+        <w:t xml:space="preserve">Je ne possédais pas les droits nécessaires pour</w:t>
       </w:r>
       <w:r>
         <w:t xml:space="preserve"> </w:t>
@@ -9494,13 +9886,13 @@
         <w:t xml:space="preserve"> </w:t>
       </w:r>
       <w:r>
-        <w:t xml:space="preserve">de colonnes dans les fichiers Excel sources, car ces derniers sont écrasés à chaque mise à</w:t>
-      </w:r>
-      <w:r>
-        <w:t xml:space="preserve"> </w:t>
-      </w:r>
-      <w:r>
-        <w:t xml:space="preserve">jour des données.</w:t>
+        <w:t xml:space="preserve">de colonnes dans les fichiers Excel sources, car ces derniers étaient écrasés à chaque</w:t>
+      </w:r>
+      <w:r>
+        <w:t xml:space="preserve"> </w:t>
+      </w:r>
+      <w:r>
+        <w:t xml:space="preserve">mise à jour des données.</w:t>
       </w:r>
     </w:p>
     <w:p>
@@ -9508,7 +9900,7 @@
         <w:pStyle w:val="FirstParagraph"/>
       </w:pPr>
       <w:r>
-        <w:t xml:space="preserve">Ces deux contraintes se conjuguent pour interdire toute solution qui consisterait à</w:t>
+        <w:t xml:space="preserve">Ces deux contraintes se conjuguaient pour interdire toute solution qui aurait consisté à</w:t>
       </w:r>
       <w:r>
         <w:t xml:space="preserve"> </w:t>
@@ -9554,7 +9946,7 @@
         <w:t xml:space="preserve"> </w:t>
       </w:r>
       <w:r>
-        <w:t xml:space="preserve">impair, le statut est défini comme « Payant », et s’il est pair, il devient « Gratuit ».</w:t>
+        <w:t xml:space="preserve">impair, le statut est défini comme « Payant », et s’il est pair, il devient « Gratuit ».</w:t>
       </w:r>
       <w:r>
         <w:t xml:space="preserve"> </w:t>
@@ -10147,7 +10539,7 @@
         <w:pStyle w:val="BodyText"/>
       </w:pPr>
       <w:r>
-        <w:t xml:space="preserve">Néanmoins, ces solutions restent des contournements, et il faut le reconnaître. Une règle</w:t>
+        <w:t xml:space="preserve">Ces solutions restent pourtant des contournements, et il faut le reconnaître. Une règle</w:t>
       </w:r>
       <w:r>
         <w:t xml:space="preserve"> </w:t>
@@ -10165,7 +10557,7 @@
         <w:t xml:space="preserve"> </w:t>
       </w:r>
       <w:r>
-        <w:t xml:space="preserve">pas. Cependant, ces contournements auront rendu un service précis : ils ont maintenu le</w:t>
+        <w:t xml:space="preserve">pas. Ces contournements auront néanmoins rendu un service précis : ils ont maintenu le</w:t>
       </w:r>
       <w:r>
         <w:t xml:space="preserve"> </w:t>
@@ -10382,7 +10774,7 @@
         <w:pStyle w:val="Compact"/>
       </w:pPr>
       <w:r>
-        <w:t xml:space="preserve">5.4.3 Axe A</w:t>
+        <w:t xml:space="preserve">5.4.3 Axe A — risque de dérive de marge</w:t>
       </w:r>
     </w:p>
     <w:p>
@@ -10394,7 +10786,7 @@
         <w:pStyle w:val="Compact"/>
       </w:pPr>
       <w:r>
-        <w:t xml:space="preserve">5.4.4 Axe B</w:t>
+        <w:t xml:space="preserve">5.4.4 Axe B — vitesse d’écoulement</w:t>
       </w:r>
     </w:p>
     <w:p>
@@ -10406,7 +10798,7 @@
         <w:pStyle w:val="Compact"/>
       </w:pPr>
       <w:r>
-        <w:t xml:space="preserve">5.4.5 Axe C</w:t>
+        <w:t xml:space="preserve">5.4.5 Axe C — prix du stock</w:t>
       </w:r>
     </w:p>
     <w:p>
@@ -10468,7 +10860,7 @@
         <w:t xml:space="preserve"> </w:t>
       </w:r>
       <w:r>
-        <w:t xml:space="preserve">« Copilote Financier », un outil d’aide à la décision construit sur les données de gestion du</w:t>
+        <w:t xml:space="preserve">« Copilote Financier », un outil d’aide à la décision construit sur les données de gestion du</w:t>
       </w:r>
       <w:r>
         <w:t xml:space="preserve"> </w:t>
@@ -10609,13 +11001,13 @@
         <w:pStyle w:val="BodyText"/>
       </w:pPr>
       <w:r>
-        <w:t xml:space="preserve">La direction financière suit ces dérives. Néanmoins, elle les suit opération par opération,</w:t>
-      </w:r>
-      <w:r>
-        <w:t xml:space="preserve"> </w:t>
-      </w:r>
-      <w:r>
-        <w:t xml:space="preserve">sur tableurs, sans vision transverse. Personne ne dispose d’une vue d’ensemble permettant</w:t>
+        <w:t xml:space="preserve">La direction financière suit ces dérives opération par opération, sur tableurs, sans vision</w:t>
+      </w:r>
+      <w:r>
+        <w:t xml:space="preserve"> </w:t>
+      </w:r>
+      <w:r>
+        <w:t xml:space="preserve">transverse. Personne ne dispose d’une vue d’ensemble permettant</w:t>
       </w:r>
       <w:r>
         <w:t xml:space="preserve"> </w:t>
@@ -11150,7 +11542,31 @@
         <w:pStyle w:val="FirstParagraph"/>
       </w:pPr>
       <w:r>
-        <w:t xml:space="preserve">Quatre exports du système de gestion constituent le point de départ du projet.</w:t>
+        <w:t xml:space="preserve">Quatre exports du système de gestion constituent le point de départ du projet. Leur</w:t>
+      </w:r>
+      <w:r>
+        <w:t xml:space="preserve"> </w:t>
+      </w:r>
+      <w:r>
+        <w:t xml:space="preserve">périmètre de 267 opérations ne recouvre pas exactement les 283 opérations reprises au</w:t>
+      </w:r>
+      <w:r>
+        <w:t xml:space="preserve"> </w:t>
+      </w:r>
+      <w:r>
+        <w:t xml:space="preserve">chapitre 2 : les deux décomptes sont établis à des dates différentes et sur des critères</w:t>
+      </w:r>
+      <w:r>
+        <w:t xml:space="preserve"> </w:t>
+      </w:r>
+      <w:r>
+        <w:t xml:space="preserve">différents, la migration portant sur les dossiers actifs à reprendre et les exports sur les</w:t>
+      </w:r>
+      <w:r>
+        <w:t xml:space="preserve"> </w:t>
+      </w:r>
+      <w:r>
+        <w:t xml:space="preserve">opérations disposant d’un budget analytique au moment de l’extraction.</w:t>
       </w:r>
     </w:p>
     <w:tbl>
@@ -11161,10 +11577,10 @@
         <w:jc w:val="start"/>
       </w:tblPr>
       <w:tblGrid>
-        <w:gridCol w:w="1863"/>
-        <w:gridCol w:w="1630"/>
-        <w:gridCol w:w="2795"/>
-        <w:gridCol w:w="1630"/>
+        <w:gridCol w:w="1997"/>
+        <w:gridCol w:w="1569"/>
+        <w:gridCol w:w="1926"/>
+        <w:gridCol w:w="2425"/>
       </w:tblGrid>
       <w:tr>
         <w:trPr>
@@ -11228,7 +11644,7 @@
               <w:jc w:val="left"/>
             </w:pPr>
             <w:r>
-              <w:t xml:space="preserve">Grille de Prix Avec Désistements</w:t>
+              <w:t xml:space="preserve">Grille de prix</w:t>
             </w:r>
           </w:p>
         </w:tc>
@@ -11314,7 +11730,7 @@
               <w:jc w:val="left"/>
             </w:pPr>
             <w:r>
-              <w:t xml:space="preserve">budget, engagé, facturé par poste</w:t>
+              <w:t xml:space="preserve">budget, engagé et facturé par poste</w:t>
             </w:r>
           </w:p>
         </w:tc>
@@ -11328,7 +11744,7 @@
               <w:jc w:val="left"/>
             </w:pPr>
             <w:r>
-              <w:t xml:space="preserve">A_DM_BUDGET_MONTANT_GESTION_LIVE</w:t>
+              <w:t xml:space="preserve">Budget LIVE</w:t>
             </w:r>
           </w:p>
         </w:tc>
@@ -11425,6 +11841,26 @@
         <w:pStyle w:val="BodyText"/>
       </w:pPr>
       <w:r>
+        <w:t xml:space="preserve">Deux intitulés sont abrégés dans ce tableau : l’export de la grille de prix</w:t>
+      </w:r>
+      <w:r>
+        <w:t xml:space="preserve"> </w:t>
+      </w:r>
+      <w:r>
+        <w:t xml:space="preserve">s’appelle « Grille de Prix Avec Désistements » dans le système de gestion, et le fichier de</w:t>
+      </w:r>
+      <w:r>
+        <w:t xml:space="preserve"> </w:t>
+      </w:r>
+      <w:r>
+        <w:t xml:space="preserve">contrôle « A_DM_BUDGET_MONTANT_GESTION_LIVE », désigné ci-après comme le fichier LIVE.</w:t>
+      </w:r>
+    </w:p>
+    <w:p>
+      <w:pPr>
+        <w:pStyle w:val="BodyText"/>
+      </w:pPr>
+      <w:r>
         <w:t xml:space="preserve">Comprendre ces exports m’a demandé plus de temps que les modéliser. Ce déséquilibre m’a</w:t>
       </w:r>
       <w:r>
@@ -11445,19 +11881,19 @@
         <w:pStyle w:val="BodyText"/>
       </w:pPr>
       <w:r>
-        <w:t xml:space="preserve">Le premier concerne le fichier « 06_Informations Lots ». Malgré son nom, il ne contient</w:t>
-      </w:r>
-      <w:r>
-        <w:t xml:space="preserve"> </w:t>
-      </w:r>
-      <w:r>
-        <w:t xml:space="preserve">pas les lots : il ne porte que des dossiers désistés, 2 157 au motif « Désisté » et 7 au</w:t>
-      </w:r>
-      <w:r>
-        <w:t xml:space="preserve"> </w:t>
-      </w:r>
-      <w:r>
-        <w:t xml:space="preserve">motif « Résolution de vente ». La table maîtresse des lots est en réalité la grille de</w:t>
+        <w:t xml:space="preserve">Le premier concerne le fichier « 06_Informations Lots ». Malgré son nom, il ne contient</w:t>
+      </w:r>
+      <w:r>
+        <w:t xml:space="preserve"> </w:t>
+      </w:r>
+      <w:r>
+        <w:t xml:space="preserve">pas les lots : il ne porte que des dossiers désistés, 2 157 au motif « Désisté » et 7 au</w:t>
+      </w:r>
+      <w:r>
+        <w:t xml:space="preserve"> </w:t>
+      </w:r>
+      <w:r>
+        <w:t xml:space="preserve">motif « Résolution de vente ». La table maîtresse des lots est en réalité la grille de</w:t>
       </w:r>
       <w:r>
         <w:t xml:space="preserve"> </w:t>
@@ -11477,7 +11913,7 @@
         <w:pStyle w:val="BodyText"/>
       </w:pPr>
       <w:r>
-        <w:t xml:space="preserve">Le deuxième concerne le fichier « Budget &amp; EFR ». Il affiche 65 000 lignes, un chiffre rond</w:t>
+        <w:t xml:space="preserve">Le deuxième concerne le fichier « Budget &amp; EFR ». Il affiche 65 000 lignes, un chiffre rond</w:t>
       </w:r>
       <w:r>
         <w:t xml:space="preserve"> </w:t>
@@ -11521,13 +11957,13 @@
         <w:t xml:space="preserve"> </w:t>
       </w:r>
       <w:r>
-        <w:t xml:space="preserve">export de gestion. Les natures de lot ont été harmonisées, les libellés « appt »,</w:t>
-      </w:r>
-      <w:r>
-        <w:t xml:space="preserve"> </w:t>
-      </w:r>
-      <w:r>
-        <w:t xml:space="preserve">« Appartement » ou « stat » étant regroupés en huit familles. Les doublons orthographiques</w:t>
+        <w:t xml:space="preserve">export de gestion. Les natures de lot ont été harmonisées, les libellés « appt »,</w:t>
+      </w:r>
+      <w:r>
+        <w:t xml:space="preserve"> </w:t>
+      </w:r>
+      <w:r>
+        <w:t xml:space="preserve">« Appartement » ou « stat » étant regroupés en huit familles. Les doublons orthographiques</w:t>
       </w:r>
       <w:r>
         <w:t xml:space="preserve"> </w:t>
@@ -11600,7 +12036,7 @@
         <w:t xml:space="preserve"> </w:t>
       </w:r>
       <w:r>
-        <w:t xml:space="preserve">européenne, de 2015 à 2026.</w:t>
+        <w:t xml:space="preserve">européenne [4], de 2015 à 2026.</w:t>
       </w:r>
     </w:p>
     <w:p>
@@ -11619,7 +12055,7 @@
         <w:t xml:space="preserve">L’indicateur de confiance des ménages</w:t>
       </w:r>
       <w:r>
-        <w:t xml:space="preserve">, publié par Eurostat, sur la même période.</w:t>
+        <w:t xml:space="preserve">, publié par Eurostat [5], sur la même période.</w:t>
       </w:r>
     </w:p>
     <w:p>
@@ -11662,7 +12098,7 @@
         <w:t xml:space="preserve"> </w:t>
       </w:r>
       <w:r>
-        <w:t xml:space="preserve">et enrichi</w:t>
+        <w:t xml:space="preserve">[6] et enrichi</w:t>
       </w:r>
       <w:r>
         <w:t xml:space="preserve"> </w:t>
@@ -12015,19 +12451,19 @@
         <w:t xml:space="preserve"> </w:t>
       </w:r>
       <w:r>
-        <w:t xml:space="preserve">au nombre d’opérations actives, les réservations racontent l’inverse, comme le montre la</w:t>
-      </w:r>
-      <w:r>
-        <w:t xml:space="preserve"> </w:t>
-      </w:r>
-      <w:r>
-        <w:t xml:space="preserve">Figure 5.2 : la corrélation passe à -0,34 avec le taux d’intérêt et à +0,44 avec la</w:t>
-      </w:r>
-      <w:r>
-        <w:t xml:space="preserve"> </w:t>
-      </w:r>
-      <w:r>
-        <w:t xml:space="preserve">confiance des ménages. Tout l’axe B repose sur cette correction. Sans elle, j’aurais conclu</w:t>
+        <w:t xml:space="preserve">au nombre d’opérations actives, les réservations racontent l’inverse. La Figure 5.2 donne</w:t>
+      </w:r>
+      <w:r>
+        <w:t xml:space="preserve"> </w:t>
+      </w:r>
+      <w:r>
+        <w:t xml:space="preserve">cette série d’intensité corrigée ; sa corrélation avec le taux d’intérêt passe à -0,34 et</w:t>
+      </w:r>
+      <w:r>
+        <w:t xml:space="preserve"> </w:t>
+      </w:r>
+      <w:r>
+        <w:t xml:space="preserve">celle avec la confiance des ménages à +0,44. Tout l’axe B repose sur cette correction. Sans elle, j’aurais conclu</w:t>
       </w:r>
       <w:r>
         <w:t xml:space="preserve"> </w:t>
@@ -12198,13 +12634,13 @@
       </w:r>
     </w:p>
     <w:bookmarkEnd w:id="120"/>
-    <w:bookmarkStart w:id="124" w:name="axe-a"/>
+    <w:bookmarkStart w:id="124" w:name="axe-a-risque-de-dérive-de-marge"/>
     <w:p>
       <w:pPr>
         <w:pStyle w:val="Heading3"/>
       </w:pPr>
       <w:r>
-        <w:t xml:space="preserve">5.4.3 Axe A</w:t>
+        <w:t xml:space="preserve">5.4.3 Axe A — risque de dérive de marge</w:t>
       </w:r>
     </w:p>
     <w:p>
@@ -12262,7 +12698,19 @@
         <w:t xml:space="preserve"> </w:t>
       </w:r>
       <w:r>
-        <w:t xml:space="preserve">marge budgétée.</w:t>
+        <w:t xml:space="preserve">marge budgétée. Cette grandeur est appelée dans le projet la variation de marge</w:t>
+      </w:r>
+      <w:r>
+        <w:t xml:space="preserve"> </w:t>
+      </w:r>
+      <w:r>
+        <w:t xml:space="preserve">« committée », par emprunt à la notion comptable de coût engagé : elle ne mesure pas une</w:t>
+      </w:r>
+      <w:r>
+        <w:t xml:space="preserve"> </w:t>
+      </w:r>
+      <w:r>
+        <w:t xml:space="preserve">dérive anticipée, mais la part de dérive que les engagements déjà pris rendent acquise.</w:t>
       </w:r>
     </w:p>
     <w:p>
@@ -12288,7 +12736,7 @@
         <w:t xml:space="preserve"> </w:t>
       </w:r>
       <w:r>
-        <w:t xml:space="preserve">qui définit la cible. Sans cette précaution, le modèle aurait « prédit » sa propre</w:t>
+        <w:t xml:space="preserve">qui définit la cible. Sans cette précaution, le modèle aurait « prédit » sa propre</w:t>
       </w:r>
       <w:r>
         <w:t xml:space="preserve"> </w:t>
@@ -12344,7 +12792,7 @@
           <wp:inline>
             <wp:extent cx="5067300" cy="1628472"/>
             <wp:effectExtent b="0" l="0" r="0" t="0"/>
-            <wp:docPr descr="Distribution de la variation de marge « committée » sur les 123 opérations du périmètre, et seuil de dérive matérielle à -2 %" title="" id="122" name="Picture"/>
+            <wp:docPr descr="Distribution de la variation de marge « committée » sur les 123 opérations du périmètre, et seuil de dérive matérielle à -2 %" title="" id="122" name="Picture"/>
             <a:graphic>
               <a:graphicData uri="http://schemas.openxmlformats.org/drawingml/2006/picture">
                 <pic:pic>
@@ -12387,7 +12835,7 @@
         <w:pStyle w:val="ImageCaption"/>
       </w:pPr>
       <w:r>
-        <w:t xml:space="preserve">Figure 5.3 – Distribution de la variation de marge « committée » sur les 123 opérations du périmètre, et seuil de dérive matérielle à -2 %</w:t>
+        <w:t xml:space="preserve">Figure 5.3 – Distribution de la variation de marge « committée » sur les 123 opérations du périmètre, et seuil de dérive matérielle à -2 %</w:t>
       </w:r>
     </w:p>
     <w:p>
@@ -12407,7 +12855,7 @@
         <w:t xml:space="preserve"> </w:t>
       </w:r>
       <w:r>
-        <w:t xml:space="preserve">en SQL pur. C’est lui qui alimente la page « Alertes marge » de la plateforme.</w:t>
+        <w:t xml:space="preserve">en SQL pur. C’est lui qui alimente la page « Alertes marge » de la plateforme.</w:t>
       </w:r>
     </w:p>
     <w:p>
@@ -12439,7 +12887,7 @@
         <w:t xml:space="preserve"> </w:t>
       </w:r>
       <w:r>
-        <w:t xml:space="preserve">classification des opérations « à risque », c’est-à-dire dont la dérive dépasse 2 %,</w:t>
+        <w:t xml:space="preserve">classification des opérations « à risque », c’est-à-dire dont la dérive dépasse 2 %,</w:t>
       </w:r>
       <w:r>
         <w:t xml:space="preserve"> </w:t>
@@ -12511,13 +12959,13 @@
       </w:r>
     </w:p>
     <w:bookmarkEnd w:id="124"/>
-    <w:bookmarkStart w:id="131" w:name="axe-b"/>
+    <w:bookmarkStart w:id="131" w:name="axe-b-vitesse-découlement"/>
     <w:p>
       <w:pPr>
         <w:pStyle w:val="Heading3"/>
       </w:pPr>
       <w:r>
-        <w:t xml:space="preserve">5.4.4 Axe B</w:t>
+        <w:t xml:space="preserve">5.4.4 Axe B — vitesse d’écoulement</w:t>
       </w:r>
     </w:p>
     <w:p>
@@ -12945,13 +13393,13 @@
       </w:r>
     </w:p>
     <w:bookmarkEnd w:id="131"/>
-    <w:bookmarkStart w:id="138" w:name="axe-c"/>
+    <w:bookmarkStart w:id="138" w:name="axe-c-prix-du-stock"/>
     <w:p>
       <w:pPr>
         <w:pStyle w:val="Heading3"/>
       </w:pPr>
       <w:r>
-        <w:t xml:space="preserve">5.4.5 Axe C</w:t>
+        <w:t xml:space="preserve">5.4.5 Axe C — prix du stock</w:t>
       </w:r>
     </w:p>
     <w:p>
@@ -13347,13 +13795,13 @@
         <w:t xml:space="preserve"> </w:t>
       </w:r>
       <w:r>
-        <w:t xml:space="preserve">libres de vente. Une requête formulée en langage courant, comme « refus de prêt banque » ou</w:t>
-      </w:r>
-      <w:r>
-        <w:t xml:space="preserve"> </w:t>
-      </w:r>
-      <w:r>
-        <w:t xml:space="preserve">« remise prix hors pack », remonte les dossiers concernés. C’est un outil d’audit des</w:t>
+        <w:t xml:space="preserve">libres de vente. Une requête formulée en langage courant, comme « refus de prêt banque » ou</w:t>
+      </w:r>
+      <w:r>
+        <w:t xml:space="preserve"> </w:t>
+      </w:r>
+      <w:r>
+        <w:t xml:space="preserve">« remise prix hors pack », remonte les dossiers concernés. C’est un outil d’audit des</w:t>
       </w:r>
       <w:r>
         <w:t xml:space="preserve"> </w:t>
@@ -13379,7 +13827,7 @@
         <w:t xml:space="preserve"> </w:t>
       </w:r>
       <w:r>
-        <w:t xml:space="preserve">90 % des motifs sont enregistrés en « Autres motifs », rendant les désistements de cette</w:t>
+        <w:t xml:space="preserve">90 % des motifs sont enregistrés en « Autres motifs », rendant les désistements de cette</w:t>
       </w:r>
       <w:r>
         <w:t xml:space="preserve"> </w:t>
@@ -13513,7 +13961,7 @@
         <w:t xml:space="preserve"> </w:t>
       </w:r>
       <w:r>
-        <w:t xml:space="preserve">opérations en cours suffisamment engagées, 421 lots principaux en stock, un rythme récent</w:t>
+        <w:t xml:space="preserve">opérations en cours suffisamment engagées, les 56 autres étant conformes, 421 lots principaux en stock, un rythme récent</w:t>
       </w:r>
       <w:r>
         <w:t xml:space="preserve"> </w:t>
@@ -13531,7 +13979,7 @@
           <wp:inline>
             <wp:extent cx="5334000" cy="3889375"/>
             <wp:effectExtent b="0" l="0" r="0" t="0"/>
-            <wp:docPr descr="Plateforme, page « Vue d’ensemble »" title="" id="142" name="Picture"/>
+            <wp:docPr descr="Plateforme, page « Vue d’ensemble »" title="" id="142" name="Picture"/>
             <a:graphic>
               <a:graphicData uri="http://schemas.openxmlformats.org/drawingml/2006/picture">
                 <pic:pic>
@@ -13574,7 +14022,7 @@
         <w:pStyle w:val="ImageCaption"/>
       </w:pPr>
       <w:r>
-        <w:t xml:space="preserve">Figure 5.8 – Plateforme, page « Vue d’ensemble »</w:t>
+        <w:t xml:space="preserve">Figure 5.8 – Plateforme, page « Vue d’ensemble »</w:t>
       </w:r>
     </w:p>
     <w:p>
@@ -13625,7 +14073,7 @@
           <wp:inline>
             <wp:extent cx="5334000" cy="3889375"/>
             <wp:effectExtent b="0" l="0" r="0" t="0"/>
-            <wp:docPr descr="Plateforme, page « Alertes marge » : niveaux d’alerte et dépassements engagés en euros" title="" id="145" name="Picture"/>
+            <wp:docPr descr="Plateforme, page « Alertes marge » : niveaux d’alerte et dépassements engagés en euros" title="" id="145" name="Picture"/>
             <a:graphic>
               <a:graphicData uri="http://schemas.openxmlformats.org/drawingml/2006/picture">
                 <pic:pic>
@@ -13668,7 +14116,7 @@
         <w:pStyle w:val="ImageCaption"/>
       </w:pPr>
       <w:r>
-        <w:t xml:space="preserve">Figure 5.9 – Plateforme, page « Alertes marge » : niveaux d’alerte et dépassements engagés en euros</w:t>
+        <w:t xml:space="preserve">Figure 5.9 – Plateforme, page « Alertes marge » : niveaux d’alerte et dépassements engagés en euros</w:t>
       </w:r>
     </w:p>
     <w:p>
@@ -14139,71 +14587,51 @@
         <w:pStyle w:val="BodyText"/>
       </w:pPr>
       <w:r>
-        <w:t xml:space="preserve">Les cinq premiers chapitres de ce mémoire ont exposé le contexte, puis les quatre missions de</w:t>
-      </w:r>
-      <w:r>
-        <w:t xml:space="preserve"> </w:t>
-      </w:r>
-      <w:r>
-        <w:t xml:space="preserve">l’année, chacune avec ses résultats et ses limites. Ils l’ont fait mission par mission, dans</w:t>
-      </w:r>
-      <w:r>
-        <w:t xml:space="preserve"> </w:t>
-      </w:r>
-      <w:r>
-        <w:t xml:space="preserve">l’ordre où elles se sont présentées.</w:t>
-      </w:r>
-    </w:p>
-    <w:p>
-      <w:pPr>
-        <w:pStyle w:val="BodyText"/>
-      </w:pPr>
-      <w:r>
-        <w:t xml:space="preserve">Néanmoins, une succession de récits ne fait pas un bilan. Les questions que pose un jury à un</w:t>
-      </w:r>
-      <w:r>
-        <w:t xml:space="preserve"> </w:t>
-      </w:r>
-      <w:r>
-        <w:t xml:space="preserve">mémoire professionnel sont d’un autre ordre : comment ces projets ont-ils été conduits, avec</w:t>
-      </w:r>
-      <w:r>
-        <w:t xml:space="preserve"> </w:t>
-      </w:r>
-      <w:r>
-        <w:t xml:space="preserve">quelles méthodes et quelles technologies, comment ai-je su que le résultat était bon, et</w:t>
-      </w:r>
-      <w:r>
-        <w:t xml:space="preserve"> </w:t>
-      </w:r>
-      <w:r>
-        <w:t xml:space="preserve">qu’est-ce qui n’a pas fonctionné ? Cependant, ces questions ne se traitent pas au fil de</w:t>
-      </w:r>
-      <w:r>
-        <w:t xml:space="preserve"> </w:t>
-      </w:r>
-      <w:r>
-        <w:t xml:space="preserve">chaque chapitre sans les alourdir.</w:t>
-      </w:r>
-    </w:p>
-    <w:p>
-      <w:pPr>
-        <w:pStyle w:val="BodyText"/>
-      </w:pPr>
-      <w:r>
-        <w:t xml:space="preserve">Le chapitre suivant leur est donc consacré. Il prend de la hauteur sur les quatre missions et</w:t>
-      </w:r>
-      <w:r>
-        <w:t xml:space="preserve"> </w:t>
-      </w:r>
-      <w:r>
-        <w:t xml:space="preserve">les relit transversalement, sous l’angle de la conduite de projet, des outils, de</w:t>
-      </w:r>
-      <w:r>
-        <w:t xml:space="preserve"> </w:t>
-      </w:r>
-      <w:r>
-        <w:t xml:space="preserve">l’évaluation des résultats et des difficultés rencontrées.</w:t>
+        <w:t xml:space="preserve">Une succession de récits de mission ne fait pourtant pas un bilan. Les questions que pose un</w:t>
+      </w:r>
+      <w:r>
+        <w:t xml:space="preserve"> </w:t>
+      </w:r>
+      <w:r>
+        <w:t xml:space="preserve">jury à un mémoire professionnel sont d’un autre ordre : comment ces projets ont-ils été</w:t>
+      </w:r>
+      <w:r>
+        <w:t xml:space="preserve"> </w:t>
+      </w:r>
+      <w:r>
+        <w:t xml:space="preserve">conduits, avec quelles méthodes et quelles technologies, comment ai-je su que le résultat</w:t>
+      </w:r>
+      <w:r>
+        <w:t xml:space="preserve"> </w:t>
+      </w:r>
+      <w:r>
+        <w:t xml:space="preserve">était bon, et qu’est-ce qui n’a pas fonctionné ? Elles ne se traitent pas au fil de chaque</w:t>
+      </w:r>
+      <w:r>
+        <w:t xml:space="preserve"> </w:t>
+      </w:r>
+      <w:r>
+        <w:t xml:space="preserve">chapitre sans l’alourdir.</w:t>
+      </w:r>
+    </w:p>
+    <w:p>
+      <w:pPr>
+        <w:pStyle w:val="BodyText"/>
+      </w:pPr>
+      <w:r>
+        <w:t xml:space="preserve">Le chapitre suivant leur est donc consacré. Il relit transversalement les quatre missions,</w:t>
+      </w:r>
+      <w:r>
+        <w:t xml:space="preserve"> </w:t>
+      </w:r>
+      <w:r>
+        <w:t xml:space="preserve">sous l’angle de la conduite de projet, des outils, de l’évaluation des résultats et des</w:t>
+      </w:r>
+      <w:r>
+        <w:t xml:space="preserve"> </w:t>
+      </w:r>
+      <w:r>
+        <w:t xml:space="preserve">difficultés rencontrées.</w:t>
       </w:r>
     </w:p>
     <w:bookmarkEnd w:id="149"/>
@@ -14575,13 +15003,13 @@
         <w:t xml:space="preserve"> </w:t>
       </w:r>
       <w:r>
-        <w:t xml:space="preserve">trois opérations, une demi-journée sur douze, et une reprise complète du fichier sur deux</w:t>
-      </w:r>
-      <w:r>
-        <w:t xml:space="preserve"> </w:t>
-      </w:r>
-      <w:r>
-        <w:t xml:space="preserve">cents. Toute la valeur de la progression par paliers tient dans ce rapport.</w:t>
+        <w:t xml:space="preserve">trois opérations, une demi-journée sur douze, et une reprise complète du fichier sur la</w:t>
+      </w:r>
+      <w:r>
+        <w:t xml:space="preserve"> </w:t>
+      </w:r>
+      <w:r>
+        <w:t xml:space="preserve">totalité du périmètre. Toute la valeur de la progression par paliers tient dans ce rapport.</w:t>
       </w:r>
     </w:p>
     <w:p>
@@ -14791,7 +15219,7 @@
         <w:pStyle w:val="BodyText"/>
       </w:pPr>
       <w:r>
-        <w:t xml:space="preserve">Sur la migration des opérations, il a pris la forme des « coquilles vides » : livrer une</w:t>
+        <w:t xml:space="preserve">Sur la migration des opérations, il a pris la forme des « coquilles vides » : livrer une</w:t>
       </w:r>
       <w:r>
         <w:t xml:space="preserve"> </w:t>
@@ -15014,7 +15442,7 @@
               <w:jc w:val="left"/>
             </w:pPr>
             <w:r>
-              <w:t xml:space="preserve">Excel, environ 60 000 cellules de formules, CSV, API REST, JSON Patch, Postman</w:t>
+              <w:t xml:space="preserve">Excel, environ 60 000 cellules de formules, CSV, API REST, JSON Patch, Postman</w:t>
             </w:r>
           </w:p>
         </w:tc>
@@ -15554,7 +15982,7 @@
         <w:t xml:space="preserve"> </w:t>
       </w:r>
       <w:r>
-        <w:t xml:space="preserve">mêmes 1 561,8 M€ de dépenses budgétées et 1 754,8 M€ de recettes.</w:t>
+        <w:t xml:space="preserve">mêmes 1 561,8 M€ de dépenses budgétées et 1 754,8 M€ de recettes.</w:t>
       </w:r>
     </w:p>
     <w:p>
@@ -15644,7 +16072,13 @@
         <w:t xml:space="preserve"> </w:t>
       </w:r>
       <w:r>
-        <w:t xml:space="preserve">bonne chose ? Sur le reporting juridique, c’est le service demandeur qui valide. Sur</w:t>
+        <w:t xml:space="preserve">bonne chose ? Sur le reporting juridique, le régime de preuve retenu est la validation par le service</w:t>
+      </w:r>
+      <w:r>
+        <w:t xml:space="preserve"> </w:t>
+      </w:r>
+      <w:r>
+        <w:t xml:space="preserve">demandeur, seul juge de la conformité de la règle appliquée. Sur</w:t>
       </w:r>
       <w:r>
         <w:t xml:space="preserve"> </w:t>
@@ -15694,7 +16128,7 @@
         <w:pStyle w:val="BodyText"/>
       </w:pPr>
       <w:r>
-        <w:t xml:space="preserve">La réconciliation prouve qu’une donnée est arrivée, pas qu’elle est juste. Les 1 434 tiers</w:t>
+        <w:t xml:space="preserve">La réconciliation prouve qu’une donnée est arrivée, pas qu’elle est juste. Les 1 434 tiers</w:t>
       </w:r>
       <w:r>
         <w:t xml:space="preserve"> </w:t>
@@ -15982,7 +16416,7 @@
         <w:t xml:space="preserve"> </w:t>
       </w:r>
       <w:r>
-        <w:t xml:space="preserve">90 % des motifs de désistement sont enregistrés en « Autres motifs », ce qui rend ses</w:t>
+        <w:t xml:space="preserve">90 % des motifs de désistement sont enregistrés en « Autres motifs », ce qui rend ses</w:t>
       </w:r>
       <w:r>
         <w:t xml:space="preserve"> </w:t>
@@ -16271,7 +16705,7 @@
               <w:jc w:val="left"/>
             </w:pPr>
             <w:r>
-              <w:t xml:space="preserve">1 434</w:t>
+              <w:t xml:space="preserve">1 434</w:t>
             </w:r>
           </w:p>
         </w:tc>
@@ -16323,7 +16757,7 @@
               <w:jc w:val="left"/>
             </w:pPr>
             <w:r>
-              <w:t xml:space="preserve">1 871</w:t>
+              <w:t xml:space="preserve">1 871</w:t>
             </w:r>
           </w:p>
         </w:tc>
@@ -16577,7 +17011,7 @@
         <w:pStyle w:val="BodyText"/>
       </w:pPr>
       <w:r>
-        <w:t xml:space="preserve">Néanmoins, ces enseignements restent des enseignements de méthode. Un mémoire professionnel</w:t>
+        <w:t xml:space="preserve">Ces enseignements restent pourtant des enseignements de méthode. Un mémoire professionnel</w:t>
       </w:r>
       <w:r>
         <w:t xml:space="preserve"> </w:t>
@@ -17032,7 +17466,7 @@
           <w:bCs/>
           <w:b/>
         </w:rPr>
-        <w:t xml:space="preserve">la valeur d’un projet data ne se mesure pas au niveau de</w:t>
+        <w:t xml:space="preserve">la valeur d’un projet data ne se mesure pas au degré de</w:t>
       </w:r>
       <w:r>
         <w:rPr>
@@ -17485,7 +17919,7 @@
         <w:pStyle w:val="FirstParagraph"/>
       </w:pPr>
       <w:r>
-        <w:t xml:space="preserve">La migration vers SPO reste prioritaire. La stratégie des « coquilles vides », si elle a</w:t>
+        <w:t xml:space="preserve">La migration vers SPO reste prioritaire. La stratégie des « coquilles vides », si elle a</w:t>
       </w:r>
       <w:r>
         <w:t xml:space="preserve"> </w:t>
@@ -17959,38 +18393,78 @@
     </w:p>
     <w:p>
       <w:pPr>
-        <w:pStyle w:val="BlockText"/>
-      </w:pPr>
-      <w:r>
-        <w:rPr>
-          <w:bCs/>
-          <w:b/>
-        </w:rPr>
-        <w:t xml:space="preserve">À compléter — projet immédiat.</w:t>
-      </w:r>
-      <w:r>
-        <w:t xml:space="preserve"> </w:t>
-      </w:r>
-      <w:r>
-        <w:t xml:space="preserve">Préciser ici, en deux ou trois phrases, l’intention à</w:t>
-      </w:r>
-      <w:r>
-        <w:t xml:space="preserve"> </w:t>
-      </w:r>
-      <w:r>
-        <w:t xml:space="preserve">l’issue du diplôme : poursuite au sein du groupe et sur quel périmètre, recherche d’un</w:t>
-      </w:r>
-      <w:r>
-        <w:t xml:space="preserve"> </w:t>
-      </w:r>
-      <w:r>
-        <w:t xml:space="preserve">premier poste et dans quel type de structure, ou poursuite d’études. C’est le seul élément</w:t>
-      </w:r>
-      <w:r>
-        <w:t xml:space="preserve"> </w:t>
-      </w:r>
-      <w:r>
-        <w:t xml:space="preserve">de ce chapitre que je suis seule à pouvoir écrire, et le jury l’attendra.</w:t>
+        <w:pStyle w:val="BodyText"/>
+      </w:pPr>
+      <w:r>
+        <w:t xml:space="preserve">À court terme, ma priorité est de conduire à son terme ce que cette année a engagé. La</w:t>
+      </w:r>
+      <w:r>
+        <w:t xml:space="preserve"> </w:t>
+      </w:r>
+      <w:r>
+        <w:t xml:space="preserve">reprise des historiques budgétaires, la bascule définitive vers SPO et l’adaptation des outils</w:t>
+      </w:r>
+      <w:r>
+        <w:t xml:space="preserve"> </w:t>
+      </w:r>
+      <w:r>
+        <w:t xml:space="preserve">à l’infrastructure du groupe Nexity forment un ensemble cohérent, sur lequel ma connaissance</w:t>
+      </w:r>
+      <w:r>
+        <w:t xml:space="preserve"> </w:t>
+      </w:r>
+      <w:r>
+        <w:t xml:space="preserve">du modèle de données constitue un avantage que personne d’autre n’a aujourd’hui dans</w:t>
+      </w:r>
+      <w:r>
+        <w:t xml:space="preserve"> </w:t>
+      </w:r>
+      <w:r>
+        <w:t xml:space="preserve">l’entreprise. C’est donc au sein du groupe que je souhaite poursuivre en premier lieu, sur le</w:t>
+      </w:r>
+      <w:r>
+        <w:t xml:space="preserve"> </w:t>
+      </w:r>
+      <w:r>
+        <w:t xml:space="preserve">périmètre données et système d’information.</w:t>
+      </w:r>
+    </w:p>
+    <w:p>
+      <w:pPr>
+        <w:pStyle w:val="BodyText"/>
+      </w:pPr>
+      <w:r>
+        <w:t xml:space="preserve">À moyen terme, je vise un poste d’ingénieure données orientée aide à la décision, dans une</w:t>
+      </w:r>
+      <w:r>
+        <w:t xml:space="preserve"> </w:t>
+      </w:r>
+      <w:r>
+        <w:t xml:space="preserve">structure où la donnée de gestion est un enjeu réel et non un sujet d’affichage. Deux types</w:t>
+      </w:r>
+      <w:r>
+        <w:t xml:space="preserve"> </w:t>
+      </w:r>
+      <w:r>
+        <w:t xml:space="preserve">d’organisations m’intéressent pour des raisons opposées et complémentaires : les entreprises</w:t>
+      </w:r>
+      <w:r>
+        <w:t xml:space="preserve"> </w:t>
+      </w:r>
+      <w:r>
+        <w:t xml:space="preserve">de taille intermédiaire qui n’ont pas encore d’équipe data constituée, où le poste couvre</w:t>
+      </w:r>
+      <w:r>
+        <w:t xml:space="preserve"> </w:t>
+      </w:r>
+      <w:r>
+        <w:t xml:space="preserve">toute la chaîne comme cette année, et les directions data structurées, où je pourrais combler</w:t>
+      </w:r>
+      <w:r>
+        <w:t xml:space="preserve"> </w:t>
+      </w:r>
+      <w:r>
+        <w:t xml:space="preserve">la lacune que j’identifie plus bas en travaillant enfin à plusieurs sur un même chantier.</w:t>
       </w:r>
     </w:p>
     <w:bookmarkEnd w:id="181"/>
@@ -18179,7 +18653,7 @@
         <w:pStyle w:val="BodyText"/>
       </w:pPr>
       <w:r>
-        <w:t xml:space="preserve">Néanmoins, il reste à refermer l’ensemble. La conclusion qui suit reprend le fil des sept</w:t>
+        <w:t xml:space="preserve">Il reste à refermer l’ensemble. La conclusion qui suit reprend le fil des sept</w:t>
       </w:r>
       <w:r>
         <w:t xml:space="preserve"> </w:t>
@@ -18279,7 +18753,7 @@
         <w:t xml:space="preserve"> </w:t>
       </w:r>
       <w:r>
-        <w:t xml:space="preserve">preuve d’agilité stratégique. L’adoption de la méthode des « coquilles vides » pour</w:t>
+        <w:t xml:space="preserve">preuve d’agilité stratégique. L’adoption de la méthode des « coquilles vides » pour</w:t>
       </w:r>
       <w:r>
         <w:t xml:space="preserve"> </w:t>
@@ -18323,13 +18797,19 @@
         <w:t xml:space="preserve"> </w:t>
       </w:r>
       <w:r>
-        <w:t xml:space="preserve">de constituer le socle commercial du nouvel ERP, en créant 1 434 clients acquéreurs sans</w:t>
-      </w:r>
-      <w:r>
-        <w:t xml:space="preserve"> </w:t>
-      </w:r>
-      <w:r>
-        <w:t xml:space="preserve">doublon, et elle a réalisé l’interopérabilité entre l’ERP et le CRM qui restait à faire.</w:t>
+        <w:t xml:space="preserve">de constituer le socle commercial du nouvel ERP, en créant 1 434 clients acquéreurs sans</w:t>
+      </w:r>
+      <w:r>
+        <w:t xml:space="preserve"> </w:t>
+      </w:r>
+      <w:r>
+        <w:t xml:space="preserve">doublon détecté par les trois clés d’unicité retenues, et elle a fait le premier pas vers</w:t>
+      </w:r>
+      <w:r>
+        <w:t xml:space="preserve"> </w:t>
+      </w:r>
+      <w:r>
+        <w:t xml:space="preserve">l’interopérabilité entre l’ERP et le CRM qui restait à construire.</w:t>
       </w:r>
       <w:r>
         <w:t xml:space="preserve"> </w:t>
@@ -18489,7 +18969,7 @@
       </w:r>
     </w:p>
     <w:bookmarkEnd w:id="185"/>
-    <w:bookmarkStart w:id="195" w:name="bibliographie"/>
+    <w:bookmarkStart w:id="192" w:name="bibliographie"/>
     <w:p>
       <w:pPr>
         <w:pStyle w:val="Heading1"/>
@@ -18503,7 +18983,7 @@
         <w:pStyle w:val="FirstParagraph"/>
       </w:pPr>
       <w:r>
-        <w:t xml:space="preserve">[1] Pappers. (2025).</w:t>
+        <w:t xml:space="preserve">[1] Michael Page. (2025).</w:t>
       </w:r>
       <w:r>
         <w:t xml:space="preserve"> </w:t>
@@ -18513,13 +18993,19 @@
           <w:iCs/>
           <w:i/>
         </w:rPr>
-        <w:t xml:space="preserve">Consultation d’informations légales et financières des entreprises.</w:t>
-      </w:r>
-      <w:r>
-        <w:t xml:space="preserve"> </w:t>
-      </w:r>
-      <w:r>
-        <w:t xml:space="preserve">[En ligne]. Disponible sur :</w:t>
+        <w:t xml:space="preserve">Fiche métier : gestionnaire d’applications.</w:t>
+      </w:r>
+      <w:r>
+        <w:t xml:space="preserve"> </w:t>
+      </w:r>
+      <w:r>
+        <w:t xml:space="preserve">[En ligne].</w:t>
+      </w:r>
+      <w:r>
+        <w:t xml:space="preserve"> </w:t>
+      </w:r>
+      <w:r>
+        <w:t xml:space="preserve">Disponible sur :</w:t>
       </w:r>
       <w:r>
         <w:t xml:space="preserve"> </w:t>
@@ -18529,7 +19015,7 @@
           <w:rPr>
             <w:rStyle w:val="Hyperlink"/>
           </w:rPr>
-          <w:t xml:space="preserve">https://www.pappers.fr/</w:t>
+          <w:t xml:space="preserve">https://www.michaelpage.fr/advice/m%C3%A9tiers/syst%C3%A8mes-dinformation/fiche-m%C3%A9tier-gestionnaire-d%E2%80%99applications</w:t>
         </w:r>
       </w:hyperlink>
       <w:r>
@@ -18541,7 +19027,7 @@
         <w:pStyle w:val="BodyText"/>
       </w:pPr>
       <w:r>
-        <w:t xml:space="preserve">[2] Michael Page. (2025).</w:t>
+        <w:t xml:space="preserve">[2] Salvia Développement. (2025).</w:t>
       </w:r>
       <w:r>
         <w:t xml:space="preserve"> </w:t>
@@ -18551,51 +19037,21 @@
           <w:iCs/>
           <w:i/>
         </w:rPr>
-        <w:t xml:space="preserve">Fiche métier : Gestionnaire d’applications.</w:t>
-      </w:r>
-      <w:r>
-        <w:t xml:space="preserve"> </w:t>
-      </w:r>
-      <w:r>
-        <w:t xml:space="preserve">[En ligne].</w:t>
-      </w:r>
-      <w:r>
-        <w:t xml:space="preserve"> </w:t>
-      </w:r>
-      <w:r>
-        <w:t xml:space="preserve">Disponible sur :</w:t>
-      </w:r>
-      <w:r>
-        <w:t xml:space="preserve"> </w:t>
-      </w:r>
-      <w:hyperlink r:id="rId187">
-        <w:r>
-          <w:rPr>
-            <w:rStyle w:val="Hyperlink"/>
-          </w:rPr>
-          <w:t xml:space="preserve">https://www.michaelpage.fr/advice/métiers/systèmes-dinformation/fiche-métier-gestionnaire-dapplications</w:t>
-        </w:r>
-      </w:hyperlink>
-      <w:r>
-        <w:t xml:space="preserve">.</w:t>
-      </w:r>
-    </w:p>
-    <w:p>
-      <w:pPr>
-        <w:pStyle w:val="BodyText"/>
-      </w:pPr>
-      <w:r>
-        <w:t xml:space="preserve">[3] Salvia Développement. (2025).</w:t>
-      </w:r>
-      <w:r>
-        <w:t xml:space="preserve"> </w:t>
+        <w:t xml:space="preserve">Documentation de l’API et site officiel de l’éditeur de</w:t>
       </w:r>
       <w:r>
         <w:rPr>
           <w:iCs/>
           <w:i/>
         </w:rPr>
-        <w:t xml:space="preserve">Site officiel de l’éditeur de la solution SPO.</w:t>
+        <w:t xml:space="preserve"> </w:t>
+      </w:r>
+      <w:r>
+        <w:rPr>
+          <w:iCs/>
+          <w:i/>
+        </w:rPr>
+        <w:t xml:space="preserve">la solution SPO.</w:t>
       </w:r>
       <w:r>
         <w:t xml:space="preserve"> </w:t>
@@ -18606,7 +19062,7 @@
       <w:r>
         <w:t xml:space="preserve"> </w:t>
       </w:r>
-      <w:hyperlink r:id="rId188">
+      <w:hyperlink r:id="rId187">
         <w:r>
           <w:rPr>
             <w:rStyle w:val="Hyperlink"/>
@@ -18623,89 +19079,7 @@
         <w:pStyle w:val="BodyText"/>
       </w:pPr>
       <w:r>
-        <w:t xml:space="preserve">[4] Groupe Angelotti. (2023).</w:t>
-      </w:r>
-      <w:r>
-        <w:t xml:space="preserve"> </w:t>
-      </w:r>
-      <w:r>
-        <w:rPr>
-          <w:iCs/>
-          <w:i/>
-        </w:rPr>
-        <w:t xml:space="preserve">Notre engagement environnemental.</w:t>
-      </w:r>
-      <w:r>
-        <w:t xml:space="preserve"> </w:t>
-      </w:r>
-      <w:r>
-        <w:t xml:space="preserve">[En ligne]. Disponible</w:t>
-      </w:r>
-      <w:r>
-        <w:t xml:space="preserve"> </w:t>
-      </w:r>
-      <w:r>
-        <w:t xml:space="preserve">sur :</w:t>
-      </w:r>
-      <w:r>
-        <w:t xml:space="preserve"> </w:t>
-      </w:r>
-      <w:hyperlink r:id="rId189">
-        <w:r>
-          <w:rPr>
-            <w:rStyle w:val="Hyperlink"/>
-          </w:rPr>
-          <w:t xml:space="preserve">https://www.angelotti.fr/le-groupe/notre-engagement-environnemental</w:t>
-        </w:r>
-      </w:hyperlink>
-      <w:r>
-        <w:t xml:space="preserve">.</w:t>
-      </w:r>
-    </w:p>
-    <w:p>
-      <w:pPr>
-        <w:pStyle w:val="BodyText"/>
-      </w:pPr>
-      <w:r>
-        <w:t xml:space="preserve">[5] Scribbr. (2025).</w:t>
-      </w:r>
-      <w:r>
-        <w:t xml:space="preserve"> </w:t>
-      </w:r>
-      <w:r>
-        <w:rPr>
-          <w:iCs/>
-          <w:i/>
-        </w:rPr>
-        <w:t xml:space="preserve">Assistance rédactionnelle et technique.</w:t>
-      </w:r>
-      <w:r>
-        <w:t xml:space="preserve"> </w:t>
-      </w:r>
-      <w:r>
-        <w:t xml:space="preserve">[En ligne]. Disponible sur :</w:t>
-      </w:r>
-      <w:r>
-        <w:t xml:space="preserve"> </w:t>
-      </w:r>
-      <w:hyperlink r:id="rId190">
-        <w:r>
-          <w:rPr>
-            <w:rStyle w:val="Hyperlink"/>
-          </w:rPr>
-          <w:t xml:space="preserve">https://www.scribbr.fr/</w:t>
-        </w:r>
-      </w:hyperlink>
-      <w:r>
-        <w:t xml:space="preserve">.</w:t>
-      </w:r>
-    </w:p>
-    <w:p>
-      <w:pPr>
-        <w:pStyle w:val="BodyText"/>
-      </w:pPr>
-      <w:r>
-        <w:t xml:space="preserve">[6] Bryan, P. et Nottingham, M. (2013).</w:t>
+        <w:t xml:space="preserve">[3] Bryan, P. et Nottingham, M. (2013).</w:t>
       </w:r>
       <w:r>
         <w:t xml:space="preserve"> </w:t>
@@ -18732,7 +19106,7 @@
       <w:r>
         <w:t xml:space="preserve"> </w:t>
       </w:r>
-      <w:hyperlink r:id="rId191">
+      <w:hyperlink r:id="rId188">
         <w:r>
           <w:rPr>
             <w:rStyle w:val="Hyperlink"/>
@@ -18749,7 +19123,7 @@
         <w:pStyle w:val="BodyText"/>
       </w:pPr>
       <w:r>
-        <w:t xml:space="preserve">[7] Banque centrale européenne.</w:t>
+        <w:t xml:space="preserve">[4] Banque centrale européenne.</w:t>
       </w:r>
       <w:r>
         <w:t xml:space="preserve"> </w:t>
@@ -18784,7 +19158,7 @@
       <w:r>
         <w:t xml:space="preserve"> </w:t>
       </w:r>
-      <w:hyperlink r:id="rId192">
+      <w:hyperlink r:id="rId189">
         <w:r>
           <w:rPr>
             <w:rStyle w:val="Hyperlink"/>
@@ -18801,7 +19175,7 @@
         <w:pStyle w:val="BodyText"/>
       </w:pPr>
       <w:r>
-        <w:t xml:space="preserve">[8] Eurostat.</w:t>
+        <w:t xml:space="preserve">[5] Eurostat.</w:t>
       </w:r>
       <w:r>
         <w:t xml:space="preserve"> </w:t>
@@ -18822,7 +19196,7 @@
       <w:r>
         <w:t xml:space="preserve"> </w:t>
       </w:r>
-      <w:hyperlink r:id="rId193">
+      <w:hyperlink r:id="rId190">
         <w:r>
           <w:rPr>
             <w:rStyle w:val="Hyperlink"/>
@@ -18839,7 +19213,7 @@
         <w:pStyle w:val="BodyText"/>
       </w:pPr>
       <w:r>
-        <w:t xml:space="preserve">[9] Etalab.</w:t>
+        <w:t xml:space="preserve">[6] Etalab.</w:t>
       </w:r>
       <w:r>
         <w:t xml:space="preserve"> </w:t>
@@ -18866,7 +19240,7 @@
       <w:r>
         <w:t xml:space="preserve"> </w:t>
       </w:r>
-      <w:hyperlink r:id="rId194">
+      <w:hyperlink r:id="rId191">
         <w:r>
           <w:rPr>
             <w:rStyle w:val="Hyperlink"/>
@@ -18878,7 +19252,7 @@
         <w:t xml:space="preserve">.</w:t>
       </w:r>
     </w:p>
-    <w:bookmarkEnd w:id="195"/>
+    <w:bookmarkEnd w:id="192"/>
     <w:sectPr/>
   </w:body>
 </w:document>

--- a/memoire_M2_saoud.docx
+++ b/memoire_M2_saoud.docx
@@ -302,43 +302,43 @@
         <w:pStyle w:val="BodyText"/>
       </w:pPr>
       <w:r>
-        <w:t xml:space="preserve">Le second semestre a prolongé ce travail de structure, puis l’a valorisé. J’ai d’abord</w:t>
-      </w:r>
-      <w:r>
-        <w:t xml:space="preserve"> </w:t>
-      </w:r>
-      <w:r>
-        <w:t xml:space="preserve">conduit la reprise des tiers, c’est-à-dire des clients acquéreurs, en concevant une chaîne</w:t>
-      </w:r>
-      <w:r>
-        <w:t xml:space="preserve"> </w:t>
-      </w:r>
-      <w:r>
-        <w:t xml:space="preserve">de traitement entièrement pilotée par formules qui a permis de créer 1 434 tiers dans SPO à</w:t>
-      </w:r>
-      <w:r>
-        <w:t xml:space="preserve"> </w:t>
-      </w:r>
-      <w:r>
-        <w:t xml:space="preserve">partir de 1 602 lignes brutes, sans doublon détecté par les trois clés d’unicité retenues. J’ai ensuite mené de bout en bout un</w:t>
-      </w:r>
-      <w:r>
-        <w:t xml:space="preserve"> </w:t>
-      </w:r>
-      <w:r>
-        <w:t xml:space="preserve">projet de Data Science, le « Copilote Financier », qui outille la direction financière sur</w:t>
-      </w:r>
-      <w:r>
-        <w:t xml:space="preserve"> </w:t>
-      </w:r>
-      <w:r>
-        <w:t xml:space="preserve">trois questions de gestion : le risque de dérive des marges, le rythme d’écoulement des</w:t>
-      </w:r>
-      <w:r>
-        <w:t xml:space="preserve"> </w:t>
-      </w:r>
-      <w:r>
-        <w:t xml:space="preserve">programmes et le pilotage des prix du stock.</w:t>
+        <w:t xml:space="preserve">Le second semestre a prolongé ce travail de structure, puis l’a valorisé. J’ai d’abord conduit</w:t>
+      </w:r>
+      <w:r>
+        <w:t xml:space="preserve"> </w:t>
+      </w:r>
+      <w:r>
+        <w:t xml:space="preserve">la reprise des tiers, c’est-à-dire des clients acquéreurs, en concevant une chaîne de traitement</w:t>
+      </w:r>
+      <w:r>
+        <w:t xml:space="preserve"> </w:t>
+      </w:r>
+      <w:r>
+        <w:t xml:space="preserve">entièrement pilotée par formules qui a permis de créer 1 434 tiers dans SPO à partir de 1 602</w:t>
+      </w:r>
+      <w:r>
+        <w:t xml:space="preserve"> </w:t>
+      </w:r>
+      <w:r>
+        <w:t xml:space="preserve">lignes brutes, sans doublon détecté par les trois clés d’unicité retenues. J’ai ensuite mené de</w:t>
+      </w:r>
+      <w:r>
+        <w:t xml:space="preserve"> </w:t>
+      </w:r>
+      <w:r>
+        <w:t xml:space="preserve">bout en bout un projet de Data Science, le « Copilote Financier », qui outille la direction</w:t>
+      </w:r>
+      <w:r>
+        <w:t xml:space="preserve"> </w:t>
+      </w:r>
+      <w:r>
+        <w:t xml:space="preserve">financière sur trois questions de gestion : le risque de dérive des marges, le rythme</w:t>
+      </w:r>
+      <w:r>
+        <w:t xml:space="preserve"> </w:t>
+      </w:r>
+      <w:r>
+        <w:t xml:space="preserve">d’écoulement des programmes et le pilotage des prix du stock.</w:t>
       </w:r>
     </w:p>
     <w:p>
@@ -446,6 +446,32 @@
               <w:jc w:val="left"/>
             </w:pPr>
             <w:r>
+              <w:t xml:space="preserve">Acte de vente</w:t>
+            </w:r>
+          </w:p>
+        </w:tc>
+        <w:tc>
+          <w:tcPr/>
+          <w:p>
+            <w:pPr>
+              <w:pStyle w:val="Compact"/>
+              <w:jc w:val="left"/>
+            </w:pPr>
+            <w:r>
+              <w:t xml:space="preserve">Document légal qui officialise la vente d’un bien immobilier entre un vendeur et un acquéreur.</w:t>
+            </w:r>
+          </w:p>
+        </w:tc>
+      </w:tr>
+      <w:tr>
+        <w:tc>
+          <w:tcPr/>
+          <w:p>
+            <w:pPr>
+              <w:pStyle w:val="Compact"/>
+              <w:jc w:val="left"/>
+            </w:pPr>
+            <w:r>
               <w:t xml:space="preserve">ADV</w:t>
             </w:r>
           </w:p>
@@ -459,32 +485,6 @@
             </w:pPr>
             <w:r>
               <w:t xml:space="preserve">Dossier de vente lié à un lot immobilier, ouvert lors d’une réservation et suivi jusqu’à l’acte de vente. Par extension, désigne dans nos extractions l’acquéreur principal du dossier.</w:t>
-            </w:r>
-          </w:p>
-        </w:tc>
-      </w:tr>
-      <w:tr>
-        <w:tc>
-          <w:tcPr/>
-          <w:p>
-            <w:pPr>
-              <w:pStyle w:val="Compact"/>
-              <w:jc w:val="left"/>
-            </w:pPr>
-            <w:r>
-              <w:t xml:space="preserve">Acte de vente</w:t>
-            </w:r>
-          </w:p>
-        </w:tc>
-        <w:tc>
-          <w:tcPr/>
-          <w:p>
-            <w:pPr>
-              <w:pStyle w:val="Compact"/>
-              <w:jc w:val="left"/>
-            </w:pPr>
-            <w:r>
-              <w:t xml:space="preserve">Document légal qui officialise la vente d’un bien immobilier entre un vendeur et un acquéreur.</w:t>
             </w:r>
           </w:p>
         </w:tc>
@@ -570,6 +570,32 @@
             </w:r>
             <w:r>
               <w:t xml:space="preserve">, outil de gestion de la relation client. Chez Angelotti, il s’agit de Vadimm.</w:t>
+            </w:r>
+          </w:p>
+        </w:tc>
+      </w:tr>
+      <w:tr>
+        <w:tc>
+          <w:tcPr/>
+          <w:p>
+            <w:pPr>
+              <w:pStyle w:val="Compact"/>
+              <w:jc w:val="left"/>
+            </w:pPr>
+            <w:r>
+              <w:t xml:space="preserve">Dashboard</w:t>
+            </w:r>
+          </w:p>
+        </w:tc>
+        <w:tc>
+          <w:tcPr/>
+          <w:p>
+            <w:pPr>
+              <w:pStyle w:val="Compact"/>
+              <w:jc w:val="left"/>
+            </w:pPr>
+            <w:r>
+              <w:t xml:space="preserve">Tableau de bord. Le mémoire emploie le terme au chapitre 5 pour désigner le livrable tel que la direction financière l’a demandé ; le corps du texte parle ensuite d’application web ou de plateforme.</w:t>
             </w:r>
           </w:p>
         </w:tc>
@@ -694,32 +720,6 @@
               <w:jc w:val="left"/>
             </w:pPr>
             <w:r>
-              <w:t xml:space="preserve">Grimmo</w:t>
-            </w:r>
-          </w:p>
-        </w:tc>
-        <w:tc>
-          <w:tcPr/>
-          <w:p>
-            <w:pPr>
-              <w:pStyle w:val="Compact"/>
-              <w:jc w:val="left"/>
-            </w:pPr>
-            <w:r>
-              <w:t xml:space="preserve">ERP métier historique du groupe, remplacé cette année par SPO.</w:t>
-            </w:r>
-          </w:p>
-        </w:tc>
-      </w:tr>
-      <w:tr>
-        <w:tc>
-          <w:tcPr/>
-          <w:p>
-            <w:pPr>
-              <w:pStyle w:val="Compact"/>
-              <w:jc w:val="left"/>
-            </w:pPr>
-            <w:r>
               <w:t xml:space="preserve">Fiabilisation des données</w:t>
             </w:r>
           </w:p>
@@ -772,6 +772,32 @@
               <w:jc w:val="left"/>
             </w:pPr>
             <w:r>
+              <w:t xml:space="preserve">Grimmo</w:t>
+            </w:r>
+          </w:p>
+        </w:tc>
+        <w:tc>
+          <w:tcPr/>
+          <w:p>
+            <w:pPr>
+              <w:pStyle w:val="Compact"/>
+              <w:jc w:val="left"/>
+            </w:pPr>
+            <w:r>
+              <w:t xml:space="preserve">ERP métier historique du groupe, remplacé cette année par SPO.</w:t>
+            </w:r>
+          </w:p>
+        </w:tc>
+      </w:tr>
+      <w:tr>
+        <w:tc>
+          <w:tcPr/>
+          <w:p>
+            <w:pPr>
+              <w:pStyle w:val="Compact"/>
+              <w:jc w:val="left"/>
+            </w:pPr>
+            <w:r>
               <w:t xml:space="preserve">Lot</w:t>
             </w:r>
           </w:p>
@@ -798,6 +824,32 @@
               <w:jc w:val="left"/>
             </w:pPr>
             <w:r>
+              <w:t xml:space="preserve">Macro-lot</w:t>
+            </w:r>
+          </w:p>
+        </w:tc>
+        <w:tc>
+          <w:tcPr/>
+          <w:p>
+            <w:pPr>
+              <w:pStyle w:val="Compact"/>
+              <w:jc w:val="left"/>
+            </w:pPr>
+            <w:r>
+              <w:t xml:space="preserve">Ensemble de lots vendus groupés, souvent destiné à un promoteur ou investisseur pour un projet plus large.</w:t>
+            </w:r>
+          </w:p>
+        </w:tc>
+      </w:tr>
+      <w:tr>
+        <w:tc>
+          <w:tcPr/>
+          <w:p>
+            <w:pPr>
+              <w:pStyle w:val="Compact"/>
+              <w:jc w:val="left"/>
+            </w:pPr>
+            <w:r>
               <w:t xml:space="preserve">MyReport</w:t>
             </w:r>
           </w:p>
@@ -811,32 +863,6 @@
             </w:pPr>
             <w:r>
               <w:t xml:space="preserve">Outil décisionnel du groupe, qui requête les bases de données sources et produit les tableaux de bord des services.</w:t>
-            </w:r>
-          </w:p>
-        </w:tc>
-      </w:tr>
-      <w:tr>
-        <w:tc>
-          <w:tcPr/>
-          <w:p>
-            <w:pPr>
-              <w:pStyle w:val="Compact"/>
-              <w:jc w:val="left"/>
-            </w:pPr>
-            <w:r>
-              <w:t xml:space="preserve">Macro-lot</w:t>
-            </w:r>
-          </w:p>
-        </w:tc>
-        <w:tc>
-          <w:tcPr/>
-          <w:p>
-            <w:pPr>
-              <w:pStyle w:val="Compact"/>
-              <w:jc w:val="left"/>
-            </w:pPr>
-            <w:r>
-              <w:t xml:space="preserve">Ensemble de lots vendus groupés, souvent destiné à un promoteur ou investisseur pour un projet plus large.</w:t>
             </w:r>
           </w:p>
         </w:tc>
@@ -2237,31 +2263,31 @@
         <w:pStyle w:val="FirstParagraph"/>
       </w:pPr>
       <w:r>
-        <w:t xml:space="preserve">La Figure 1.1 représente cette organisation et situe l’endroit où mes missions sont</w:t>
-      </w:r>
-      <w:r>
-        <w:t xml:space="preserve"> </w:t>
-      </w:r>
-      <w:r>
-        <w:t xml:space="preserve">intervenues. Les trois outils y occupent le haut du schéma, reliés par les flèches qui</w:t>
-      </w:r>
-      <w:r>
-        <w:t xml:space="preserve"> </w:t>
-      </w:r>
-      <w:r>
-        <w:t xml:space="preserve">figurent la circulation normale de la donnée ; les tableurs y forment la bande du bas, et</w:t>
-      </w:r>
-      <w:r>
-        <w:t xml:space="preserve"> </w:t>
-      </w:r>
-      <w:r>
-        <w:t xml:space="preserve">les traits pointillés qui les rattachent aux trois outils marquent les échanges qui ne</w:t>
-      </w:r>
-      <w:r>
-        <w:t xml:space="preserve"> </w:t>
-      </w:r>
-      <w:r>
-        <w:t xml:space="preserve">passent par aucun système. On y lit le problème central : la donnée existait, en quantité, mais elle était</w:t>
+        <w:t xml:space="preserve">La Figure 1.1 représente cette organisation et situe l’endroit où mes missions sont intervenues.</w:t>
+      </w:r>
+      <w:r>
+        <w:t xml:space="preserve"> </w:t>
+      </w:r>
+      <w:r>
+        <w:t xml:space="preserve">Les trois outils et leurs usages métier occupent le haut du schéma, reliés par les flèches qui</w:t>
+      </w:r>
+      <w:r>
+        <w:t xml:space="preserve"> </w:t>
+      </w:r>
+      <w:r>
+        <w:t xml:space="preserve">figurent la circulation normale de la donnée ; les tableurs forment la bande du bas, et les</w:t>
+      </w:r>
+      <w:r>
+        <w:t xml:space="preserve"> </w:t>
+      </w:r>
+      <w:r>
+        <w:t xml:space="preserve">traits pointillés qui les rattachent à chacun d’eux marquent les échanges qui ne passent par</w:t>
+      </w:r>
+      <w:r>
+        <w:t xml:space="preserve"> </w:t>
+      </w:r>
+      <w:r>
+        <w:t xml:space="preserve">aucun système. On y lit le problème central : la donnée existait, en quantité, mais elle était</w:t>
       </w:r>
       <w:r>
         <w:t xml:space="preserve"> </w:t>
@@ -2273,13 +2299,13 @@
         <w:t xml:space="preserve"> </w:t>
       </w:r>
       <w:r>
-        <w:t xml:space="preserve">définitions. Le même client pouvait exister dans le CRM et dans l’ERP sans qu’aucun lien ne</w:t>
-      </w:r>
-      <w:r>
-        <w:t xml:space="preserve"> </w:t>
-      </w:r>
-      <w:r>
-        <w:t xml:space="preserve">les rattache ; la même notion de marge pouvait être calculée différemment selon l’outil qui</w:t>
+        <w:t xml:space="preserve">définitions. Le même client pouvait exister dans le CRM et dans l’ERP sans qu’aucun lien ne les</w:t>
+      </w:r>
+      <w:r>
+        <w:t xml:space="preserve"> </w:t>
+      </w:r>
+      <w:r>
+        <w:t xml:space="preserve">rattache ; la même notion de marge pouvait être calculée différemment selon l’outil qui</w:t>
       </w:r>
       <w:r>
         <w:t xml:space="preserve"> </w:t>
@@ -3492,37 +3518,37 @@
         <w:pStyle w:val="BodyText"/>
       </w:pPr>
       <w:r>
-        <w:t xml:space="preserve">La Figure 2.1 montre l’interface de SPO sur le dossier d’une opération. On y lit directement</w:t>
-      </w:r>
-      <w:r>
-        <w:t xml:space="preserve"> </w:t>
-      </w:r>
-      <w:r>
-        <w:t xml:space="preserve">le modèle de données : une opération est un conteneur, auquel se rattachent notamment</w:t>
-      </w:r>
-      <w:r>
-        <w:t xml:space="preserve"> </w:t>
-      </w:r>
-      <w:r>
-        <w:t xml:space="preserve">son identification, ses indicateurs, son foncier, ses intervenants, ses versions, ses</w:t>
-      </w:r>
-      <w:r>
-        <w:t xml:space="preserve"> </w:t>
-      </w:r>
-      <w:r>
-        <w:t xml:space="preserve">tranches, son budget, son planning, sa commercialisation et sa trésorerie. Cette arborescence n’est pas une commodité d’affichage,</w:t>
-      </w:r>
-      <w:r>
-        <w:t xml:space="preserve"> </w:t>
-      </w:r>
-      <w:r>
-        <w:t xml:space="preserve">c’est la structure même que l’API attend, et la comprendre était le préalable à toute</w:t>
-      </w:r>
-      <w:r>
-        <w:t xml:space="preserve"> </w:t>
-      </w:r>
-      <w:r>
-        <w:t xml:space="preserve">injection.</w:t>
+        <w:t xml:space="preserve">La Figure 2.1 montre l’interface de SPO sur le dossier d’une opération. On y lit directement le</w:t>
+      </w:r>
+      <w:r>
+        <w:t xml:space="preserve"> </w:t>
+      </w:r>
+      <w:r>
+        <w:t xml:space="preserve">modèle de données : une opération est un conteneur, auquel se rattachent notamment son</w:t>
+      </w:r>
+      <w:r>
+        <w:t xml:space="preserve"> </w:t>
+      </w:r>
+      <w:r>
+        <w:t xml:space="preserve">identification, ses indicateurs, son foncier, ses intervenants, ses versions, ses tranches, son</w:t>
+      </w:r>
+      <w:r>
+        <w:t xml:space="preserve"> </w:t>
+      </w:r>
+      <w:r>
+        <w:t xml:space="preserve">budget, son planning, sa commercialisation et sa trésorerie. Cette arborescence n’est pas une</w:t>
+      </w:r>
+      <w:r>
+        <w:t xml:space="preserve"> </w:t>
+      </w:r>
+      <w:r>
+        <w:t xml:space="preserve">commodité d’affichage, c’est la structure même que l’API attend, et la comprendre était le</w:t>
+      </w:r>
+      <w:r>
+        <w:t xml:space="preserve"> </w:t>
+      </w:r>
+      <w:r>
+        <w:t xml:space="preserve">préalable à toute injection.</w:t>
       </w:r>
     </w:p>
     <w:p>
@@ -3647,7 +3673,13 @@
         <w:t xml:space="preserve"> </w:t>
       </w:r>
       <w:r>
-        <w:t xml:space="preserve">elle n’était pas documentée du tout, et c’est elle qui a occupé la suite du travail.</w:t>
+        <w:t xml:space="preserve">elle n’était pas explicitée par la documentation, et c’est elle qui a occupé la suite du</w:t>
+      </w:r>
+      <w:r>
+        <w:t xml:space="preserve"> </w:t>
+      </w:r>
+      <w:r>
+        <w:t xml:space="preserve">travail.</w:t>
       </w:r>
     </w:p>
     <w:p>
@@ -3882,149 +3914,107 @@
         <w:pStyle w:val="FirstParagraph"/>
       </w:pPr>
       <w:r>
-        <w:t xml:space="preserve">L’étape de transformation mérite qu’on s’y arrête, car c’est celle qui a demandé le plus de</w:t>
-      </w:r>
-      <w:r>
-        <w:t xml:space="preserve"> </w:t>
-      </w:r>
-      <w:r>
-        <w:t xml:space="preserve">travail et celle dont dépendait la validité de tout le reste. Mapper un champ n’est pas le</w:t>
-      </w:r>
-      <w:r>
-        <w:t xml:space="preserve"> </w:t>
-      </w:r>
-      <w:r>
-        <w:t xml:space="preserve">renommer. Une valeur venue de Grimmo n’entre dans SPO que si elle appartient à la</w:t>
-      </w:r>
-      <w:r>
-        <w:t xml:space="preserve"> </w:t>
-      </w:r>
-      <w:r>
-        <w:t xml:space="preserve">nomenclature que le nouveau système reconnaît : un libellé de poste budgétaire, un type de</w:t>
-      </w:r>
-      <w:r>
-        <w:t xml:space="preserve"> </w:t>
-      </w:r>
-      <w:r>
-        <w:t xml:space="preserve">tranche, une nature d’opération y sont des valeurs contrôlées, et non du texte libre. Le</w:t>
-      </w:r>
-      <w:r>
-        <w:t xml:space="preserve"> </w:t>
-      </w:r>
-      <w:r>
-        <w:t xml:space="preserve">travail a donc consisté, champ par champ, à établir la correspondance entre ce que l’ancien</w:t>
-      </w:r>
-      <w:r>
-        <w:t xml:space="preserve"> </w:t>
-      </w:r>
-      <w:r>
-        <w:t xml:space="preserve">système contenait et ce que le nouveau accepte.</w:t>
-      </w:r>
-    </w:p>
-    <w:p>
-      <w:pPr>
-        <w:pStyle w:val="BodyText"/>
-      </w:pPr>
-      <w:r>
-        <w:t xml:space="preserve">Ces correspondances n’ont pas toutes la même origine, et la distinction a des conséquences</w:t>
-      </w:r>
-      <w:r>
-        <w:t xml:space="preserve"> </w:t>
-      </w:r>
-      <w:r>
-        <w:t xml:space="preserve">pratiques. Certaines proviennent de tables de paramétrage extraites de SPO : ce sont les</w:t>
-      </w:r>
-      <w:r>
-        <w:t xml:space="preserve"> </w:t>
-      </w:r>
-      <w:r>
-        <w:t xml:space="preserve">listes de valeurs que l’ERP tient lui-même, donc des références sûres, qu’il suffit</w:t>
-      </w:r>
-      <w:r>
-        <w:t xml:space="preserve"> </w:t>
-      </w:r>
-      <w:r>
-        <w:t xml:space="preserve">d’interroger. D’autres, en revanche, sont des fichiers de mapping que j’ai constitués, parce</w:t>
-      </w:r>
-      <w:r>
-        <w:t xml:space="preserve"> </w:t>
-      </w:r>
-      <w:r>
-        <w:t xml:space="preserve">qu’aucune table ne les fournissait : la mise en regard des libellés de l’ancien système avec</w:t>
-      </w:r>
-      <w:r>
-        <w:t xml:space="preserve"> </w:t>
-      </w:r>
-      <w:r>
-        <w:t xml:space="preserve">ceux du nouveau relevait alors d’un arbitrage, tranché avec les services concernés puis</w:t>
-      </w:r>
-      <w:r>
-        <w:t xml:space="preserve"> </w:t>
-      </w:r>
-      <w:r>
-        <w:t xml:space="preserve">consigné. La différence est importante au moment de rendre des comptes : dans le premier cas,</w:t>
-      </w:r>
-      <w:r>
-        <w:t xml:space="preserve"> </w:t>
-      </w:r>
-      <w:r>
-        <w:t xml:space="preserve">une divergence est une erreur de lecture ; dans le second, c’est une décision qu’il faut</w:t>
-      </w:r>
-      <w:r>
-        <w:t xml:space="preserve"> </w:t>
-      </w:r>
-      <w:r>
-        <w:t xml:space="preserve">pouvoir justifier.</w:t>
-      </w:r>
-    </w:p>
-    <w:p>
-      <w:pPr>
-        <w:pStyle w:val="BodyText"/>
-      </w:pPr>
-      <w:r>
-        <w:t xml:space="preserve">Le choix d’Excel comme moteur de transformation, plutôt qu’un script, découle de l’arbitrage</w:t>
-      </w:r>
-      <w:r>
-        <w:t xml:space="preserve"> </w:t>
-      </w:r>
-      <w:r>
-        <w:t xml:space="preserve">exposé plus haut. La fonction RechercheX y joue exactement le rôle d’une jointure : elle va</w:t>
-      </w:r>
-      <w:r>
-        <w:t xml:space="preserve"> </w:t>
-      </w:r>
-      <w:r>
-        <w:t xml:space="preserve">chercher, dans la table de correspondance, la valeur cible associée à la valeur source. Sa</w:t>
-      </w:r>
-      <w:r>
-        <w:t xml:space="preserve"> </w:t>
-      </w:r>
-      <w:r>
-        <w:t xml:space="preserve">vertu, dans ce contexte, est d’être lisible par les personnes qui connaissent le métier et</w:t>
-      </w:r>
-      <w:r>
-        <w:t xml:space="preserve"> </w:t>
-      </w:r>
-      <w:r>
-        <w:t xml:space="preserve">non le code. Lorsqu’un poste budgétaire ressortait mal traduit, la responsable concernée</w:t>
-      </w:r>
-      <w:r>
-        <w:t xml:space="preserve"> </w:t>
-      </w:r>
-      <w:r>
-        <w:t xml:space="preserve">pouvait ouvrir la maquette, voir la formule et pointer la ligne fautive de la table de</w:t>
-      </w:r>
-      <w:r>
-        <w:t xml:space="preserve"> </w:t>
-      </w:r>
-      <w:r>
-        <w:t xml:space="preserve">correspondance. Un script aurait produit le même résultat, mais aurait déplacé la</w:t>
-      </w:r>
-      <w:r>
-        <w:t xml:space="preserve"> </w:t>
-      </w:r>
-      <w:r>
-        <w:t xml:space="preserve">vérification vers moi seule.</w:t>
+        <w:t xml:space="preserve">L’étape de transformation est celle qui a demandé le plus de travail, et celle dont dépendait</w:t>
+      </w:r>
+      <w:r>
+        <w:t xml:space="preserve"> </w:t>
+      </w:r>
+      <w:r>
+        <w:t xml:space="preserve">la validité de tout le reste. La nomenclature de SPO est stricte : un libellé de poste</w:t>
+      </w:r>
+      <w:r>
+        <w:t xml:space="preserve"> </w:t>
+      </w:r>
+      <w:r>
+        <w:t xml:space="preserve">budgétaire ou un type de tranche doit correspondre à une valeur que le nouveau système</w:t>
+      </w:r>
+      <w:r>
+        <w:t xml:space="preserve"> </w:t>
+      </w:r>
+      <w:r>
+        <w:t xml:space="preserve">reconnaît, faute de quoi la ligne est rejetée. Le travail a donc consisté, champ par champ, à</w:t>
+      </w:r>
+      <w:r>
+        <w:t xml:space="preserve"> </w:t>
+      </w:r>
+      <w:r>
+        <w:t xml:space="preserve">établir la correspondance entre ce que l’ancien système contenait et ce que le nouveau</w:t>
+      </w:r>
+      <w:r>
+        <w:t xml:space="preserve"> </w:t>
+      </w:r>
+      <w:r>
+        <w:t xml:space="preserve">accepte.</w:t>
+      </w:r>
+    </w:p>
+    <w:p>
+      <w:pPr>
+        <w:pStyle w:val="BodyText"/>
+      </w:pPr>
+      <w:r>
+        <w:t xml:space="preserve">Ces correspondances n’ont pas toutes la même origine, et la distinction compte. Certaines</w:t>
+      </w:r>
+      <w:r>
+        <w:t xml:space="preserve"> </w:t>
+      </w:r>
+      <w:r>
+        <w:t xml:space="preserve">proviennent de tables de paramétrage extraites de SPO : ce sont les listes de valeurs que</w:t>
+      </w:r>
+      <w:r>
+        <w:t xml:space="preserve"> </w:t>
+      </w:r>
+      <w:r>
+        <w:t xml:space="preserve">l’ERP tient lui-même, qu’il suffit d’interroger. D’autres sont des fichiers de mapping que</w:t>
+      </w:r>
+      <w:r>
+        <w:t xml:space="preserve"> </w:t>
+      </w:r>
+      <w:r>
+        <w:t xml:space="preserve">j’ai constitués. La différence est importante au moment de rendre des comptes : dans le</w:t>
+      </w:r>
+      <w:r>
+        <w:t xml:space="preserve"> </w:t>
+      </w:r>
+      <w:r>
+        <w:t xml:space="preserve">premier cas, une divergence est une erreur de lecture ; dans le second, c’est une mise en</w:t>
+      </w:r>
+      <w:r>
+        <w:t xml:space="preserve"> </w:t>
+      </w:r>
+      <w:r>
+        <w:t xml:space="preserve">correspondance dont je réponds.</w:t>
+      </w:r>
+    </w:p>
+    <w:p>
+      <w:pPr>
+        <w:pStyle w:val="BodyText"/>
+      </w:pPr>
+      <w:r>
+        <w:t xml:space="preserve">La fonction RechercheX joue dans ces maquettes le rôle d’une jointure : elle va chercher,</w:t>
+      </w:r>
+      <w:r>
+        <w:t xml:space="preserve"> </w:t>
+      </w:r>
+      <w:r>
+        <w:t xml:space="preserve">dans la table de correspondance, la valeur cible associée à la valeur source. Le choix</w:t>
+      </w:r>
+      <w:r>
+        <w:t xml:space="preserve"> </w:t>
+      </w:r>
+      <w:r>
+        <w:t xml:space="preserve">d’Excel comme moteur de transformation prolonge l’arbitrage exposé plus haut : la maquette</w:t>
+      </w:r>
+      <w:r>
+        <w:t xml:space="preserve"> </w:t>
+      </w:r>
+      <w:r>
+        <w:t xml:space="preserve">reste lisible par les personnes qui connaissent le métier et non le code, et une</w:t>
+      </w:r>
+      <w:r>
+        <w:t xml:space="preserve"> </w:t>
+      </w:r>
+      <w:r>
+        <w:t xml:space="preserve">correspondance douteuse peut leur être montrée telle quelle.</w:t>
       </w:r>
     </w:p>
     <w:p>
@@ -4317,55 +4307,31 @@
         <w:pStyle w:val="BodyText"/>
       </w:pPr>
       <w:r>
-        <w:t xml:space="preserve">Rédiger cette note n’était pas prévu au départ, et je ne l’ai pas fait par goût de la</w:t>
-      </w:r>
-      <w:r>
-        <w:t xml:space="preserve"> </w:t>
-      </w:r>
-      <w:r>
-        <w:t xml:space="preserve">formalisation. Je l’ai fait parce que j’avais constaté que je redécouvrais deux fois la même</w:t>
-      </w:r>
-      <w:r>
-        <w:t xml:space="preserve"> </w:t>
-      </w:r>
-      <w:r>
-        <w:t xml:space="preserve">contrainte, à quelques jours d’intervalle, faute de l’avoir notée. C’est le premier livrable</w:t>
-      </w:r>
-      <w:r>
-        <w:t xml:space="preserve"> </w:t>
-      </w:r>
-      <w:r>
-        <w:t xml:space="preserve">écrit de mon année qui n’était pas un fichier de données, et c’est celui qui a le plus servi</w:t>
-      </w:r>
-      <w:r>
-        <w:t xml:space="preserve"> </w:t>
-      </w:r>
-      <w:r>
-        <w:t xml:space="preserve">aux autres : la reprise des tiers, exposée au chapitre 3, s’est appuyée directement dessus,</w:t>
-      </w:r>
-      <w:r>
-        <w:t xml:space="preserve"> </w:t>
-      </w:r>
-      <w:r>
-        <w:t xml:space="preserve">et n’a pas eu à refaire le travail de rétro-ingénierie. Cet épisode a modifié ma façon de</w:t>
-      </w:r>
-      <w:r>
-        <w:t xml:space="preserve"> </w:t>
-      </w:r>
-      <w:r>
-        <w:t xml:space="preserve">travailler pour le reste de l’année. Une contrainte technique découverte empiriquement n’a de</w:t>
-      </w:r>
-      <w:r>
-        <w:t xml:space="preserve"> </w:t>
-      </w:r>
-      <w:r>
-        <w:t xml:space="preserve">valeur, pour l’entreprise, que si elle est écrite quelque part ; sinon elle reste attachée à</w:t>
-      </w:r>
-      <w:r>
-        <w:t xml:space="preserve"> </w:t>
-      </w:r>
-      <w:r>
-        <w:t xml:space="preserve">la personne qui l’a trouvée, et disparaît avec elle.</w:t>
+        <w:t xml:space="preserve">Rédiger cette note n’était pas prévu au départ. Je l’ai fait parce que les règles que les</w:t>
+      </w:r>
+      <w:r>
+        <w:t xml:space="preserve"> </w:t>
+      </w:r>
+      <w:r>
+        <w:t xml:space="preserve">codes d’erreur m’avaient révélées n’existaient nulle part ailleurs que dans mes notes de</w:t>
+      </w:r>
+      <w:r>
+        <w:t xml:space="preserve"> </w:t>
+      </w:r>
+      <w:r>
+        <w:t xml:space="preserve">test. C’est le premier livrable écrit de mon année qui n’était pas un fichier de données, et</w:t>
+      </w:r>
+      <w:r>
+        <w:t xml:space="preserve"> </w:t>
+      </w:r>
+      <w:r>
+        <w:t xml:space="preserve">c’est celui qui a le plus servi aux autres : la reprise des tiers, exposée au chapitre 3,</w:t>
+      </w:r>
+      <w:r>
+        <w:t xml:space="preserve"> </w:t>
+      </w:r>
+      <w:r>
+        <w:t xml:space="preserve">s’est appuyée directement dessus.</w:t>
       </w:r>
     </w:p>
     <w:bookmarkEnd w:id="54"/>
@@ -4887,31 +4853,31 @@
         <w:pStyle w:val="BodyText"/>
       </w:pPr>
       <w:r>
-        <w:t xml:space="preserve">Nous avons réussi à modéliser et intégrer la structure fondamentale des dossiers, à savoir</w:t>
-      </w:r>
-      <w:r>
-        <w:t xml:space="preserve"> </w:t>
-      </w:r>
-      <w:r>
-        <w:t xml:space="preserve">les opérations et leurs tranches de travaux, la création des tranches commerciales étant</w:t>
-      </w:r>
-      <w:r>
-        <w:t xml:space="preserve"> </w:t>
-      </w:r>
-      <w:r>
-        <w:t xml:space="preserve">encore en cours à la fin du semestre. Une part conséquente du travail restait à accomplir : l’analyse et</w:t>
-      </w:r>
-      <w:r>
-        <w:t xml:space="preserve"> </w:t>
-      </w:r>
-      <w:r>
-        <w:t xml:space="preserve">l’intégration des données financières et comptables, notamment la reprise détaillée des</w:t>
-      </w:r>
-      <w:r>
-        <w:t xml:space="preserve"> </w:t>
-      </w:r>
-      <w:r>
-        <w:t xml:space="preserve">budgets et de l’historique des factures.</w:t>
+        <w:t xml:space="preserve">Nous avons réussi à modéliser et intégrer la structure fondamentale des dossiers, à savoir les</w:t>
+      </w:r>
+      <w:r>
+        <w:t xml:space="preserve"> </w:t>
+      </w:r>
+      <w:r>
+        <w:t xml:space="preserve">opérations et leurs tranches de travaux, la création des tranches commerciales étant encore en</w:t>
+      </w:r>
+      <w:r>
+        <w:t xml:space="preserve"> </w:t>
+      </w:r>
+      <w:r>
+        <w:t xml:space="preserve">cours à la fin du semestre. Une part conséquente du travail restait à accomplir : l’analyse et</w:t>
+      </w:r>
+      <w:r>
+        <w:t xml:space="preserve"> </w:t>
+      </w:r>
+      <w:r>
+        <w:t xml:space="preserve">l’intégration des données financières et comptables, notamment la reprise détaillée des budgets</w:t>
+      </w:r>
+      <w:r>
+        <w:t xml:space="preserve"> </w:t>
+      </w:r>
+      <w:r>
+        <w:t xml:space="preserve">et de l’historique des factures.</w:t>
       </w:r>
     </w:p>
     <w:p>
@@ -5540,25 +5506,25 @@
         <w:pStyle w:val="FirstParagraph"/>
       </w:pPr>
       <w:r>
-        <w:t xml:space="preserve">Le remplacement de l’ERP historique du groupe par SPO, décrit au chapitre 2, s’est fait par</w:t>
-      </w:r>
-      <w:r>
-        <w:t xml:space="preserve"> </w:t>
-      </w:r>
-      <w:r>
-        <w:t xml:space="preserve">lots successifs. Après la création des opérations immobilières et de leurs tranches, il</w:t>
-      </w:r>
-      <w:r>
-        <w:t xml:space="preserve"> </w:t>
-      </w:r>
-      <w:r>
-        <w:t xml:space="preserve">restait à reprendre les données commerciales, et en premier lieu les clients. Dans SPO, ces</w:t>
-      </w:r>
-      <w:r>
-        <w:t xml:space="preserve"> </w:t>
-      </w:r>
-      <w:r>
-        <w:t xml:space="preserve">clients sont désignés par le terme générique de</w:t>
+        <w:t xml:space="preserve">Le remplacement de l’ERP historique du groupe par SPO, décrit au chapitre 2, s’est fait par lots</w:t>
+      </w:r>
+      <w:r>
+        <w:t xml:space="preserve"> </w:t>
+      </w:r>
+      <w:r>
+        <w:t xml:space="preserve">successifs. Après la création des opérations immobilières et de leurs tranches, il restait à</w:t>
+      </w:r>
+      <w:r>
+        <w:t xml:space="preserve"> </w:t>
+      </w:r>
+      <w:r>
+        <w:t xml:space="preserve">reprendre les données commerciales, et en premier lieu les clients. Dans SPO, ces clients sont</w:t>
+      </w:r>
+      <w:r>
+        <w:t xml:space="preserve"> </w:t>
+      </w:r>
+      <w:r>
+        <w:t xml:space="preserve">désignés par le terme générique de</w:t>
       </w:r>
       <w:r>
         <w:t xml:space="preserve"> </w:t>
@@ -5580,19 +5546,19 @@
         <w:t xml:space="preserve"> </w:t>
       </w:r>
       <w:r>
-        <w:t xml:space="preserve">acquéreur particulier comme une société, et se voit ensuite attribuer un ou plusieurs</w:t>
-      </w:r>
-      <w:r>
-        <w:t xml:space="preserve"> </w:t>
-      </w:r>
-      <w:r>
-        <w:t xml:space="preserve">rôles. Reprendre les tiers signifiait donc alimenter le socle sur lequel toute la gestion</w:t>
-      </w:r>
-      <w:r>
-        <w:t xml:space="preserve"> </w:t>
-      </w:r>
-      <w:r>
-        <w:t xml:space="preserve">commerciale allait s’appuyer.</w:t>
+        <w:t xml:space="preserve">acquéreur particulier comme une société, et se voit ensuite attribuer un ou plusieurs rôles.</w:t>
+      </w:r>
+      <w:r>
+        <w:t xml:space="preserve"> </w:t>
+      </w:r>
+      <w:r>
+        <w:t xml:space="preserve">Reprendre les tiers signifiait donc alimenter le socle sur lequel toute la gestion commerciale</w:t>
+      </w:r>
+      <w:r>
+        <w:t xml:space="preserve"> </w:t>
+      </w:r>
+      <w:r>
+        <w:t xml:space="preserve">allait s’appuyer.</w:t>
       </w:r>
     </w:p>
     <w:p>
@@ -5606,41 +5572,67 @@
         <w:t xml:space="preserve"> </w:t>
       </w:r>
       <w:r>
-        <w:t xml:space="preserve">ayant déjà acheté un bien chez Angelotti. La matière première provenait de notre CRM</w:t>
-      </w:r>
-      <w:r>
-        <w:t xml:space="preserve"> </w:t>
-      </w:r>
-      <w:r>
-        <w:t xml:space="preserve">(</w:t>
+        <w:t xml:space="preserve">ayant déjà acheté un bien chez Angelotti. La matière première provenait de notre CRM (</w:t>
       </w:r>
       <w:r>
         <w:rPr>
           <w:iCs/>
           <w:i/>
         </w:rPr>
-        <w:t xml:space="preserve">Customer Relationship Management</w:t>
-      </w:r>
-      <w:r>
-        <w:t xml:space="preserve">, l’outil de gestion de la relation client) Vadimm, sous</w:t>
-      </w:r>
-      <w:r>
-        <w:t xml:space="preserve"> </w:t>
-      </w:r>
-      <w:r>
-        <w:t xml:space="preserve">la forme de deux extractions complémentaires : celle des ventes enregistrées, qui porte</w:t>
-      </w:r>
-      <w:r>
-        <w:t xml:space="preserve"> </w:t>
-      </w:r>
-      <w:r>
-        <w:t xml:space="preserve">1 557 lignes, et celle des coordonnées de contact des acquéreurs et de leurs co-acquéreurs,</w:t>
-      </w:r>
-      <w:r>
-        <w:t xml:space="preserve"> </w:t>
-      </w:r>
-      <w:r>
-        <w:t xml:space="preserve">qui en porte 1 602. Le périmètre de travail ainsi constitué compte</w:t>
+        <w:t xml:space="preserve">Customer</w:t>
+      </w:r>
+      <w:r>
+        <w:rPr>
+          <w:iCs/>
+          <w:i/>
+        </w:rPr>
+        <w:t xml:space="preserve"> </w:t>
+      </w:r>
+      <w:r>
+        <w:rPr>
+          <w:iCs/>
+          <w:i/>
+        </w:rPr>
+        <w:t xml:space="preserve">Relationship Management</w:t>
+      </w:r>
+      <w:r>
+        <w:t xml:space="preserve">, l’outil de gestion de la relation client) Vadimm, sous la forme de</w:t>
+      </w:r>
+      <w:r>
+        <w:t xml:space="preserve"> </w:t>
+      </w:r>
+      <w:r>
+        <w:t xml:space="preserve">deux extractions complémentaires : celle des ventes enregistrées, qui porte 1 557 lignes, et</w:t>
+      </w:r>
+      <w:r>
+        <w:t xml:space="preserve"> </w:t>
+      </w:r>
+      <w:r>
+        <w:t xml:space="preserve">celle des coordonnées de contact des acquéreurs et de leurs co-acquéreurs, qui en porte 1 602.</w:t>
+      </w:r>
+      <w:r>
+        <w:t xml:space="preserve"> </w:t>
+      </w:r>
+      <w:r>
+        <w:t xml:space="preserve">Les deux extractions ne se recouvrent donc pas exactement, et l’écart de 45 lignes entre elles</w:t>
+      </w:r>
+      <w:r>
+        <w:t xml:space="preserve"> </w:t>
+      </w:r>
+      <w:r>
+        <w:t xml:space="preserve">n’est pas documenté dans les fichiers sources ; il s’explique vraisemblablement par des contacts</w:t>
+      </w:r>
+      <w:r>
+        <w:t xml:space="preserve"> </w:t>
+      </w:r>
+      <w:r>
+        <w:t xml:space="preserve">renseignés sans vente correspondante. J’ai retenu le plus large des deux totaux, pour ne perdre</w:t>
+      </w:r>
+      <w:r>
+        <w:t xml:space="preserve"> </w:t>
+      </w:r>
+      <w:r>
+        <w:t xml:space="preserve">aucun acquéreur en entrée de chaîne : le périmètre de travail compte</w:t>
       </w:r>
       <w:r>
         <w:t xml:space="preserve"> </w:t>
@@ -5653,27 +5645,27 @@
         <w:t xml:space="preserve">1 602 lignes</w:t>
       </w:r>
       <w:r>
-        <w:t xml:space="preserve">, et</w:t>
-      </w:r>
-      <w:r>
-        <w:t xml:space="preserve"> </w:t>
-      </w:r>
-      <w:r>
-        <w:t xml:space="preserve">c’est de ce total que part toute la chaîne de traitement.</w:t>
-      </w:r>
-    </w:p>
-    <w:p>
-      <w:pPr>
-        <w:pStyle w:val="BodyText"/>
-      </w:pPr>
-      <w:r>
-        <w:t xml:space="preserve">La difficulté ne tenait pas au volume. Elle tenait à la nature même de la donnée. Concrètement, une</w:t>
-      </w:r>
-      <w:r>
-        <w:t xml:space="preserve"> </w:t>
-      </w:r>
-      <w:r>
-        <w:t xml:space="preserve">ligne de l’extraction Vadimm ne décrit pas un client, elle décrit une vente. Un même</w:t>
+        <w:t xml:space="preserve">, et c’est</w:t>
+      </w:r>
+      <w:r>
+        <w:t xml:space="preserve"> </w:t>
+      </w:r>
+      <w:r>
+        <w:t xml:space="preserve">de ce total que part toute la chaîne de traitement.</w:t>
+      </w:r>
+    </w:p>
+    <w:p>
+      <w:pPr>
+        <w:pStyle w:val="BodyText"/>
+      </w:pPr>
+      <w:r>
+        <w:t xml:space="preserve">La difficulté ne tenait pas au volume. Elle tenait à la nature même de la donnée. Concrètement,</w:t>
+      </w:r>
+      <w:r>
+        <w:t xml:space="preserve"> </w:t>
+      </w:r>
+      <w:r>
+        <w:t xml:space="preserve">une ligne de l’extraction Vadimm ne décrit pas un client, elle décrit une vente. Un même</w:t>
       </w:r>
       <w:r>
         <w:t xml:space="preserve"> </w:t>
@@ -5685,13 +5677,7 @@
         <w:t xml:space="preserve"> </w:t>
       </w:r>
       <w:r>
-        <w:t xml:space="preserve">signale.</w:t>
-      </w:r>
-      <w:r>
-        <w:t xml:space="preserve"> </w:t>
-      </w:r>
-      <w:r>
-        <w:t xml:space="preserve">Transformer un fichier de ventes en un référentiel de personnes suppose de reconstituer</w:t>
+        <w:t xml:space="preserve">signale. Transformer un fichier de ventes en un référentiel de personnes suppose de reconstituer</w:t>
       </w:r>
       <w:r>
         <w:t xml:space="preserve"> </w:t>
@@ -6763,31 +6749,31 @@
         <w:pStyle w:val="BodyText"/>
       </w:pPr>
       <w:r>
-        <w:t xml:space="preserve">Ce choix de trois clés différenciées est, à mes yeux, le véritable cœur méthodologique de</w:t>
-      </w:r>
-      <w:r>
-        <w:t xml:space="preserve"> </w:t>
-      </w:r>
-      <w:r>
-        <w:t xml:space="preserve">ce travail. En effet, il traduit une idée simple : la règle d’unicité n’est pas une</w:t>
-      </w:r>
-      <w:r>
-        <w:t xml:space="preserve"> </w:t>
-      </w:r>
-      <w:r>
-        <w:t xml:space="preserve">propriété du fichier, c’est une propriété du métier. Chercher une clé universelle aurait conduit soit à</w:t>
-      </w:r>
-      <w:r>
-        <w:t xml:space="preserve"> </w:t>
-      </w:r>
-      <w:r>
-        <w:t xml:space="preserve">fusionner des tiers distincts, soit à en dupliquer, et dans les deux cas l’erreur n’aurait</w:t>
-      </w:r>
-      <w:r>
-        <w:t xml:space="preserve"> </w:t>
-      </w:r>
-      <w:r>
-        <w:t xml:space="preserve">été découverte que bien plus tard, dans l’usage quotidien de l’ERP.</w:t>
+        <w:t xml:space="preserve">Ce choix de trois clés différenciées est, à mes yeux, le véritable cœur méthodologique de ce</w:t>
+      </w:r>
+      <w:r>
+        <w:t xml:space="preserve"> </w:t>
+      </w:r>
+      <w:r>
+        <w:t xml:space="preserve">travail. En effet, il traduit une idée simple : la règle d’unicité n’est pas une propriété du</w:t>
+      </w:r>
+      <w:r>
+        <w:t xml:space="preserve"> </w:t>
+      </w:r>
+      <w:r>
+        <w:t xml:space="preserve">fichier, c’est une propriété du métier. Chercher une clé universelle aurait conduit soit à</w:t>
+      </w:r>
+      <w:r>
+        <w:t xml:space="preserve"> </w:t>
+      </w:r>
+      <w:r>
+        <w:t xml:space="preserve">fusionner des tiers distincts, soit à en dupliquer, et dans les deux cas l’erreur n’aurait été</w:t>
+      </w:r>
+      <w:r>
+        <w:t xml:space="preserve"> </w:t>
+      </w:r>
+      <w:r>
+        <w:t xml:space="preserve">découverte que bien plus tard, dans l’usage quotidien de l’ERP.</w:t>
       </w:r>
     </w:p>
     <w:bookmarkEnd w:id="74"/>
@@ -7135,37 +7121,37 @@
         <w:pStyle w:val="FirstParagraph"/>
       </w:pPr>
       <w:r>
-        <w:t xml:space="preserve">Restait à alimenter les six feuilles de sortie à partir des lignes retenues. La difficulté</w:t>
-      </w:r>
-      <w:r>
-        <w:t xml:space="preserve"> </w:t>
-      </w:r>
-      <w:r>
-        <w:t xml:space="preserve">tient à ce que ces feuilles n’ont ni la même population ni le même nombre de lignes. La</w:t>
-      </w:r>
-      <w:r>
-        <w:t xml:space="preserve"> </w:t>
-      </w:r>
-      <w:r>
-        <w:t xml:space="preserve">feuille des tiers reçoit un enregistrement par tiers créé, mais la feuille des adresses ne</w:t>
-      </w:r>
-      <w:r>
-        <w:t xml:space="preserve"> </w:t>
-      </w:r>
-      <w:r>
-        <w:t xml:space="preserve">concerne que les personnes physiques et morales, celle des courriels seulement celles de</w:t>
-      </w:r>
-      <w:r>
-        <w:t xml:space="preserve"> </w:t>
-      </w:r>
-      <w:r>
-        <w:t xml:space="preserve">ces personnes dont le courriel est renseigné, et celle des représentants deux lignes par couple plus une par</w:t>
-      </w:r>
-      <w:r>
-        <w:t xml:space="preserve"> </w:t>
-      </w:r>
-      <w:r>
-        <w:t xml:space="preserve">société. Il fallait donc, pour chaque feuille, une numérotation qui lui soit propre.</w:t>
+        <w:t xml:space="preserve">Restait à alimenter les six feuilles de sortie à partir des lignes retenues. La difficulté tient</w:t>
+      </w:r>
+      <w:r>
+        <w:t xml:space="preserve"> </w:t>
+      </w:r>
+      <w:r>
+        <w:t xml:space="preserve">à ce que ces feuilles n’ont ni la même population ni le même nombre de lignes. La feuille des</w:t>
+      </w:r>
+      <w:r>
+        <w:t xml:space="preserve"> </w:t>
+      </w:r>
+      <w:r>
+        <w:t xml:space="preserve">tiers reçoit un enregistrement par tiers créé, mais la feuille des adresses ne concerne que les</w:t>
+      </w:r>
+      <w:r>
+        <w:t xml:space="preserve"> </w:t>
+      </w:r>
+      <w:r>
+        <w:t xml:space="preserve">personnes physiques et morales, celle des courriels seulement celles de ces personnes dont le</w:t>
+      </w:r>
+      <w:r>
+        <w:t xml:space="preserve"> </w:t>
+      </w:r>
+      <w:r>
+        <w:t xml:space="preserve">courriel est renseigné, et celle des représentants deux lignes par couple plus une par société.</w:t>
+      </w:r>
+      <w:r>
+        <w:t xml:space="preserve"> </w:t>
+      </w:r>
+      <w:r>
+        <w:t xml:space="preserve">Il fallait donc, pour chaque feuille, une numérotation qui lui soit propre.</w:t>
       </w:r>
     </w:p>
     <w:p>
@@ -8193,13 +8179,13 @@
         <w:t xml:space="preserve"> </w:t>
       </w:r>
       <w:r>
-        <w:t xml:space="preserve">Trois tiers avaient une adresse hors de France, en Allemagne</w:t>
-      </w:r>
-      <w:r>
-        <w:t xml:space="preserve"> </w:t>
-      </w:r>
-      <w:r>
-        <w:t xml:space="preserve">et aux Émirats arabes unis. SPO refusait initialement la création d’un tiers avec un pays</w:t>
+        <w:t xml:space="preserve">Trois tiers avaient une adresse hors de France, dont un en</w:t>
+      </w:r>
+      <w:r>
+        <w:t xml:space="preserve"> </w:t>
+      </w:r>
+      <w:r>
+        <w:t xml:space="preserve">Allemagne et un aux Émirats arabes unis. SPO refusait initialement la création d’un tiers avec un pays</w:t>
       </w:r>
       <w:r>
         <w:t xml:space="preserve"> </w:t>
@@ -8253,7 +8239,7 @@
         <w:t xml:space="preserve"> </w:t>
       </w:r>
       <w:r>
-        <w:t xml:space="preserve">Trois tiers étaient renseignés dans Vadimm avec une nature qui</w:t>
+        <w:t xml:space="preserve">Trois autres tiers étaient renseignés dans Vadimm avec une nature qui</w:t>
       </w:r>
       <w:r>
         <w:t xml:space="preserve"> </w:t>
@@ -8933,63 +8919,59 @@
     </w:p>
     <w:p>
       <w:pPr>
-        <w:pStyle w:val="BodyText"/>
-      </w:pPr>
-      <w:r>
-        <w:t xml:space="preserve">Le premier concerne l’usage du fichier lui-même. Quatre manipulations le cassent</w:t>
-      </w:r>
-      <w:r>
-        <w:t xml:space="preserve"> </w:t>
-      </w:r>
-      <w:r>
-        <w:t xml:space="preserve">silencieusement : modifier une feuille de sortie, dont le contenu est régénéré à chaque</w:t>
-      </w:r>
-      <w:r>
-        <w:t xml:space="preserve"> </w:t>
-      </w:r>
-      <w:r>
-        <w:t xml:space="preserve">recalcul ; modifier les colonnes calculées de la feuille pivot, qui portent toute la logique</w:t>
-      </w:r>
-      <w:r>
-        <w:t xml:space="preserve"> </w:t>
-      </w:r>
-      <w:r>
-        <w:t xml:space="preserve">de rang et de numérotation ; insérer une ligne au milieu de la feuille pivot ou de la</w:t>
-      </w:r>
-      <w:r>
-        <w:t xml:space="preserve"> </w:t>
-      </w:r>
-      <w:r>
-        <w:t xml:space="preserve">feuille de coordonnées, ce qui décale toutes les références ; et trier la feuille pivot, ce</w:t>
-      </w:r>
-      <w:r>
-        <w:t xml:space="preserve"> </w:t>
-      </w:r>
-      <w:r>
-        <w:t xml:space="preserve">qui détruit la logique de rang, celle-ci étant calculée de façon cumulative sur l’ordre des</w:t>
-      </w:r>
-      <w:r>
-        <w:t xml:space="preserve"> </w:t>
-      </w:r>
-      <w:r>
-        <w:t xml:space="preserve">lignes. Aucune de ces quatre manipulations ne produit de message d’erreur, les rendant</w:t>
-      </w:r>
-      <w:r>
-        <w:t xml:space="preserve"> </w:t>
-      </w:r>
-      <w:r>
-        <w:t xml:space="preserve">d’autant plus dangereuses. C’est la raison pour laquelle la note de procédure les mentionne avant même</w:t>
-      </w:r>
-      <w:r>
-        <w:t xml:space="preserve"> </w:t>
-      </w:r>
-      <w:r>
-        <w:t xml:space="preserve">d’expliquer comment utiliser le fichier.</w:t>
-      </w:r>
-    </w:p>
-    <w:p>
-      <w:pPr>
-        <w:pStyle w:val="BodyText"/>
+        <w:pStyle w:val="DefinitionTerm"/>
+      </w:pPr>
+      <w:r>
+        <w:t xml:space="preserve">Le premier concerne l’usage du fichier lui-même. Quatre manipulations le cassent silencieusement</w:t>
+      </w:r>
+    </w:p>
+    <w:p>
+      <w:pPr>
+        <w:pStyle w:val="Definition"/>
+      </w:pPr>
+      <w:r>
+        <w:t xml:space="preserve">modifier une feuille de sortie, dont le contenu est régénéré à chaque recalcul ; modifier les</w:t>
+      </w:r>
+      <w:r>
+        <w:t xml:space="preserve"> </w:t>
+      </w:r>
+      <w:r>
+        <w:t xml:space="preserve">colonnes calculées de la feuille pivot, qui portent toute la logique de rang et de numérotation</w:t>
+      </w:r>
+      <w:r>
+        <w:t xml:space="preserve"> </w:t>
+      </w:r>
+      <w:r>
+        <w:t xml:space="preserve">; insérer une ligne au milieu de la feuille pivot ou de la feuille de coordonnées, ce qui décale</w:t>
+      </w:r>
+      <w:r>
+        <w:t xml:space="preserve"> </w:t>
+      </w:r>
+      <w:r>
+        <w:t xml:space="preserve">toutes les références ; et trier la feuille pivot, ce qui détruit la logique de rang, celle-ci</w:t>
+      </w:r>
+      <w:r>
+        <w:t xml:space="preserve"> </w:t>
+      </w:r>
+      <w:r>
+        <w:t xml:space="preserve">étant calculée de façon cumulative sur l’ordre des lignes. Aucune de ces quatre manipulations ne</w:t>
+      </w:r>
+      <w:r>
+        <w:t xml:space="preserve"> </w:t>
+      </w:r>
+      <w:r>
+        <w:t xml:space="preserve">produit de message d’erreur, les rendant d’autant plus dangereuses. C’est la raison pour</w:t>
+      </w:r>
+      <w:r>
+        <w:t xml:space="preserve"> </w:t>
+      </w:r>
+      <w:r>
+        <w:t xml:space="preserve">laquelle la note de procédure les mentionne avant même d’expliquer comment utiliser le fichier.</w:t>
+      </w:r>
+    </w:p>
+    <w:p>
+      <w:pPr>
+        <w:pStyle w:val="FirstParagraph"/>
       </w:pPr>
       <w:r>
         <w:t xml:space="preserve">Le second concerne un ensemble de pièges techniques que j’ai rencontrés en construisant les</w:t>
@@ -9670,31 +9652,31 @@
         <w:t xml:space="preserve"> </w:t>
       </w:r>
       <w:r>
-        <w:t xml:space="preserve">réunion, ou par un tableau que quelqu’un refait à la main tous les mois. La première partie du travail consiste donc à</w:t>
-      </w:r>
-      <w:r>
-        <w:t xml:space="preserve"> </w:t>
-      </w:r>
-      <w:r>
-        <w:t xml:space="preserve">reformuler la demande jusqu’à ce qu’elle soit calculable : de quelles lignes parle-t-on</w:t>
-      </w:r>
-      <w:r>
-        <w:t xml:space="preserve"> </w:t>
-      </w:r>
-      <w:r>
-        <w:t xml:space="preserve">exactement, sur quelle période, et que fait-on des cas limites ? Cette reformulation est</w:t>
-      </w:r>
-      <w:r>
-        <w:t xml:space="preserve"> </w:t>
-      </w:r>
-      <w:r>
-        <w:t xml:space="preserve">la partie du reporting que je sous-estimais en arrivant, et c’est celle qui décide de</w:t>
-      </w:r>
-      <w:r>
-        <w:t xml:space="preserve"> </w:t>
-      </w:r>
-      <w:r>
-        <w:t xml:space="preserve">l’utilité du résultat.</w:t>
+        <w:t xml:space="preserve">réunion, ou par un tableau que quelqu’un refait à la main tous les mois. La première partie du</w:t>
+      </w:r>
+      <w:r>
+        <w:t xml:space="preserve"> </w:t>
+      </w:r>
+      <w:r>
+        <w:t xml:space="preserve">travail consiste donc à reformuler la demande jusqu’à ce qu’elle soit calculable : de quelles</w:t>
+      </w:r>
+      <w:r>
+        <w:t xml:space="preserve"> </w:t>
+      </w:r>
+      <w:r>
+        <w:t xml:space="preserve">lignes parle-t-on exactement, sur quelle période, et que fait-on des cas limites ? Cette</w:t>
+      </w:r>
+      <w:r>
+        <w:t xml:space="preserve"> </w:t>
+      </w:r>
+      <w:r>
+        <w:t xml:space="preserve">reformulation est la partie du reporting que je sous-estimais en arrivant, et c’est celle qui</w:t>
+      </w:r>
+      <w:r>
+        <w:t xml:space="preserve"> </w:t>
+      </w:r>
+      <w:r>
+        <w:t xml:space="preserve">décide de l’utilité du résultat.</w:t>
       </w:r>
     </w:p>
     <w:bookmarkEnd w:id="93"/>
@@ -9928,25 +9910,31 @@
         <w:t xml:space="preserve"> </w:t>
       </w:r>
       <w:r>
-        <w:t xml:space="preserve">tableau, effectue un traitement en temps réel. Le système doit d’abord identifier les</w:t>
-      </w:r>
-      <w:r>
-        <w:t xml:space="preserve"> </w:t>
-      </w:r>
-      <w:r>
-        <w:t xml:space="preserve">opérations et les lots, puis classer leurs commandes par ordre chronologique. Il attribue</w:t>
-      </w:r>
-      <w:r>
-        <w:t xml:space="preserve"> </w:t>
-      </w:r>
-      <w:r>
-        <w:t xml:space="preserve">ensuite un rang à chaque commande et applique une condition logique : si le rang est</w:t>
-      </w:r>
-      <w:r>
-        <w:t xml:space="preserve"> </w:t>
-      </w:r>
-      <w:r>
-        <w:t xml:space="preserve">impair, le statut est défini comme « Payant », et s’il est pair, il devient « Gratuit ».</w:t>
+        <w:t xml:space="preserve">tableau, effectuait un traitement en temps réel. Le système devait d’abord identifier les</w:t>
+      </w:r>
+      <w:r>
+        <w:t xml:space="preserve"> </w:t>
+      </w:r>
+      <w:r>
+        <w:t xml:space="preserve">opérations et les lots, puis classer leurs commandes par ordre chronologique. Il attribuait</w:t>
+      </w:r>
+      <w:r>
+        <w:t xml:space="preserve"> </w:t>
+      </w:r>
+      <w:r>
+        <w:t xml:space="preserve">ensuite un rang à chaque commande et appliquait une condition logique, dont l’énoncé, lui,</w:t>
+      </w:r>
+      <w:r>
+        <w:t xml:space="preserve"> </w:t>
+      </w:r>
+      <w:r>
+        <w:t xml:space="preserve">ne dépend d’aucune date : si le rang est impair, le statut est « Payant » ; s’il est pair,</w:t>
+      </w:r>
+      <w:r>
+        <w:t xml:space="preserve"> </w:t>
+      </w:r>
+      <w:r>
+        <w:t xml:space="preserve">il est « Gratuit ».</w:t>
       </w:r>
       <w:r>
         <w:t xml:space="preserve"> </w:t>
@@ -10774,7 +10762,7 @@
         <w:pStyle w:val="Compact"/>
       </w:pPr>
       <w:r>
-        <w:t xml:space="preserve">5.4.3 Axe A — risque de dérive de marge</w:t>
+        <w:t xml:space="preserve">5.4.3 Axe A : risque de dérive de marge</w:t>
       </w:r>
     </w:p>
     <w:p>
@@ -10786,7 +10774,7 @@
         <w:pStyle w:val="Compact"/>
       </w:pPr>
       <w:r>
-        <w:t xml:space="preserve">5.4.4 Axe B — vitesse d’écoulement</w:t>
+        <w:t xml:space="preserve">5.4.4 Axe B : vitesse d’écoulement</w:t>
       </w:r>
     </w:p>
     <w:p>
@@ -10798,7 +10786,7 @@
         <w:pStyle w:val="Compact"/>
       </w:pPr>
       <w:r>
-        <w:t xml:space="preserve">5.4.5 Axe C — prix du stock</w:t>
+        <w:t xml:space="preserve">5.4.5 Axe C : prix du stock</w:t>
       </w:r>
     </w:p>
     <w:p>
@@ -10866,49 +10854,49 @@
         <w:t xml:space="preserve"> </w:t>
       </w:r>
       <w:r>
-        <w:t xml:space="preserve">groupe Angelotti pour sa direction financière. Le périmètre envisagé au départ, la prédiction</w:t>
-      </w:r>
-      <w:r>
-        <w:t xml:space="preserve"> </w:t>
-      </w:r>
-      <w:r>
-        <w:t xml:space="preserve">de la rentabilité des opérations d’aménagement, a été redéfini en cours de projet : la prédiction de la marge à terminaison subsiste</w:t>
-      </w:r>
-      <w:r>
-        <w:t xml:space="preserve"> </w:t>
-      </w:r>
-      <w:r>
-        <w:t xml:space="preserve">comme premier axe de travail, mais le besoin exprimé par la direction financière l’a</w:t>
-      </w:r>
-      <w:r>
-        <w:t xml:space="preserve"> </w:t>
-      </w:r>
-      <w:r>
-        <w:t xml:space="preserve">élargie à deux autres questions, et la restitution a finalement été restreinte à la</w:t>
-      </w:r>
-      <w:r>
-        <w:t xml:space="preserve"> </w:t>
-      </w:r>
-      <w:r>
-        <w:t xml:space="preserve">promotion immobilière. J’y expose d’abord le besoin métier tel qu’il m’a été formulé, puis les données dont je disposais réellement,</w:t>
-      </w:r>
-      <w:r>
-        <w:t xml:space="preserve"> </w:t>
-      </w:r>
-      <w:r>
-        <w:t xml:space="preserve">l’architecture retenue pour les rendre exploitables, les trois axes d’analyse et leurs</w:t>
-      </w:r>
-      <w:r>
-        <w:t xml:space="preserve"> </w:t>
-      </w:r>
-      <w:r>
-        <w:t xml:space="preserve">résultats, la plateforme qui les restitue aux contrôleurs de gestion, et enfin les limites</w:t>
-      </w:r>
-      <w:r>
-        <w:t xml:space="preserve"> </w:t>
-      </w:r>
-      <w:r>
-        <w:t xml:space="preserve">que je considère comme faisant partie du livrable.</w:t>
+        <w:t xml:space="preserve">groupe Angelotti pour sa direction financière. Le périmètre envisagé au départ, la prédiction de</w:t>
+      </w:r>
+      <w:r>
+        <w:t xml:space="preserve"> </w:t>
+      </w:r>
+      <w:r>
+        <w:t xml:space="preserve">la rentabilité des opérations d’aménagement, a été redéfini en cours de projet : la prédiction</w:t>
+      </w:r>
+      <w:r>
+        <w:t xml:space="preserve"> </w:t>
+      </w:r>
+      <w:r>
+        <w:t xml:space="preserve">de la marge à terminaison subsiste comme premier axe de travail, mais le besoin exprimé par la</w:t>
+      </w:r>
+      <w:r>
+        <w:t xml:space="preserve"> </w:t>
+      </w:r>
+      <w:r>
+        <w:t xml:space="preserve">direction financière l’a élargie à deux autres questions, et la restitution a finalement été</w:t>
+      </w:r>
+      <w:r>
+        <w:t xml:space="preserve"> </w:t>
+      </w:r>
+      <w:r>
+        <w:t xml:space="preserve">restreinte à la promotion immobilière. J’y expose d’abord le besoin métier tel qu’il m’a été</w:t>
+      </w:r>
+      <w:r>
+        <w:t xml:space="preserve"> </w:t>
+      </w:r>
+      <w:r>
+        <w:t xml:space="preserve">formulé, puis les données dont je disposais réellement, l’architecture retenue pour les rendre</w:t>
+      </w:r>
+      <w:r>
+        <w:t xml:space="preserve"> </w:t>
+      </w:r>
+      <w:r>
+        <w:t xml:space="preserve">exploitables, les trois axes d’analyse et leurs résultats, la plateforme qui les restitue aux</w:t>
+      </w:r>
+      <w:r>
+        <w:t xml:space="preserve"> </w:t>
+      </w:r>
+      <w:r>
+        <w:t xml:space="preserve">contrôleurs de gestion, et enfin les limites que je considère comme faisant partie du livrable.</w:t>
       </w:r>
     </w:p>
     <w:p>
@@ -11007,19 +10995,13 @@
         <w:t xml:space="preserve"> </w:t>
       </w:r>
       <w:r>
-        <w:t xml:space="preserve">transverse. Personne ne dispose d’une vue d’ensemble permettant</w:t>
-      </w:r>
-      <w:r>
-        <w:t xml:space="preserve"> </w:t>
-      </w:r>
-      <w:r>
-        <w:t xml:space="preserve">de dire, à un instant donné, quelles opérations méritent l’attention en priorité. C’est ce manque</w:t>
-      </w:r>
-      <w:r>
-        <w:t xml:space="preserve"> </w:t>
-      </w:r>
-      <w:r>
-        <w:t xml:space="preserve">qui a motivé le projet.</w:t>
+        <w:t xml:space="preserve">transverse. Personne ne dispose d’une vue d’ensemble permettant de dire, à un instant donné,</w:t>
+      </w:r>
+      <w:r>
+        <w:t xml:space="preserve"> </w:t>
+      </w:r>
+      <w:r>
+        <w:t xml:space="preserve">quelles opérations méritent l’attention en priorité. C’est ce manque qui a motivé le projet.</w:t>
       </w:r>
     </w:p>
     <w:bookmarkStart w:id="106" w:name="problème-métier"/>
@@ -11335,19 +11317,19 @@
         <w:t xml:space="preserve"> </w:t>
       </w:r>
       <w:r>
-        <w:t xml:space="preserve">d’abord : tout doit se reconstruire</w:t>
-      </w:r>
-      <w:r>
-        <w:t xml:space="preserve"> </w:t>
-      </w:r>
-      <w:r>
-        <w:t xml:space="preserve">depuis les exports bruts par un seul script, sans étape manuelle intermédiaire.</w:t>
-      </w:r>
-      <w:r>
-        <w:t xml:space="preserve"> </w:t>
-      </w:r>
-      <w:r>
-        <w:t xml:space="preserve">L’</w:t>
+        <w:t xml:space="preserve">d’abord : tout</w:t>
+      </w:r>
+      <w:r>
+        <w:t xml:space="preserve"> </w:t>
+      </w:r>
+      <w:r>
+        <w:t xml:space="preserve">doit se reconstruire depuis les exports bruts par un seul script, sans étape manuelle</w:t>
+      </w:r>
+      <w:r>
+        <w:t xml:space="preserve"> </w:t>
+      </w:r>
+      <w:r>
+        <w:t xml:space="preserve">intermédiaire. L’</w:t>
       </w:r>
       <w:r>
         <w:rPr>
@@ -11360,13 +11342,13 @@
         <w:t xml:space="preserve"> </w:t>
       </w:r>
       <w:r>
-        <w:t xml:space="preserve">ensuite : chaque score doit être accompagné des variables qui le</w:t>
-      </w:r>
-      <w:r>
-        <w:t xml:space="preserve"> </w:t>
-      </w:r>
-      <w:r>
-        <w:t xml:space="preserve">déterminent. La</w:t>
+        <w:t xml:space="preserve">ensuite : chaque score doit être accompagné des variables</w:t>
+      </w:r>
+      <w:r>
+        <w:t xml:space="preserve"> </w:t>
+      </w:r>
+      <w:r>
+        <w:t xml:space="preserve">qui le déterminent. La</w:t>
       </w:r>
       <w:r>
         <w:t xml:space="preserve"> </w:t>
@@ -11407,13 +11389,13 @@
         <w:t xml:space="preserve"> </w:t>
       </w:r>
       <w:r>
-        <w:t xml:space="preserve">modèles simples validés en validation croisée valent mieux que des architectures complexes</w:t>
-      </w:r>
-      <w:r>
-        <w:t xml:space="preserve"> </w:t>
-      </w:r>
-      <w:r>
-        <w:t xml:space="preserve">dont on ne saurait pas mesurer la performance réelle.</w:t>
+        <w:t xml:space="preserve">modèles simples validés en validation croisée valent mieux que des architectures complexes dont</w:t>
+      </w:r>
+      <w:r>
+        <w:t xml:space="preserve"> </w:t>
+      </w:r>
+      <w:r>
+        <w:t xml:space="preserve">on ne saurait pas mesurer la performance réelle.</w:t>
       </w:r>
     </w:p>
     <w:bookmarkEnd w:id="105"/>
@@ -11554,19 +11536,19 @@
         <w:t xml:space="preserve"> </w:t>
       </w:r>
       <w:r>
-        <w:t xml:space="preserve">chapitre 2 : les deux décomptes sont établis à des dates différentes et sur des critères</w:t>
-      </w:r>
-      <w:r>
-        <w:t xml:space="preserve"> </w:t>
-      </w:r>
-      <w:r>
-        <w:t xml:space="preserve">différents, la migration portant sur les dossiers actifs à reprendre et les exports sur les</w:t>
-      </w:r>
-      <w:r>
-        <w:t xml:space="preserve"> </w:t>
-      </w:r>
-      <w:r>
-        <w:t xml:space="preserve">opérations disposant d’un budget analytique au moment de l’extraction.</w:t>
+        <w:t xml:space="preserve">chapitre 2 : ce sont deux extractions distinctes, faites à des dates différentes, et les</w:t>
+      </w:r>
+      <w:r>
+        <w:t xml:space="preserve"> </w:t>
+      </w:r>
+      <w:r>
+        <w:t xml:space="preserve">exports de gestion ne portent que les opérations disposant d’un budget analytique au moment</w:t>
+      </w:r>
+      <w:r>
+        <w:t xml:space="preserve"> </w:t>
+      </w:r>
+      <w:r>
+        <w:t xml:space="preserve">de l’extraction.</w:t>
       </w:r>
     </w:p>
     <w:tbl>
@@ -12439,37 +12421,37 @@
         <w:t xml:space="preserve"> </w:t>
       </w:r>
       <w:r>
-        <w:t xml:space="preserve">d’opérations en commercialisation a fortement augmenté sur la période, soutenant le volume</w:t>
-      </w:r>
-      <w:r>
-        <w:t xml:space="preserve"> </w:t>
-      </w:r>
-      <w:r>
-        <w:t xml:space="preserve">total de réservations même lorsque la demande par programme s’effondre. Rapportées</w:t>
-      </w:r>
-      <w:r>
-        <w:t xml:space="preserve"> </w:t>
-      </w:r>
-      <w:r>
-        <w:t xml:space="preserve">au nombre d’opérations actives, les réservations racontent l’inverse. La Figure 5.2 donne</w:t>
-      </w:r>
-      <w:r>
-        <w:t xml:space="preserve"> </w:t>
-      </w:r>
-      <w:r>
-        <w:t xml:space="preserve">cette série d’intensité corrigée ; sa corrélation avec le taux d’intérêt passe à -0,34 et</w:t>
-      </w:r>
-      <w:r>
-        <w:t xml:space="preserve"> </w:t>
-      </w:r>
-      <w:r>
-        <w:t xml:space="preserve">celle avec la confiance des ménages à +0,44. Tout l’axe B repose sur cette correction. Sans elle, j’aurais conclu</w:t>
-      </w:r>
-      <w:r>
-        <w:t xml:space="preserve"> </w:t>
-      </w:r>
-      <w:r>
-        <w:t xml:space="preserve">à l’absence d’effet de la conjoncture, et j’aurais eu tort.</w:t>
+        <w:t xml:space="preserve">d’opérations en commercialisation a fortement augmenté sur la période, soutenant le volume total</w:t>
+      </w:r>
+      <w:r>
+        <w:t xml:space="preserve"> </w:t>
+      </w:r>
+      <w:r>
+        <w:t xml:space="preserve">de réservations même lorsque la demande par programme s’effondre. Rapportées au nombre</w:t>
+      </w:r>
+      <w:r>
+        <w:t xml:space="preserve"> </w:t>
+      </w:r>
+      <w:r>
+        <w:t xml:space="preserve">d’opérations actives, les réservations racontent l’inverse. La Figure 5.2 donne cette série</w:t>
+      </w:r>
+      <w:r>
+        <w:t xml:space="preserve"> </w:t>
+      </w:r>
+      <w:r>
+        <w:t xml:space="preserve">d’intensité corrigée ; sa corrélation avec le taux d’intérêt passe à -0,34 et celle avec la</w:t>
+      </w:r>
+      <w:r>
+        <w:t xml:space="preserve"> </w:t>
+      </w:r>
+      <w:r>
+        <w:t xml:space="preserve">confiance des ménages à +0,44. Tout l’axe B repose sur cette correction. Sans elle, j’aurais</w:t>
+      </w:r>
+      <w:r>
+        <w:t xml:space="preserve"> </w:t>
+      </w:r>
+      <w:r>
+        <w:t xml:space="preserve">conclu à l’absence d’effet de la conjoncture, et j’aurais eu tort.</w:t>
       </w:r>
     </w:p>
     <w:p>
@@ -12574,43 +12556,37 @@
         <w:pStyle w:val="BodyText"/>
       </w:pPr>
       <w:r>
-        <w:t xml:space="preserve">J’ai ensuite évalué Spark comme piste de montée en charge, l’entreprise appartenant à un</w:t>
-      </w:r>
-      <w:r>
-        <w:t xml:space="preserve"> </w:t>
-      </w:r>
-      <w:r>
-        <w:t xml:space="preserve">groupe dont le périmètre de données dépasse largement le sien. Le test aboutit à une</w:t>
-      </w:r>
-      <w:r>
-        <w:t xml:space="preserve"> </w:t>
-      </w:r>
-      <w:r>
-        <w:t xml:space="preserve">conclusion négative, et c’est en cela qu’il est utile. Sur notre volumétrie, 64 788 lignes représentant 9 Mo en mémoire,</w:t>
-      </w:r>
-      <w:r>
-        <w:t xml:space="preserve"> </w:t>
-      </w:r>
-      <w:r>
-        <w:t xml:space="preserve">l’agrégation chronométrée est environ cinquante fois plus lente qu’avec pandas. Le rapport</w:t>
-      </w:r>
-      <w:r>
-        <w:t xml:space="preserve"> </w:t>
-      </w:r>
-      <w:r>
-        <w:t xml:space="preserve">mesuré est de 58, après 24 secondes de démarrage de la machine virtuelle Java ; une</w:t>
-      </w:r>
-      <w:r>
-        <w:t xml:space="preserve"> </w:t>
-      </w:r>
-      <w:r>
-        <w:t xml:space="preserve">exécution antérieure donnait 28. Le chiffre varie donc avec la machine, mais la conclusion</w:t>
-      </w:r>
-      <w:r>
-        <w:t xml:space="preserve"> </w:t>
-      </w:r>
-      <w:r>
-        <w:t xml:space="preserve">non.</w:t>
+        <w:t xml:space="preserve">J’ai ensuite évalué Spark comme piste de montée en charge, l’entreprise appartenant à un groupe</w:t>
+      </w:r>
+      <w:r>
+        <w:t xml:space="preserve"> </w:t>
+      </w:r>
+      <w:r>
+        <w:t xml:space="preserve">dont le périmètre de données dépasse largement le sien. Le test aboutit à une conclusion</w:t>
+      </w:r>
+      <w:r>
+        <w:t xml:space="preserve"> </w:t>
+      </w:r>
+      <w:r>
+        <w:t xml:space="preserve">négative, et c’est en cela qu’il est utile. Sur notre volumétrie, 64 788 lignes représentant 9</w:t>
+      </w:r>
+      <w:r>
+        <w:t xml:space="preserve"> </w:t>
+      </w:r>
+      <w:r>
+        <w:t xml:space="preserve">Mo en mémoire, l’agrégation chronométrée est environ cinquante fois plus lente qu’avec pandas.</w:t>
+      </w:r>
+      <w:r>
+        <w:t xml:space="preserve"> </w:t>
+      </w:r>
+      <w:r>
+        <w:t xml:space="preserve">Le rapport mesuré est de 58, après 24 secondes de démarrage de la machine virtuelle Java ; une</w:t>
+      </w:r>
+      <w:r>
+        <w:t xml:space="preserve"> </w:t>
+      </w:r>
+      <w:r>
+        <w:t xml:space="preserve">exécution antérieure donnait 28. Le chiffre varie donc avec la machine, mais la conclusion non.</w:t>
       </w:r>
     </w:p>
     <w:p>
@@ -12640,7 +12616,7 @@
         <w:pStyle w:val="Heading3"/>
       </w:pPr>
       <w:r>
-        <w:t xml:space="preserve">5.4.3 Axe A — risque de dérive de marge</w:t>
+        <w:t xml:space="preserve">5.4.3 Axe A : risque de dérive de marge</w:t>
       </w:r>
     </w:p>
     <w:p>
@@ -12965,7 +12941,7 @@
         <w:pStyle w:val="Heading3"/>
       </w:pPr>
       <w:r>
-        <w:t xml:space="preserve">5.4.4 Axe B — vitesse d’écoulement</w:t>
+        <w:t xml:space="preserve">5.4.4 Axe B : vitesse d’écoulement</w:t>
       </w:r>
     </w:p>
     <w:p>
@@ -13399,7 +13375,7 @@
         <w:pStyle w:val="Heading3"/>
       </w:pPr>
       <w:r>
-        <w:t xml:space="preserve">5.4.5 Axe C — prix du stock</w:t>
+        <w:t xml:space="preserve">5.4.5 Axe C : prix du stock</w:t>
       </w:r>
     </w:p>
     <w:p>
@@ -13949,25 +13925,25 @@
         <w:t xml:space="preserve">Vue d’ensemble</w:t>
       </w:r>
       <w:r>
-        <w:t xml:space="preserve">, présentée en Figure 5.8, donne la situation en quelques</w:t>
-      </w:r>
-      <w:r>
-        <w:t xml:space="preserve"> </w:t>
-      </w:r>
-      <w:r>
-        <w:t xml:space="preserve">secondes : 147 opérations suivies, dont 10 en alerte et 2 à surveiller parmi les 68</w:t>
-      </w:r>
-      <w:r>
-        <w:t xml:space="preserve"> </w:t>
-      </w:r>
-      <w:r>
-        <w:t xml:space="preserve">opérations en cours suffisamment engagées, les 56 autres étant conformes, 421 lots principaux en stock, un rythme récent</w:t>
-      </w:r>
-      <w:r>
-        <w:t xml:space="preserve"> </w:t>
-      </w:r>
-      <w:r>
-        <w:t xml:space="preserve">de 4,8 réservations par opération et par mois, pour un taux de crédit à 3,11 %.</w:t>
+        <w:t xml:space="preserve">, présentée en Figure 5.8, donne la situation en quelques secondes :</w:t>
+      </w:r>
+      <w:r>
+        <w:t xml:space="preserve"> </w:t>
+      </w:r>
+      <w:r>
+        <w:t xml:space="preserve">147 opérations suivies, dont 10 en alerte et 2 à surveiller parmi les 68 opérations en cours</w:t>
+      </w:r>
+      <w:r>
+        <w:t xml:space="preserve"> </w:t>
+      </w:r>
+      <w:r>
+        <w:t xml:space="preserve">suffisamment engagées, les 56 autres étant conformes, 421 lots principaux en stock, un rythme</w:t>
+      </w:r>
+      <w:r>
+        <w:t xml:space="preserve"> </w:t>
+      </w:r>
+      <w:r>
+        <w:t xml:space="preserve">récent de 4,8 réservations par opération et par mois, pour un taux de crédit à 3,11 %.</w:t>
       </w:r>
     </w:p>
     <w:p>
@@ -16072,31 +16048,31 @@
         <w:t xml:space="preserve"> </w:t>
       </w:r>
       <w:r>
-        <w:t xml:space="preserve">bonne chose ? Sur le reporting juridique, le régime de preuve retenu est la validation par le service</w:t>
-      </w:r>
-      <w:r>
-        <w:t xml:space="preserve"> </w:t>
-      </w:r>
-      <w:r>
-        <w:t xml:space="preserve">demandeur, seul juge de la conformité de la règle appliquée. Sur</w:t>
-      </w:r>
-      <w:r>
-        <w:t xml:space="preserve"> </w:t>
-      </w:r>
-      <w:r>
-        <w:t xml:space="preserve">l’application, chaque page a été vérifiée par un cadre de test automatisé, y compris aux</w:t>
-      </w:r>
-      <w:r>
-        <w:t xml:space="preserve"> </w:t>
-      </w:r>
-      <w:r>
-        <w:t xml:space="preserve">bornes des curseurs et sur les sélections vides, mais c’est le retour de l’entreprise sur le</w:t>
-      </w:r>
-      <w:r>
-        <w:t xml:space="preserve"> </w:t>
-      </w:r>
-      <w:r>
-        <w:t xml:space="preserve">vocabulaire des écrans qui a constitué la véritable recette.</w:t>
+        <w:t xml:space="preserve">bonne chose ? Sur le reporting juridique, le régime de preuve retenu est la validation par le</w:t>
+      </w:r>
+      <w:r>
+        <w:t xml:space="preserve"> </w:t>
+      </w:r>
+      <w:r>
+        <w:t xml:space="preserve">service demandeur, seul juge de la conformité de la règle appliquée. Sur l’application, chaque</w:t>
+      </w:r>
+      <w:r>
+        <w:t xml:space="preserve"> </w:t>
+      </w:r>
+      <w:r>
+        <w:t xml:space="preserve">page a été vérifiée par un cadre de test automatisé, y compris aux bornes des curseurs et sur</w:t>
+      </w:r>
+      <w:r>
+        <w:t xml:space="preserve"> </w:t>
+      </w:r>
+      <w:r>
+        <w:t xml:space="preserve">les sélections vides, mais c’est le retour de l’entreprise sur le vocabulaire des écrans qui a</w:t>
+      </w:r>
+      <w:r>
+        <w:t xml:space="preserve"> </w:t>
+      </w:r>
+      <w:r>
+        <w:t xml:space="preserve">constitué la véritable recette.</w:t>
       </w:r>
     </w:p>
     <w:bookmarkEnd w:id="161"/>
@@ -16667,7 +16643,7 @@
               <w:jc w:val="left"/>
             </w:pPr>
             <w:r>
-              <w:t xml:space="preserve">Opérations immobilières créées dans SPO</w:t>
+              <w:t xml:space="preserve">Opérations créées dans SPO, hors budgets détaillés</w:t>
             </w:r>
           </w:p>
         </w:tc>
@@ -17330,25 +17306,43 @@
         <w:t xml:space="preserve"> </w:t>
       </w:r>
       <w:r>
-        <w:t xml:space="preserve">partiellement. Ce qui a occupé le reste, c’est un travail de traduction, dans les deux sens.</w:t>
-      </w:r>
-      <w:r>
-        <w:t xml:space="preserve"> </w:t>
-      </w:r>
-      <w:r>
-        <w:t xml:space="preserve">Traduire une gêne exprimée par un service en question calculable, d’abord. Traduire ensuite</w:t>
-      </w:r>
-      <w:r>
-        <w:t xml:space="preserve"> </w:t>
-      </w:r>
-      <w:r>
-        <w:t xml:space="preserve">un résultat statistique en information sur laquelle quelqu’un peut décider. Entre ces deux</w:t>
-      </w:r>
-      <w:r>
-        <w:t xml:space="preserve"> </w:t>
-      </w:r>
-      <w:r>
-        <w:t xml:space="preserve">traductions, la modélisation proprement dite occupe une place modeste.</w:t>
+        <w:t xml:space="preserve">partiellement. Le poste que j’ai réellement occupé se rapproche davantage de celui de</w:t>
+      </w:r>
+      <w:r>
+        <w:t xml:space="preserve"> </w:t>
+      </w:r>
+      <w:r>
+        <w:t xml:space="preserve">gestionnaire d’applications tel que le décrivent les référentiels métier [1] : comprendre les</w:t>
+      </w:r>
+      <w:r>
+        <w:t xml:space="preserve"> </w:t>
+      </w:r>
+      <w:r>
+        <w:t xml:space="preserve">outils, les données qu’ils produisent et les besoins de ceux qui s’en servent. Ce qui a occupé</w:t>
+      </w:r>
+      <w:r>
+        <w:t xml:space="preserve"> </w:t>
+      </w:r>
+      <w:r>
+        <w:t xml:space="preserve">le reste, c’est un travail de traduction, dans les deux sens. Traduire une gêne exprimée par un</w:t>
+      </w:r>
+      <w:r>
+        <w:t xml:space="preserve"> </w:t>
+      </w:r>
+      <w:r>
+        <w:t xml:space="preserve">service en question calculable, d’abord. Traduire ensuite un résultat statistique en information</w:t>
+      </w:r>
+      <w:r>
+        <w:t xml:space="preserve"> </w:t>
+      </w:r>
+      <w:r>
+        <w:t xml:space="preserve">sur laquelle quelqu’un peut décider. Entre ces deux traductions, la modélisation proprement dite</w:t>
+      </w:r>
+      <w:r>
+        <w:t xml:space="preserve"> </w:t>
+      </w:r>
+      <w:r>
+        <w:t xml:space="preserve">occupe une place modeste.</w:t>
       </w:r>
     </w:p>
     <w:p>
@@ -18999,13 +18993,13 @@
         <w:t xml:space="preserve"> </w:t>
       </w:r>
       <w:r>
-        <w:t xml:space="preserve">[En ligne].</w:t>
-      </w:r>
-      <w:r>
-        <w:t xml:space="preserve"> </w:t>
-      </w:r>
-      <w:r>
-        <w:t xml:space="preserve">Disponible sur :</w:t>
+        <w:t xml:space="preserve">[En ligne]. Disponible</w:t>
+      </w:r>
+      <w:r>
+        <w:t xml:space="preserve"> </w:t>
+      </w:r>
+      <w:r>
+        <w:t xml:space="preserve">sur :</w:t>
       </w:r>
       <w:r>
         <w:t xml:space="preserve"> </w:t>
@@ -19037,7 +19031,7 @@
           <w:iCs/>
           <w:i/>
         </w:rPr>
-        <w:t xml:space="preserve">Documentation de l’API et site officiel de l’éditeur de</w:t>
+        <w:t xml:space="preserve">Site officiel de l’éditeur de la solution SPO et</w:t>
       </w:r>
       <w:r>
         <w:rPr>
@@ -19051,7 +19045,7 @@
           <w:iCs/>
           <w:i/>
         </w:rPr>
-        <w:t xml:space="preserve">la solution SPO.</w:t>
+        <w:t xml:space="preserve">documentation technique de son API.</w:t>
       </w:r>
       <w:r>
         <w:t xml:space="preserve"> </w:t>
